--- a/02-unity-basics/homework.docx
+++ b/02-unity-basics/homework.docx
@@ -637,7 +637,15 @@
           <w:kern w:val="0"/>
           <w:rtl/>
         </w:rPr>
-        <w:t>,</w:t>
+        <w:t xml:space="preserve"> (מערכת הקלט החדשה)</w:t>
+      </w:r>
+      <w:r>
+        <w:rPr>
+          <w:rFonts w:asciiTheme="minorBidi" w:hAnsiTheme="minorBidi" w:cs="David"/>
+          <w:color w:val="00B050"/>
+          <w:kern w:val="0"/>
+        </w:rPr>
+        <w:t xml:space="preserve"> </w:t>
       </w:r>
       <w:r>
         <w:rPr>
@@ -646,7 +654,7 @@
           <w:kern w:val="0"/>
           <w:rtl/>
         </w:rPr>
-        <w:t xml:space="preserve"> כמו שלמדנו בשיעור</w:t>
+        <w:t>כמו שלמדנו בשיעור</w:t>
       </w:r>
       <w:r>
         <w:rPr>
@@ -1207,6 +1215,7 @@
           <w:rFonts w:ascii="David" w:hAnsi="David" w:cs="David"/>
           <w:rtl/>
         </w:rPr>
+        <w:lastRenderedPageBreak/>
         <w:t>הדגימו את הרכיב שלכם על כמה עצמים</w:t>
       </w:r>
       <w:r>
@@ -1237,7 +1246,6 @@
           <w:rFonts w:ascii="David" w:hAnsi="David" w:cs="David"/>
           <w:rtl/>
         </w:rPr>
-        <w:lastRenderedPageBreak/>
         <w:t xml:space="preserve">2. </w:t>
       </w:r>
       <w:r>
@@ -2038,21 +2046,7 @@
             <w:rStyle w:val="Hyperlink"/>
             <w:rFonts w:cs="David"/>
           </w:rPr>
-          <w:t>https://docs.unity3d.com/Manual/class-Cam</w:t>
-        </w:r>
-        <w:r>
-          <w:rPr>
-            <w:rStyle w:val="Hyperlink"/>
-            <w:rFonts w:cs="David"/>
-          </w:rPr>
-          <w:t>e</w:t>
-        </w:r>
-        <w:r>
-          <w:rPr>
-            <w:rStyle w:val="Hyperlink"/>
-            <w:rFonts w:cs="David"/>
-          </w:rPr>
-          <w:t>ra.html</w:t>
+          <w:t>https://docs.unity3d.com/Manual/class-Camera.html</w:t>
         </w:r>
       </w:hyperlink>
       <w:r>
@@ -2556,16 +2550,6 @@
         </w:rPr>
         <w:t>.</w:t>
       </w:r>
-    </w:p>
-    <w:p>
-      <w:pPr>
-        <w:pStyle w:val="BodyText"/>
-        <w:rPr>
-          <w:rFonts w:ascii="David" w:hAnsi="David" w:cs="David"/>
-          <w:color w:val="00B050"/>
-          <w:rtl/>
-        </w:rPr>
-      </w:pPr>
     </w:p>
     <w:sectPr>
       <w:headerReference w:type="default" r:id="rId11"/>

--- a/02-unity-basics/homework.docx
+++ b/02-unity-basics/homework.docx
@@ -21,39 +21,437 @@
           <w:rFonts w:ascii="David" w:hAnsi="David" w:cs="David" w:hint="cs"/>
           <w:rtl/>
         </w:rPr>
-        <w:t xml:space="preserve"> שבועית</w:t>
+        <w:t xml:space="preserve"> </w:t>
+      </w:r>
+      <w:r>
+        <w:rPr>
+          <w:rFonts w:ascii="David" w:hAnsi="David" w:cs="David" w:hint="cs"/>
+          <w:rtl/>
+        </w:rPr>
+        <w:t xml:space="preserve">2 </w:t>
       </w:r>
       <w:r>
         <w:rPr>
           <w:rFonts w:ascii="David" w:hAnsi="David" w:cs="David"/>
           <w:rtl/>
         </w:rPr>
-        <w:t xml:space="preserve"> – מבוא ליוניטי </w:t>
+        <w:t>–</w:t>
+      </w:r>
+      <w:r>
+        <w:rPr>
+          <w:rFonts w:ascii="David" w:hAnsi="David" w:cs="David" w:hint="cs"/>
+          <w:rtl/>
+        </w:rPr>
+        <w:t xml:space="preserve"> חלק א:</w:t>
+      </w:r>
+      <w:r>
+        <w:rPr>
+          <w:rFonts w:ascii="David" w:hAnsi="David" w:cs="David"/>
+          <w:rtl/>
+        </w:rPr>
+        <w:t xml:space="preserve"> מבוא ליוניטי </w:t>
+      </w:r>
+      <w:r>
+        <w:rPr>
+          <w:rFonts w:ascii="David" w:hAnsi="David" w:cs="David" w:hint="cs"/>
+          <w:rtl/>
+        </w:rPr>
+        <w:t>ועבודה עם גיטהאב</w:t>
       </w:r>
     </w:p>
     <w:p>
       <w:pPr>
+        <w:rPr>
+          <w:rFonts w:cs="David"/>
+          <w:rtl/>
+        </w:rPr>
+      </w:pPr>
+      <w:r>
+        <w:rPr>
+          <w:rFonts w:hint="cs"/>
+          <w:rtl/>
+        </w:rPr>
+        <w:t>1</w:t>
+      </w:r>
+      <w:r>
+        <w:rPr>
+          <w:rFonts w:cs="David" w:hint="cs"/>
+          <w:rtl/>
+        </w:rPr>
+        <w:t>. קראו כאן:</w:t>
+      </w:r>
+      <w:r>
+        <w:rPr>
+          <w:rFonts w:cs="David" w:hint="cs"/>
+        </w:rPr>
+        <w:t xml:space="preserve"> </w:t>
+      </w:r>
+      <w:hyperlink r:id="rId8" w:history="1">
+        <w:r>
+          <w:rPr>
+            <w:rStyle w:val="Hyperlink"/>
+            <w:rFonts w:cs="David"/>
+          </w:rPr>
+          <w:t>https://docs.unity3d.com/Manual/class-Camera.html</w:t>
+        </w:r>
+      </w:hyperlink>
+      <w:r>
+        <w:rPr>
+          <w:rFonts w:cs="David" w:hint="cs"/>
+          <w:rtl/>
+        </w:rPr>
+        <w:t xml:space="preserve"> על מצלמות ביוניטי.</w:t>
+      </w:r>
+      <w:r>
+        <w:rPr>
+          <w:rFonts w:cs="David" w:hint="cs"/>
+          <w:rtl/>
+        </w:rPr>
+        <w:t xml:space="preserve"> בנו משחק</w:t>
+      </w:r>
+      <w:r>
+        <w:rPr>
+          <w:rFonts w:cs="David" w:hint="cs"/>
+          <w:rtl/>
+        </w:rPr>
+        <w:t>ון</w:t>
+      </w:r>
+      <w:r>
+        <w:rPr>
+          <w:rFonts w:cs="David" w:hint="cs"/>
+          <w:rtl/>
+        </w:rPr>
+        <w:t xml:space="preserve"> </w:t>
+      </w:r>
+      <w:r>
+        <w:rPr>
+          <w:rFonts w:cs="David" w:hint="cs"/>
+          <w:rtl/>
+        </w:rPr>
+        <w:t xml:space="preserve">שבו השחקן יכול לזוז בעולם דו-ממדי בעזרת מקשי </w:t>
+      </w:r>
+      <w:r>
+        <w:rPr>
+          <w:rFonts w:cs="David" w:hint="cs"/>
+          <w:rtl/>
+        </w:rPr>
+        <w:t>החיצים</w:t>
+      </w:r>
+      <w:r>
+        <w:rPr>
+          <w:rFonts w:cs="David" w:hint="cs"/>
+          <w:rtl/>
+        </w:rPr>
+        <w:t xml:space="preserve">, ובמקביל הוא רואה את המיקום שלו על מפה קטנה </w:t>
+      </w:r>
+      <w:r>
+        <w:rPr>
+          <w:rFonts w:cs="David" w:hint="cs"/>
+          <w:rtl/>
+        </w:rPr>
+        <w:t>(</w:t>
+      </w:r>
+      <w:r>
+        <w:rPr>
+          <w:rFonts w:cs="David"/>
+        </w:rPr>
+        <w:t>mini-map</w:t>
+      </w:r>
+      <w:r>
+        <w:rPr>
+          <w:rFonts w:cs="David" w:hint="cs"/>
+          <w:rtl/>
+        </w:rPr>
+        <w:t xml:space="preserve">) </w:t>
+      </w:r>
+      <w:r>
+        <w:rPr>
+          <w:rFonts w:cs="David" w:hint="cs"/>
+          <w:rtl/>
+        </w:rPr>
+        <w:t>בצד ימין למעלה.</w:t>
+      </w:r>
+      <w:r>
+        <w:rPr>
+          <w:rFonts w:cs="David" w:hint="cs"/>
+          <w:rtl/>
+        </w:rPr>
+        <w:t xml:space="preserve"> תוכן המשחק </w:t>
+      </w:r>
+      <w:r>
+        <w:rPr>
+          <w:rFonts w:cs="David"/>
+          <w:rtl/>
+        </w:rPr>
+        <w:t>–</w:t>
+      </w:r>
+      <w:r>
+        <w:rPr>
+          <w:rFonts w:cs="David" w:hint="cs"/>
+          <w:rtl/>
+        </w:rPr>
+        <w:t xml:space="preserve"> לשיקולכם. אפשר להיות יצירתיים.</w:t>
+      </w:r>
+    </w:p>
+    <w:p>
+      <w:pPr>
+        <w:rPr>
+          <w:rFonts w:cs="David"/>
+          <w:rtl/>
+        </w:rPr>
+      </w:pPr>
+    </w:p>
+    <w:p>
+      <w:pPr>
         <w:pStyle w:val="BodyText"/>
         <w:rPr>
-          <w:rFonts w:asciiTheme="minorBidi" w:hAnsiTheme="minorBidi" w:cs="David"/>
-          <w:kern w:val="0"/>
-        </w:rPr>
-      </w:pPr>
-      <w:r>
-        <w:rPr>
-          <w:rFonts w:asciiTheme="minorBidi" w:hAnsiTheme="minorBidi" w:cs="David"/>
-          <w:kern w:val="0"/>
-          <w:rtl/>
-        </w:rPr>
-        <w:t>השאלות במטלה זו נועדו לעזור לכם להרחיב את הידע שלכם בנושאים שנלמדו בהרצא</w:t>
-      </w:r>
-      <w:r>
-        <w:rPr>
-          <w:rFonts w:asciiTheme="minorBidi" w:hAnsiTheme="minorBidi" w:cs="David" w:hint="cs"/>
-          <w:kern w:val="0"/>
-          <w:rtl/>
-        </w:rPr>
-        <w:t xml:space="preserve">ה. </w:t>
+          <w:rFonts w:cs="David"/>
+          <w:rtl/>
+        </w:rPr>
+      </w:pPr>
+      <w:r>
+        <w:rPr>
+          <w:rFonts w:cs="David" w:hint="cs"/>
+          <w:rtl/>
+        </w:rPr>
+        <w:t>2</w:t>
+      </w:r>
+      <w:r>
+        <w:rPr>
+          <w:rFonts w:cs="David" w:hint="cs"/>
+          <w:rtl/>
+        </w:rPr>
+        <w:t xml:space="preserve">. </w:t>
+      </w:r>
+      <w:proofErr w:type="spellStart"/>
+      <w:r>
+        <w:rPr>
+          <w:rFonts w:cs="David" w:hint="cs"/>
+          <w:rtl/>
+        </w:rPr>
+        <w:t>בטאב</w:t>
+      </w:r>
+      <w:proofErr w:type="spellEnd"/>
+      <w:r>
+        <w:rPr>
+          <w:rFonts w:cs="David" w:hint="cs"/>
+          <w:rtl/>
+        </w:rPr>
+        <w:t xml:space="preserve"> ה"</w:t>
+      </w:r>
+      <w:r>
+        <w:rPr>
+          <w:rFonts w:cs="David"/>
+        </w:rPr>
+        <w:t>Simulator</w:t>
+      </w:r>
+      <w:r>
+        <w:rPr>
+          <w:rFonts w:cs="David" w:hint="cs"/>
+          <w:rtl/>
+        </w:rPr>
+        <w:t xml:space="preserve">" של עורך יוניטי, אפשר ללחוץ על הכפתור </w:t>
+      </w:r>
+      <w:r>
+        <w:rPr>
+          <w:rFonts w:cs="David"/>
+        </w:rPr>
+        <w:t>Rotate</w:t>
+      </w:r>
+      <w:r>
+        <w:rPr>
+          <w:rFonts w:cs="David" w:hint="cs"/>
+          <w:rtl/>
+        </w:rPr>
+        <w:t xml:space="preserve"> כדי לסובב את הסימולטור, וכך לדמות מצב שהשחקן מסובב את הטלפון שלו ממצב אופקי לאנכי ולהיפך. שימו לב, שכאשר אתם מסובבים את הסימולטור למצב אנכי, כל העצמים בסצנה נראים גדולים יותר. </w:t>
+      </w:r>
+    </w:p>
+    <w:p>
+      <w:pPr>
+        <w:pStyle w:val="BodyText"/>
+        <w:numPr>
+          <w:ilvl w:val="0"/>
+          <w:numId w:val="6"/>
+        </w:numPr>
+        <w:rPr>
+          <w:rFonts w:cs="David"/>
+        </w:rPr>
+      </w:pPr>
+      <w:r>
+        <w:rPr>
+          <w:rFonts w:cs="David" w:hint="cs"/>
+          <w:rtl/>
+        </w:rPr>
+        <w:t xml:space="preserve">א. </w:t>
+      </w:r>
+      <w:r>
+        <w:rPr>
+          <w:rFonts w:cs="David" w:hint="cs"/>
+          <w:rtl/>
+        </w:rPr>
+        <w:t>הסבירו מדוע (רמז:</w:t>
+      </w:r>
+      <w:r>
+        <w:rPr>
+          <w:rFonts w:cs="David"/>
+        </w:rPr>
+        <w:t xml:space="preserve"> </w:t>
+      </w:r>
+      <w:r>
+        <w:rPr>
+          <w:rFonts w:cs="David" w:hint="cs"/>
+          <w:rtl/>
+        </w:rPr>
+        <w:t xml:space="preserve">זה קשור לתכונה </w:t>
+      </w:r>
+      <w:r>
+        <w:rPr>
+          <w:rFonts w:cs="David"/>
+        </w:rPr>
+        <w:t>Size</w:t>
+      </w:r>
+      <w:r>
+        <w:rPr>
+          <w:rFonts w:cs="David" w:hint="cs"/>
+          <w:rtl/>
+        </w:rPr>
+        <w:t xml:space="preserve"> של המצלמה). </w:t>
+      </w:r>
+    </w:p>
+    <w:p>
+      <w:pPr>
+        <w:pStyle w:val="BodyText"/>
+        <w:numPr>
+          <w:ilvl w:val="0"/>
+          <w:numId w:val="6"/>
+        </w:numPr>
+        <w:rPr>
+          <w:rFonts w:cs="David"/>
+        </w:rPr>
+      </w:pPr>
+      <w:r>
+        <w:rPr>
+          <w:rFonts w:cs="David" w:hint="cs"/>
+          <w:rtl/>
+        </w:rPr>
+        <w:t>ב. כתבו רכיב שיפתור את הבעיה</w:t>
+      </w:r>
+      <w:r>
+        <w:rPr>
+          <w:rFonts w:cs="David" w:hint="cs"/>
+          <w:rtl/>
+        </w:rPr>
+        <w:t>, ויוודא שכל העצמים ייראו באותו גודל כשמסובבים את הטלפון</w:t>
+      </w:r>
+      <w:r>
+        <w:rPr>
+          <w:rFonts w:cs="David" w:hint="cs"/>
+          <w:rtl/>
+        </w:rPr>
+        <w:t xml:space="preserve"> (רמז:</w:t>
+      </w:r>
+      <w:r>
+        <w:rPr>
+          <w:rFonts w:cs="David"/>
+        </w:rPr>
+        <w:t xml:space="preserve"> </w:t>
+      </w:r>
+      <w:r>
+        <w:rPr>
+          <w:rFonts w:cs="David" w:hint="cs"/>
+          <w:rtl/>
+        </w:rPr>
+        <w:t>כתבו סקריפט שמשנה את ה</w:t>
+      </w:r>
+      <w:r>
+        <w:rPr>
+          <w:rFonts w:cs="David" w:hint="cs"/>
+          <w:rtl/>
+        </w:rPr>
+        <w:t>שדה</w:t>
+      </w:r>
+      <w:r>
+        <w:rPr>
+          <w:rFonts w:cs="David" w:hint="cs"/>
+          <w:rtl/>
+        </w:rPr>
+        <w:t xml:space="preserve"> </w:t>
+      </w:r>
+      <w:proofErr w:type="spellStart"/>
+      <w:r>
+        <w:rPr>
+          <w:rFonts w:cs="David"/>
+        </w:rPr>
+        <w:t>orthographicSize</w:t>
+      </w:r>
+      <w:proofErr w:type="spellEnd"/>
+      <w:r>
+        <w:rPr>
+          <w:rFonts w:cs="David"/>
+        </w:rPr>
+        <w:t xml:space="preserve"> </w:t>
+      </w:r>
+      <w:r>
+        <w:rPr>
+          <w:rFonts w:cs="David" w:hint="cs"/>
+          <w:rtl/>
+        </w:rPr>
+        <w:t xml:space="preserve"> של המצלמה</w:t>
+      </w:r>
+      <w:r>
+        <w:rPr>
+          <w:rFonts w:cs="David" w:hint="cs"/>
+          <w:rtl/>
+        </w:rPr>
+        <w:t>. אין לשנות את שאר העצמים</w:t>
+      </w:r>
+      <w:r>
+        <w:rPr>
+          <w:rFonts w:cs="David" w:hint="cs"/>
+          <w:rtl/>
+        </w:rPr>
+        <w:t xml:space="preserve"> במשחק</w:t>
+      </w:r>
+      <w:r>
+        <w:rPr>
+          <w:rFonts w:cs="David" w:hint="cs"/>
+          <w:rtl/>
+        </w:rPr>
+        <w:t>).</w:t>
+      </w:r>
+    </w:p>
+    <w:p>
+      <w:pPr>
+        <w:pStyle w:val="BodyText"/>
+        <w:rPr>
+          <w:rFonts w:ascii="David" w:hAnsi="David" w:cs="David"/>
+          <w:b/>
+          <w:bCs/>
+          <w:color w:val="00B050"/>
+          <w:rtl/>
+        </w:rPr>
+      </w:pPr>
+    </w:p>
+    <w:p>
+      <w:pPr>
+        <w:pStyle w:val="BodyText"/>
+        <w:rPr>
+          <w:rFonts w:ascii="David" w:hAnsi="David" w:cs="David"/>
+          <w:b/>
+          <w:bCs/>
+          <w:color w:val="00B050"/>
+          <w:rtl/>
+        </w:rPr>
+      </w:pPr>
+      <w:r>
+        <w:rPr>
+          <w:rFonts w:ascii="David" w:hAnsi="David" w:cs="David" w:hint="cs"/>
+          <w:b/>
+          <w:bCs/>
+          <w:color w:val="00B050"/>
+          <w:rtl/>
+        </w:rPr>
+        <w:t>הנחיות כתיבת קוד:</w:t>
       </w:r>
     </w:p>
     <w:p>
@@ -65,150 +463,18 @@
         </w:numPr>
         <w:rPr>
           <w:rFonts w:asciiTheme="minorBidi" w:hAnsiTheme="minorBidi" w:cs="David"/>
+          <w:color w:val="00B050"/>
           <w:kern w:val="0"/>
         </w:rPr>
       </w:pPr>
       <w:r>
         <w:rPr>
           <w:rFonts w:asciiTheme="minorBidi" w:hAnsiTheme="minorBidi" w:cs="David" w:hint="cs"/>
+          <w:color w:val="00B050"/>
           <w:kern w:val="0"/>
           <w:rtl/>
         </w:rPr>
-        <w:t xml:space="preserve">יש להעלות את קוד-המקור </w:t>
-      </w:r>
-      <w:r>
-        <w:rPr>
-          <w:rFonts w:asciiTheme="minorBidi" w:hAnsiTheme="minorBidi" w:cs="David" w:hint="cs"/>
-          <w:kern w:val="0"/>
-          <w:rtl/>
-        </w:rPr>
-        <w:t xml:space="preserve">לגיטהאב של </w:t>
-      </w:r>
-      <w:r>
-        <w:rPr>
-          <w:rFonts w:asciiTheme="minorBidi" w:hAnsiTheme="minorBidi" w:cs="David" w:hint="cs"/>
-          <w:kern w:val="0"/>
-          <w:rtl/>
-        </w:rPr>
-        <w:t>ה"אירגון" (</w:t>
-      </w:r>
-      <w:r>
-        <w:rPr>
-          <w:rFonts w:asciiTheme="minorBidi" w:hAnsiTheme="minorBidi" w:cs="David"/>
-          <w:kern w:val="0"/>
-        </w:rPr>
-        <w:t>organization</w:t>
-      </w:r>
-      <w:r>
-        <w:rPr>
-          <w:rFonts w:asciiTheme="minorBidi" w:hAnsiTheme="minorBidi" w:cs="David" w:hint="cs"/>
-          <w:kern w:val="0"/>
-          <w:rtl/>
-        </w:rPr>
-        <w:t>) שפתחתם עבור הצוות</w:t>
-      </w:r>
-      <w:r>
-        <w:rPr>
-          <w:rFonts w:asciiTheme="minorBidi" w:hAnsiTheme="minorBidi" w:cs="David" w:hint="cs"/>
-          <w:kern w:val="0"/>
-          <w:rtl/>
-        </w:rPr>
-        <w:t>.</w:t>
-      </w:r>
-      <w:r>
-        <w:rPr>
-          <w:rFonts w:asciiTheme="minorBidi" w:hAnsiTheme="minorBidi" w:cs="David" w:hint="cs"/>
-          <w:kern w:val="0"/>
-          <w:rtl/>
-        </w:rPr>
-        <w:t xml:space="preserve"> היעזרו </w:t>
-      </w:r>
-      <w:r>
-        <w:rPr>
-          <w:rFonts w:asciiTheme="minorBidi" w:hAnsiTheme="minorBidi" w:cs="David" w:hint="cs"/>
-          <w:kern w:val="0"/>
-          <w:rtl/>
-        </w:rPr>
-        <w:t xml:space="preserve">בקובץ </w:t>
-      </w:r>
-      <w:r>
-        <w:rPr>
-          <w:rFonts w:asciiTheme="minorBidi" w:hAnsiTheme="minorBidi" w:cs="David" w:hint="cs"/>
-          <w:kern w:val="0"/>
-          <w:rtl/>
-        </w:rPr>
-        <w:t>ששמו "</w:t>
-      </w:r>
-      <w:r>
-        <w:rPr>
-          <w:rFonts w:asciiTheme="minorBidi" w:hAnsiTheme="minorBidi" w:cs="David"/>
-          <w:kern w:val="0"/>
-        </w:rPr>
-        <w:t>4-github-and-unity</w:t>
-      </w:r>
-      <w:r>
-        <w:rPr>
-          <w:rFonts w:asciiTheme="minorBidi" w:hAnsiTheme="minorBidi" w:cs="David" w:hint="cs"/>
-          <w:kern w:val="0"/>
-          <w:rtl/>
-        </w:rPr>
-        <w:t>"</w:t>
-      </w:r>
-      <w:r>
-        <w:rPr>
-          <w:rFonts w:asciiTheme="minorBidi" w:hAnsiTheme="minorBidi" w:cs="David" w:hint="cs"/>
-          <w:kern w:val="0"/>
-          <w:rtl/>
-        </w:rPr>
-        <w:t xml:space="preserve"> </w:t>
-      </w:r>
-      <w:r>
-        <w:rPr>
-          <w:rFonts w:asciiTheme="minorBidi" w:hAnsiTheme="minorBidi" w:cs="David" w:hint="cs"/>
-          <w:kern w:val="0"/>
-          <w:rtl/>
-        </w:rPr>
-        <w:t>בתיקיה של השבוע הנוכחי בקורס</w:t>
-      </w:r>
-      <w:r>
-        <w:rPr>
-          <w:rFonts w:asciiTheme="minorBidi" w:hAnsiTheme="minorBidi" w:cs="David" w:hint="cs"/>
-          <w:kern w:val="0"/>
-          <w:rtl/>
-        </w:rPr>
-        <w:t xml:space="preserve">, </w:t>
-      </w:r>
-      <w:r>
-        <w:rPr>
-          <w:rFonts w:asciiTheme="minorBidi" w:hAnsiTheme="minorBidi" w:cs="David" w:hint="cs"/>
-          <w:kern w:val="0"/>
-          <w:rtl/>
-        </w:rPr>
-        <w:t>כדי לעלות את הפרויקט</w:t>
-      </w:r>
-      <w:r>
-        <w:rPr>
-          <w:rFonts w:asciiTheme="minorBidi" w:hAnsiTheme="minorBidi" w:cs="David"/>
-          <w:kern w:val="0"/>
-          <w:rtl/>
-        </w:rPr>
-        <w:t xml:space="preserve"> </w:t>
-      </w:r>
-      <w:r>
-        <w:rPr>
-          <w:rFonts w:asciiTheme="minorBidi" w:hAnsiTheme="minorBidi" w:cs="David" w:hint="cs"/>
-          <w:kern w:val="0"/>
-          <w:rtl/>
-        </w:rPr>
-        <w:t>שבניתם בצורה יעילה ובלי קבצים מיותרים.</w:t>
-      </w:r>
-      <w:r>
-        <w:rPr>
-          <w:rFonts w:asciiTheme="minorBidi" w:hAnsiTheme="minorBidi" w:cs="David" w:hint="cs"/>
-          <w:kern w:val="0"/>
-          <w:rtl/>
-        </w:rPr>
-        <w:t xml:space="preserve"> </w:t>
+        <w:t xml:space="preserve">יש לכתוב קוד קריא, מתועד ובלי מספרי קסם, כמו שלמדתם בקורסים קודמים. </w:t>
       </w:r>
     </w:p>
     <w:p>
@@ -219,49 +485,84 @@
           <w:numId w:val="3"/>
         </w:numPr>
         <w:rPr>
+          <w:rFonts w:ascii="David" w:hAnsi="David" w:cs="David"/>
+          <w:b/>
+          <w:bCs/>
+          <w:color w:val="00B050"/>
+        </w:rPr>
+      </w:pPr>
+      <w:r>
+        <w:rPr>
+          <w:rFonts w:asciiTheme="minorBidi" w:hAnsiTheme="minorBidi" w:cs="David" w:hint="cs"/>
+          <w:color w:val="00B050"/>
+          <w:kern w:val="0"/>
+          <w:rtl/>
+        </w:rPr>
+        <w:t xml:space="preserve">השתמשו </w:t>
+      </w:r>
+      <w:r>
+        <w:rPr>
+          <w:rFonts w:asciiTheme="minorBidi" w:hAnsiTheme="minorBidi" w:cs="David" w:hint="cs"/>
+          <w:color w:val="00B050"/>
+          <w:kern w:val="0"/>
+          <w:rtl/>
+        </w:rPr>
+        <w:t>ב-</w:t>
+      </w:r>
+      <w:proofErr w:type="spellStart"/>
+      <w:r>
+        <w:rPr>
           <w:rFonts w:asciiTheme="minorBidi" w:hAnsiTheme="minorBidi" w:cs="David"/>
+          <w:color w:val="00B050"/>
           <w:kern w:val="0"/>
         </w:rPr>
-      </w:pPr>
+        <w:t>SerializeField</w:t>
+      </w:r>
+      <w:proofErr w:type="spellEnd"/>
       <w:r>
         <w:rPr>
           <w:rFonts w:asciiTheme="minorBidi" w:hAnsiTheme="minorBidi" w:cs="David" w:hint="cs"/>
+          <w:color w:val="00B050"/>
           <w:kern w:val="0"/>
           <w:rtl/>
         </w:rPr>
-        <w:t xml:space="preserve">יש לוודא שכל חברי הצוות יכולים לעבוד עם המאגר בגיטהאב </w:t>
-      </w:r>
+        <w:t xml:space="preserve">  ובפעולות קלט </w:t>
+      </w:r>
+      <w:proofErr w:type="spellStart"/>
       <w:r>
         <w:rPr>
           <w:rFonts w:asciiTheme="minorBidi" w:hAnsiTheme="minorBidi" w:cs="David"/>
+          <w:color w:val="00B050"/>
           <w:kern w:val="0"/>
-          <w:rtl/>
-        </w:rPr>
-        <w:t>–</w:t>
-      </w:r>
+        </w:rPr>
+        <w:t>InputAction</w:t>
+      </w:r>
+      <w:proofErr w:type="spellEnd"/>
       <w:r>
         <w:rPr>
           <w:rFonts w:asciiTheme="minorBidi" w:hAnsiTheme="minorBidi" w:cs="David" w:hint="cs"/>
+          <w:color w:val="00B050"/>
           <w:kern w:val="0"/>
           <w:rtl/>
         </w:rPr>
-        <w:t xml:space="preserve"> להוריד אותו, לבצע שינויים, ולהגיש (</w:t>
+        <w:t xml:space="preserve"> (מערכת קלט חדשה)</w:t>
+      </w:r>
+      <w:r>
+        <w:rPr>
+          <w:rFonts w:asciiTheme="minorBidi" w:hAnsiTheme="minorBidi" w:cs="David"/>
+          <w:color w:val="00B050"/>
+          <w:kern w:val="0"/>
+        </w:rPr>
+        <w:t xml:space="preserve"> </w:t>
       </w:r>
       <w:r>
         <w:rPr>
           <w:rFonts w:asciiTheme="minorBidi" w:hAnsiTheme="minorBidi" w:cs="David" w:hint="cs"/>
+          <w:color w:val="00B050"/>
           <w:kern w:val="0"/>
           <w:rtl/>
         </w:rPr>
-        <w:t>בהיסטוריה</w:t>
-      </w:r>
-      <w:r>
-        <w:rPr>
-          <w:rFonts w:asciiTheme="minorBidi" w:hAnsiTheme="minorBidi" w:cs="David" w:hint="cs"/>
-          <w:kern w:val="0"/>
-          <w:rtl/>
-        </w:rPr>
-        <w:t xml:space="preserve"> של המאגר בגיטהאב, נבדוק שיש הגשות של כל חברי הצוות).</w:t>
+        <w:t>כמו שלמדנו בשיעור.</w:t>
       </w:r>
     </w:p>
     <w:p>
@@ -272,40 +573,104 @@
           <w:numId w:val="3"/>
         </w:numPr>
         <w:rPr>
-          <w:rFonts w:asciiTheme="minorBidi" w:hAnsiTheme="minorBidi" w:cs="David"/>
-          <w:kern w:val="0"/>
-        </w:rPr>
-      </w:pPr>
-      <w:r>
-        <w:rPr>
-          <w:rFonts w:asciiTheme="minorBidi" w:hAnsiTheme="minorBidi" w:cs="David" w:hint="cs"/>
-          <w:kern w:val="0"/>
-          <w:rtl/>
-        </w:rPr>
-        <w:t xml:space="preserve">יש </w:t>
-      </w:r>
-      <w:r>
-        <w:rPr>
-          <w:rFonts w:asciiTheme="minorBidi" w:hAnsiTheme="minorBidi" w:cs="David" w:hint="cs"/>
-          <w:kern w:val="0"/>
-          <w:rtl/>
-        </w:rPr>
-        <w:t xml:space="preserve">להעלות את המשחקים עצמם לחשבון של הצוות, שתפתחו באתר </w:t>
-      </w:r>
-      <w:r>
-        <w:rPr>
-          <w:rFonts w:asciiTheme="minorBidi" w:hAnsiTheme="minorBidi" w:cs="David"/>
-          <w:kern w:val="0"/>
-        </w:rPr>
-        <w:t>itch.io</w:t>
-      </w:r>
-      <w:r>
-        <w:rPr>
-          <w:rFonts w:asciiTheme="minorBidi" w:hAnsiTheme="minorBidi" w:cs="David" w:hint="cs"/>
-          <w:kern w:val="0"/>
-          <w:rtl/>
-        </w:rPr>
-        <w:t>.</w:t>
+          <w:rFonts w:ascii="David" w:hAnsi="David" w:cs="David"/>
+          <w:color w:val="00B050"/>
+          <w:rtl/>
+        </w:rPr>
+      </w:pPr>
+      <w:r>
+        <w:rPr>
+          <w:rFonts w:ascii="David" w:hAnsi="David" w:cs="David" w:hint="cs"/>
+          <w:color w:val="00B050"/>
+          <w:rtl/>
+        </w:rPr>
+        <w:t>הקפיד</w:t>
+      </w:r>
+      <w:r>
+        <w:rPr>
+          <w:rFonts w:ascii="David" w:hAnsi="David" w:cs="David" w:hint="cs"/>
+          <w:color w:val="00B050"/>
+          <w:rtl/>
+        </w:rPr>
+        <w:t>ו על סידור הקבצים בפרויקט לפי תיקיות ותת-תיקיות</w:t>
+      </w:r>
+      <w:r>
+        <w:rPr>
+          <w:rFonts w:ascii="David" w:hAnsi="David" w:cs="David" w:hint="cs"/>
+          <w:color w:val="00B050"/>
+          <w:rtl/>
+        </w:rPr>
+        <w:t xml:space="preserve"> (</w:t>
+      </w:r>
+      <w:proofErr w:type="spellStart"/>
+      <w:r>
+        <w:rPr>
+          <w:rFonts w:ascii="David" w:hAnsi="David" w:cs="David"/>
+          <w:color w:val="00B050"/>
+        </w:rPr>
+        <w:t>Assest</w:t>
+      </w:r>
+      <w:proofErr w:type="spellEnd"/>
+      <w:r>
+        <w:rPr>
+          <w:rFonts w:ascii="David" w:hAnsi="David" w:cs="David"/>
+          <w:color w:val="00B050"/>
+        </w:rPr>
+        <w:t>, Scripts…</w:t>
+      </w:r>
+      <w:r>
+        <w:rPr>
+          <w:rFonts w:ascii="David" w:hAnsi="David" w:cs="David" w:hint="cs"/>
+          <w:color w:val="00B050"/>
+          <w:rtl/>
+        </w:rPr>
+        <w:t>)</w:t>
+      </w:r>
+      <w:r>
+        <w:rPr>
+          <w:rFonts w:ascii="David" w:hAnsi="David" w:cs="David" w:hint="cs"/>
+          <w:color w:val="00B050"/>
+          <w:rtl/>
+        </w:rPr>
+        <w:t>, כפי שלמדנו בשיעור.</w:t>
+      </w:r>
+    </w:p>
+    <w:p>
+      <w:pPr>
+        <w:pStyle w:val="BodyText"/>
+        <w:rPr>
+          <w:rFonts w:ascii="David" w:hAnsi="David" w:cs="David" w:hint="cs"/>
+          <w:color w:val="00B050"/>
+          <w:rtl/>
+        </w:rPr>
+      </w:pPr>
+      <w:r>
+        <w:rPr>
+          <w:rFonts w:ascii="David" w:hAnsi="David" w:cs="David" w:hint="cs"/>
+          <w:b/>
+          <w:bCs/>
+          <w:color w:val="00B050"/>
+          <w:rtl/>
+        </w:rPr>
+        <w:t xml:space="preserve">הנחיות </w:t>
+      </w:r>
+      <w:r>
+        <w:rPr>
+          <w:rFonts w:ascii="David" w:hAnsi="David" w:cs="David" w:hint="cs"/>
+          <w:b/>
+          <w:bCs/>
+          <w:color w:val="00B050"/>
+          <w:rtl/>
+        </w:rPr>
+        <w:t>הגשה</w:t>
+      </w:r>
+      <w:r>
+        <w:rPr>
+          <w:rFonts w:ascii="David" w:hAnsi="David" w:cs="David" w:hint="cs"/>
+          <w:color w:val="00B050"/>
+          <w:rtl/>
+        </w:rPr>
+        <w:t xml:space="preserve">: </w:t>
       </w:r>
     </w:p>
     <w:p>
@@ -317,61 +682,70 @@
         </w:numPr>
         <w:rPr>
           <w:rFonts w:asciiTheme="minorBidi" w:hAnsiTheme="minorBidi" w:cs="David"/>
+          <w:color w:val="00B050"/>
           <w:kern w:val="0"/>
         </w:rPr>
       </w:pPr>
       <w:r>
         <w:rPr>
           <w:rFonts w:asciiTheme="minorBidi" w:hAnsiTheme="minorBidi" w:cs="David" w:hint="cs"/>
+          <w:color w:val="00B050"/>
           <w:kern w:val="0"/>
           <w:rtl/>
         </w:rPr>
-        <w:t>יש לשים קישור מקובץ ה -</w:t>
+        <w:t>יש להעלות את קוד-המקור לגיטהאב של ה"אירגון" (</w:t>
       </w:r>
       <w:r>
         <w:rPr>
           <w:rFonts w:asciiTheme="minorBidi" w:hAnsiTheme="minorBidi" w:cs="David"/>
+          <w:color w:val="00B050"/>
           <w:kern w:val="0"/>
         </w:rPr>
-        <w:t>Readme.md</w:t>
+        <w:t>organization</w:t>
       </w:r>
       <w:r>
         <w:rPr>
           <w:rFonts w:asciiTheme="minorBidi" w:hAnsiTheme="minorBidi" w:cs="David" w:hint="cs"/>
+          <w:color w:val="00B050"/>
           <w:kern w:val="0"/>
           <w:rtl/>
         </w:rPr>
-        <w:t xml:space="preserve"> בגיטהאב למשחק ב </w:t>
+        <w:t>) שפתחתם עבור הצוות. היעזרו בקובץ ששמו "</w:t>
       </w:r>
       <w:r>
         <w:rPr>
           <w:rFonts w:asciiTheme="minorBidi" w:hAnsiTheme="minorBidi" w:cs="David"/>
+          <w:color w:val="00B050"/>
           <w:kern w:val="0"/>
         </w:rPr>
-        <w:t>itch.io</w:t>
+        <w:t>4-github-and-unity</w:t>
       </w:r>
       <w:r>
         <w:rPr>
           <w:rFonts w:asciiTheme="minorBidi" w:hAnsiTheme="minorBidi" w:cs="David" w:hint="cs"/>
+          <w:color w:val="00B050"/>
           <w:kern w:val="0"/>
           <w:rtl/>
         </w:rPr>
-        <w:t xml:space="preserve">, וכן קישור מהערות המשחק ב </w:t>
+        <w:t>" בתיקיה של השבוע הנוכחי בקורס, כדי לעלות את הפרויקט</w:t>
       </w:r>
       <w:r>
         <w:rPr>
           <w:rFonts w:asciiTheme="minorBidi" w:hAnsiTheme="minorBidi" w:cs="David"/>
+          <w:color w:val="00B050"/>
           <w:kern w:val="0"/>
-        </w:rPr>
-        <w:t>itch.io</w:t>
+          <w:rtl/>
+        </w:rPr>
+        <w:t xml:space="preserve"> </w:t>
       </w:r>
       <w:r>
         <w:rPr>
           <w:rFonts w:asciiTheme="minorBidi" w:hAnsiTheme="minorBidi" w:cs="David" w:hint="cs"/>
+          <w:color w:val="00B050"/>
           <w:kern w:val="0"/>
           <w:rtl/>
         </w:rPr>
-        <w:t xml:space="preserve"> לגיטהאב של המשחק, כך שמי שמוצא את המשחק שלכם באחד האתרים יוכל להגיע לשני.</w:t>
+        <w:t xml:space="preserve">שבניתם בצורה יעילה ובלי קבצים מיותרים. </w:t>
       </w:r>
     </w:p>
     <w:p>
@@ -383,115 +757,28 @@
         </w:numPr>
         <w:rPr>
           <w:rFonts w:asciiTheme="minorBidi" w:hAnsiTheme="minorBidi" w:cs="David"/>
+          <w:color w:val="00B050"/>
           <w:kern w:val="0"/>
         </w:rPr>
       </w:pPr>
       <w:r>
         <w:rPr>
           <w:rFonts w:asciiTheme="minorBidi" w:hAnsiTheme="minorBidi" w:cs="David" w:hint="cs"/>
+          <w:color w:val="00B050"/>
           <w:kern w:val="0"/>
           <w:rtl/>
         </w:rPr>
-        <w:t xml:space="preserve">יש להגיש </w:t>
-      </w:r>
-      <w:r>
-        <w:rPr>
-          <w:rFonts w:asciiTheme="minorBidi" w:hAnsiTheme="minorBidi" w:cs="David" w:hint="cs"/>
-          <w:kern w:val="0"/>
-          <w:rtl/>
-        </w:rPr>
-        <w:t>בתיבת ההגשה במודל</w:t>
-      </w:r>
-      <w:r>
-        <w:rPr>
-          <w:rFonts w:asciiTheme="minorBidi" w:hAnsiTheme="minorBidi" w:cs="David" w:hint="cs"/>
-          <w:kern w:val="0"/>
-          <w:rtl/>
-        </w:rPr>
-        <w:t xml:space="preserve"> שני קישורים:</w:t>
-      </w:r>
-      <w:r>
-        <w:rPr>
-          <w:rFonts w:asciiTheme="minorBidi" w:hAnsiTheme="minorBidi" w:cs="David" w:hint="cs"/>
-          <w:kern w:val="0"/>
-          <w:rtl/>
-        </w:rPr>
-        <w:t xml:space="preserve"> קישור </w:t>
-      </w:r>
-      <w:r>
-        <w:rPr>
-          <w:rFonts w:asciiTheme="minorBidi" w:hAnsiTheme="minorBidi" w:cs="David" w:hint="cs"/>
-          <w:kern w:val="0"/>
-          <w:rtl/>
-        </w:rPr>
-        <w:t>ל</w:t>
-      </w:r>
-      <w:r>
-        <w:rPr>
-          <w:rFonts w:asciiTheme="minorBidi" w:hAnsiTheme="minorBidi" w:cs="David" w:hint="cs"/>
-          <w:kern w:val="0"/>
-          <w:rtl/>
-        </w:rPr>
-        <w:t xml:space="preserve">גיטהאב </w:t>
-      </w:r>
-      <w:r>
-        <w:rPr>
-          <w:rFonts w:asciiTheme="minorBidi" w:hAnsiTheme="minorBidi" w:cs="David" w:hint="cs"/>
-          <w:kern w:val="0"/>
-          <w:rtl/>
-        </w:rPr>
-        <w:t>ו</w:t>
-      </w:r>
-      <w:r>
-        <w:rPr>
-          <w:rFonts w:asciiTheme="minorBidi" w:hAnsiTheme="minorBidi" w:cs="David" w:hint="cs"/>
-          <w:kern w:val="0"/>
-          <w:rtl/>
-        </w:rPr>
-        <w:t xml:space="preserve">קישור </w:t>
-      </w:r>
-      <w:r>
-        <w:rPr>
-          <w:rFonts w:asciiTheme="minorBidi" w:hAnsiTheme="minorBidi" w:cs="David" w:hint="cs"/>
-          <w:kern w:val="0"/>
-          <w:rtl/>
-        </w:rPr>
-        <w:t>ל-</w:t>
-      </w:r>
-      <w:r>
-        <w:rPr>
-          <w:rFonts w:asciiTheme="minorBidi" w:hAnsiTheme="minorBidi" w:cs="David"/>
-          <w:kern w:val="0"/>
-        </w:rPr>
-        <w:t>itch.io</w:t>
-      </w:r>
-      <w:r>
-        <w:rPr>
-          <w:rFonts w:asciiTheme="minorBidi" w:hAnsiTheme="minorBidi" w:cs="David" w:hint="cs"/>
-          <w:kern w:val="0"/>
-          <w:rtl/>
-        </w:rPr>
-        <w:t>.</w:t>
-      </w:r>
-      <w:r>
-        <w:rPr>
-          <w:rFonts w:asciiTheme="minorBidi" w:hAnsiTheme="minorBidi" w:cs="David" w:hint="cs"/>
-          <w:kern w:val="0"/>
-          <w:rtl/>
-        </w:rPr>
-        <w:t xml:space="preserve"> </w:t>
-      </w:r>
-    </w:p>
-    <w:p>
-      <w:pPr>
-        <w:pStyle w:val="BodyText"/>
+        <w:t xml:space="preserve">יש לוודא שכל חברי הצוות יכולים לעבוד עם המאגר בגיטהאב </w:t>
+      </w:r>
+      <w:r>
         <w:rPr>
           <w:rFonts w:asciiTheme="minorBidi" w:hAnsiTheme="minorBidi" w:cs="David"/>
           <w:color w:val="00B050"/>
           <w:kern w:val="0"/>
           <w:rtl/>
         </w:rPr>
-      </w:pPr>
+        <w:t>–</w:t>
+      </w:r>
       <w:r>
         <w:rPr>
           <w:rFonts w:asciiTheme="minorBidi" w:hAnsiTheme="minorBidi" w:cs="David" w:hint="cs"/>
@@ -499,7 +786,7 @@
           <w:kern w:val="0"/>
           <w:rtl/>
         </w:rPr>
-        <w:t>דגשים:</w:t>
+        <w:t xml:space="preserve"> להוריד אותו, לבצע שינויים, ולהגיש (בהיסטוריה של המאגר בגיטהאב, נבדוק שיש הגשות של כל חברי הצוות).</w:t>
       </w:r>
     </w:p>
     <w:p>
@@ -522,7 +809,15 @@
           <w:kern w:val="0"/>
           <w:rtl/>
         </w:rPr>
-        <w:t>יש לכתוב קוד קריא</w:t>
+        <w:t xml:space="preserve">יש להעלות את המשחקים עצמם לחשבון של הצוות, שתפתחו באתר </w:t>
+      </w:r>
+      <w:r>
+        <w:rPr>
+          <w:rFonts w:asciiTheme="minorBidi" w:hAnsiTheme="minorBidi" w:cs="David"/>
+          <w:color w:val="00B050"/>
+          <w:kern w:val="0"/>
+        </w:rPr>
+        <w:t>itch.io</w:t>
       </w:r>
       <w:r>
         <w:rPr>
@@ -531,43 +826,7 @@
           <w:kern w:val="0"/>
           <w:rtl/>
         </w:rPr>
-        <w:t>,</w:t>
-      </w:r>
-      <w:r>
-        <w:rPr>
-          <w:rFonts w:asciiTheme="minorBidi" w:hAnsiTheme="minorBidi" w:cs="David" w:hint="cs"/>
-          <w:color w:val="00B050"/>
-          <w:kern w:val="0"/>
-          <w:rtl/>
-        </w:rPr>
-        <w:t xml:space="preserve"> מתועד </w:t>
-      </w:r>
-      <w:r>
-        <w:rPr>
-          <w:rFonts w:asciiTheme="minorBidi" w:hAnsiTheme="minorBidi" w:cs="David" w:hint="cs"/>
-          <w:color w:val="00B050"/>
-          <w:kern w:val="0"/>
-          <w:rtl/>
-        </w:rPr>
-        <w:t>ו</w:t>
-      </w:r>
-      <w:r>
-        <w:rPr>
-          <w:rFonts w:asciiTheme="minorBidi" w:hAnsiTheme="minorBidi" w:cs="David" w:hint="cs"/>
-          <w:color w:val="00B050"/>
-          <w:kern w:val="0"/>
-          <w:rtl/>
-        </w:rPr>
-        <w:t>בלי מספרי קסם</w:t>
-      </w:r>
-      <w:r>
-        <w:rPr>
-          <w:rFonts w:asciiTheme="minorBidi" w:hAnsiTheme="minorBidi" w:cs="David" w:hint="cs"/>
-          <w:color w:val="00B050"/>
-          <w:kern w:val="0"/>
-          <w:rtl/>
-        </w:rPr>
-        <w:t xml:space="preserve">, כמו שלמדתם בקורסים קודמים. </w:t>
+        <w:t>.</w:t>
       </w:r>
     </w:p>
     <w:p>
@@ -590,18 +849,16 @@
           <w:kern w:val="0"/>
           <w:rtl/>
         </w:rPr>
-        <w:t>יש להשתמש ב-</w:t>
-      </w:r>
-      <w:proofErr w:type="spellStart"/>
+        <w:t>יש לשים קישור מקובץ ה -</w:t>
+      </w:r>
       <w:r>
         <w:rPr>
           <w:rFonts w:asciiTheme="minorBidi" w:hAnsiTheme="minorBidi" w:cs="David"/>
           <w:color w:val="00B050"/>
           <w:kern w:val="0"/>
         </w:rPr>
-        <w:t>SerializeField</w:t>
-      </w:r>
-      <w:proofErr w:type="spellEnd"/>
+        <w:t>Readme.md</w:t>
+      </w:r>
       <w:r>
         <w:rPr>
           <w:rFonts w:asciiTheme="minorBidi" w:hAnsiTheme="minorBidi" w:cs="David" w:hint="cs"/>
@@ -609,7 +866,15 @@
           <w:kern w:val="0"/>
           <w:rtl/>
         </w:rPr>
-        <w:t xml:space="preserve">  ו</w:t>
+        <w:t xml:space="preserve"> בגיטהאב למשחק ב </w:t>
+      </w:r>
+      <w:r>
+        <w:rPr>
+          <w:rFonts w:asciiTheme="minorBidi" w:hAnsiTheme="minorBidi" w:cs="David"/>
+          <w:color w:val="00B050"/>
+          <w:kern w:val="0"/>
+        </w:rPr>
+        <w:t>itch.io</w:t>
       </w:r>
       <w:r>
         <w:rPr>
@@ -618,18 +883,16 @@
           <w:kern w:val="0"/>
           <w:rtl/>
         </w:rPr>
-        <w:t xml:space="preserve">בפעולות קלט </w:t>
-      </w:r>
-      <w:proofErr w:type="spellStart"/>
+        <w:t xml:space="preserve">, וכן קישור מהערות המשחק ב </w:t>
+      </w:r>
       <w:r>
         <w:rPr>
           <w:rFonts w:asciiTheme="minorBidi" w:hAnsiTheme="minorBidi" w:cs="David"/>
           <w:color w:val="00B050"/>
           <w:kern w:val="0"/>
         </w:rPr>
-        <w:t>InputAction</w:t>
-      </w:r>
-      <w:proofErr w:type="spellEnd"/>
+        <w:t>itch.io</w:t>
+      </w:r>
       <w:r>
         <w:rPr>
           <w:rFonts w:asciiTheme="minorBidi" w:hAnsiTheme="minorBidi" w:cs="David" w:hint="cs"/>
@@ -637,33 +900,7 @@
           <w:kern w:val="0"/>
           <w:rtl/>
         </w:rPr>
-        <w:t xml:space="preserve"> (מערכת הקלט החדשה)</w:t>
-      </w:r>
-      <w:r>
-        <w:rPr>
-          <w:rFonts w:asciiTheme="minorBidi" w:hAnsiTheme="minorBidi" w:cs="David"/>
-          <w:color w:val="00B050"/>
-          <w:kern w:val="0"/>
-        </w:rPr>
-        <w:t xml:space="preserve"> </w:t>
-      </w:r>
-      <w:r>
-        <w:rPr>
-          <w:rFonts w:asciiTheme="minorBidi" w:hAnsiTheme="minorBidi" w:cs="David" w:hint="cs"/>
-          <w:color w:val="00B050"/>
-          <w:kern w:val="0"/>
-          <w:rtl/>
-        </w:rPr>
-        <w:t>כמו שלמדנו בשיעור</w:t>
-      </w:r>
-      <w:r>
-        <w:rPr>
-          <w:rFonts w:asciiTheme="minorBidi" w:hAnsiTheme="minorBidi" w:cs="David" w:hint="cs"/>
-          <w:color w:val="00B050"/>
-          <w:kern w:val="0"/>
-          <w:rtl/>
-        </w:rPr>
-        <w:t>.</w:t>
+        <w:t xml:space="preserve"> לגיטהאב של המשחק, כך שמי שמוצא את המשחק שלכם באחד האתרים יוכל להגיע לשני.</w:t>
       </w:r>
     </w:p>
     <w:p>
@@ -677,7 +914,6 @@
           <w:rFonts w:asciiTheme="minorBidi" w:hAnsiTheme="minorBidi" w:cs="David"/>
           <w:color w:val="00B050"/>
           <w:kern w:val="0"/>
-          <w:rtl/>
         </w:rPr>
       </w:pPr>
       <w:r>
@@ -687,7 +923,15 @@
           <w:kern w:val="0"/>
           <w:rtl/>
         </w:rPr>
-        <w:t>יש לשים במאגר-גיטהאב שלכם</w:t>
+        <w:t>יש להגיש בתיבת ההגשה במודל שני קישורים: קישור לגיטהאב וקישור ל-</w:t>
+      </w:r>
+      <w:r>
+        <w:rPr>
+          <w:rFonts w:asciiTheme="minorBidi" w:hAnsiTheme="minorBidi" w:cs="David"/>
+          <w:color w:val="00B050"/>
+          <w:kern w:val="0"/>
+        </w:rPr>
+        <w:t>itch.io</w:t>
       </w:r>
       <w:r>
         <w:rPr>
@@ -696,7 +940,31 @@
           <w:kern w:val="0"/>
           <w:rtl/>
         </w:rPr>
-        <w:t xml:space="preserve">, בתיקיה </w:t>
+        <w:t xml:space="preserve">. </w:t>
+      </w:r>
+    </w:p>
+    <w:p>
+      <w:pPr>
+        <w:pStyle w:val="BodyText"/>
+        <w:numPr>
+          <w:ilvl w:val="0"/>
+          <w:numId w:val="3"/>
+        </w:numPr>
+        <w:rPr>
+          <w:rFonts w:asciiTheme="minorBidi" w:hAnsiTheme="minorBidi" w:cs="David"/>
+          <w:color w:val="00B050"/>
+          <w:kern w:val="0"/>
+          <w:rtl/>
+        </w:rPr>
+      </w:pPr>
+      <w:r>
+        <w:rPr>
+          <w:rFonts w:asciiTheme="minorBidi" w:hAnsiTheme="minorBidi" w:cs="David" w:hint="cs"/>
+          <w:color w:val="00B050"/>
+          <w:kern w:val="0"/>
+          <w:rtl/>
+        </w:rPr>
+        <w:t xml:space="preserve">יש לשים במאגר-גיטהאב שלכם, בתיקיה </w:t>
       </w:r>
       <w:r>
         <w:rPr>
@@ -796,7 +1064,7 @@
           <w:rtl/>
         </w:rPr>
         <w:drawing>
-          <wp:inline distT="0" distB="0" distL="0" distR="0" wp14:anchorId="4A2B822D" wp14:editId="6FD76F1F">
+          <wp:inline distT="0" distB="0" distL="0" distR="0" wp14:anchorId="625AF729" wp14:editId="56C8D947">
             <wp:extent cx="6120130" cy="361315"/>
             <wp:effectExtent l="0" t="0" r="0" b="0"/>
             <wp:docPr id="1" name="תמונה 1"/>
@@ -811,7 +1079,7 @@
                     <pic:cNvPicPr/>
                   </pic:nvPicPr>
                   <pic:blipFill>
-                    <a:blip r:embed="rId8"/>
+                    <a:blip r:embed="rId9"/>
                     <a:stretch>
                       <a:fillRect/>
                     </a:stretch>
@@ -836,12 +1104,35 @@
       <w:pPr>
         <w:pStyle w:val="BodyText"/>
         <w:rPr>
+          <w:rtl/>
+        </w:rPr>
+      </w:pPr>
+      <w:r>
+        <w:rPr>
+          <w:rFonts w:asciiTheme="minorBidi" w:hAnsiTheme="minorBidi" w:cs="David" w:hint="cs"/>
+          <w:color w:val="00B050"/>
+          <w:kern w:val="0"/>
+          <w:rtl/>
+        </w:rPr>
+        <w:t>פרטים נוספים</w:t>
+      </w:r>
+      <w:r>
+        <w:rPr>
+          <w:rFonts w:asciiTheme="minorBidi" w:hAnsiTheme="minorBidi" w:cs="David" w:hint="cs"/>
+          <w:color w:val="00B050"/>
+          <w:kern w:val="0"/>
+          <w:rtl/>
+        </w:rPr>
+        <w:t xml:space="preserve"> על תהליך ה-</w:t>
+      </w:r>
+      <w:r>
+        <w:rPr>
           <w:rFonts w:asciiTheme="minorBidi" w:hAnsiTheme="minorBidi" w:cs="David"/>
           <w:color w:val="00B050"/>
           <w:kern w:val="0"/>
-          <w:rtl/>
-        </w:rPr>
-      </w:pPr>
+        </w:rPr>
+        <w:t>lint</w:t>
+      </w:r>
       <w:r>
         <w:rPr>
           <w:rFonts w:asciiTheme="minorBidi" w:hAnsiTheme="minorBidi" w:cs="David" w:hint="cs"/>
@@ -849,7 +1140,7 @@
           <w:kern w:val="0"/>
           <w:rtl/>
         </w:rPr>
-        <w:t>פרטים נוספים ניתן לראות בסרטון:</w:t>
+        <w:t xml:space="preserve"> ניתן לראות בסרטון:</w:t>
       </w:r>
       <w:r>
         <w:rPr>
@@ -859,7 +1150,7 @@
         </w:rPr>
         <w:t xml:space="preserve"> </w:t>
       </w:r>
-      <w:hyperlink r:id="rId9" w:tgtFrame="_blank" w:history="1">
+      <w:hyperlink r:id="rId10" w:tgtFrame="_blank" w:history="1">
         <w:r>
           <w:rPr>
             <w:rStyle w:val="Hyperlink"/>
@@ -877,1678 +1168,1923 @@
     </w:p>
     <w:p>
       <w:pPr>
-        <w:pStyle w:val="BodyText"/>
-        <w:rPr>
-          <w:rFonts w:asciiTheme="minorBidi" w:hAnsiTheme="minorBidi" w:cs="David"/>
-          <w:color w:val="FF0000"/>
-          <w:kern w:val="0"/>
-          <w:rtl/>
-        </w:rPr>
-      </w:pPr>
+        <w:pStyle w:val="Heading1"/>
+        <w:rPr>
+          <w:rFonts w:ascii="David" w:hAnsi="David" w:cs="David"/>
+          <w:rtl/>
+        </w:rPr>
+      </w:pPr>
+      <w:r>
+        <w:rPr>
+          <w:rFonts w:ascii="David" w:hAnsi="David" w:cs="David" w:hint="cs"/>
+          <w:rtl/>
+        </w:rPr>
+        <w:lastRenderedPageBreak/>
+        <w:t xml:space="preserve">חלק </w:t>
+      </w:r>
+      <w:r>
+        <w:rPr>
+          <w:rFonts w:ascii="David" w:hAnsi="David" w:cs="David" w:hint="cs"/>
+          <w:rtl/>
+        </w:rPr>
+        <w:t>ב</w:t>
+      </w:r>
+      <w:r>
+        <w:rPr>
+          <w:rFonts w:ascii="David" w:hAnsi="David" w:cs="David" w:hint="cs"/>
+          <w:rtl/>
+        </w:rPr>
+        <w:t>:</w:t>
+      </w:r>
+      <w:r>
+        <w:rPr>
+          <w:rFonts w:ascii="David" w:hAnsi="David" w:cs="David"/>
+          <w:rtl/>
+        </w:rPr>
+        <w:t xml:space="preserve"> </w:t>
+      </w:r>
+      <w:r>
+        <w:rPr>
+          <w:rFonts w:ascii="David" w:hAnsi="David" w:cs="David" w:hint="cs"/>
+          <w:rtl/>
+        </w:rPr>
+        <w:t>סקר שוק על המשחק שלכם</w:t>
+      </w:r>
     </w:p>
     <w:p>
       <w:pPr>
-        <w:pStyle w:val="Heading2"/>
-        <w:rPr>
-          <w:rtl/>
-        </w:rPr>
-      </w:pPr>
-      <w:r>
-        <w:rPr>
-          <w:rFonts w:hint="cs"/>
-          <w:rtl/>
-        </w:rPr>
-        <w:t>א.</w:t>
-      </w:r>
-      <w:r>
-        <w:rPr>
-          <w:rFonts w:hint="cs"/>
-          <w:rtl/>
-        </w:rPr>
-        <w:t xml:space="preserve"> </w:t>
-      </w:r>
-      <w:r>
-        <w:rPr>
-          <w:rFonts w:hint="cs"/>
-          <w:rtl/>
-        </w:rPr>
-        <w:t>רכיבי</w:t>
-      </w:r>
-      <w:r>
-        <w:rPr>
-          <w:rFonts w:hint="cs"/>
-          <w:rtl/>
-        </w:rPr>
-        <w:t>ם</w:t>
+        <w:suppressAutoHyphens/>
+        <w:autoSpaceDN w:val="0"/>
+        <w:spacing w:after="140" w:line="288" w:lineRule="auto"/>
+        <w:textAlignment w:val="baseline"/>
+        <w:rPr>
+          <w:rFonts w:eastAsia="Monospace"/>
+          <w:kern w:val="3"/>
+          <w:sz w:val="21"/>
+        </w:rPr>
+      </w:pPr>
+      <w:r>
+        <w:rPr>
+          <w:rFonts w:eastAsia="Monospace"/>
+          <w:kern w:val="3"/>
+          <w:sz w:val="21"/>
+          <w:rtl/>
+        </w:rPr>
+        <w:t xml:space="preserve">בקורס פיתוח משחקי מחשב אנו שמים דגש לא רק על פיתוח טכני ועיצוב, אלא גם על הבנת השוק בו המשחק יפעל. השוק הגלובלי והשוק המקומי מתפתחים כל הזמן וקיימים בהם סוגי שחקנים שונים עם צרכים ומוטיבציות מגוונות. לכן, </w:t>
+      </w:r>
+      <w:r>
+        <w:rPr>
+          <w:rFonts w:eastAsia="Monospace"/>
+          <w:b/>
+          <w:bCs/>
+          <w:kern w:val="3"/>
+          <w:sz w:val="21"/>
+          <w:rtl/>
+        </w:rPr>
+        <w:t>סקר שוק יסודי לפני השקעה בפיתוח משחק חדש הוא קריטי</w:t>
+      </w:r>
+      <w:r>
+        <w:rPr>
+          <w:rFonts w:eastAsia="Monospace"/>
+          <w:kern w:val="3"/>
+          <w:sz w:val="21"/>
+          <w:rtl/>
+        </w:rPr>
+        <w:t xml:space="preserve"> להבנת ההיתכנות ולכוון את תהליך הפיתוח והשיווק.</w:t>
       </w:r>
     </w:p>
     <w:p>
       <w:pPr>
-        <w:pStyle w:val="BodyText"/>
-        <w:rPr>
-          <w:rFonts w:ascii="David" w:hAnsi="David" w:cs="David"/>
-          <w:rtl/>
-        </w:rPr>
-      </w:pPr>
-      <w:r>
-        <w:rPr>
-          <w:rFonts w:ascii="David" w:hAnsi="David" w:cs="David"/>
-          <w:rtl/>
-        </w:rPr>
-        <w:t xml:space="preserve">1. בהרצאה בנינו רכיב בשם </w:t>
-      </w:r>
-      <w:r>
-        <w:rPr>
-          <w:rFonts w:ascii="David" w:hAnsi="David" w:cs="David"/>
+        <w:keepNext/>
+        <w:suppressAutoHyphens/>
+        <w:autoSpaceDN w:val="0"/>
+        <w:spacing w:before="240" w:after="120"/>
+        <w:textAlignment w:val="baseline"/>
+        <w:outlineLvl w:val="1"/>
+        <w:rPr>
+          <w:rFonts w:eastAsia="Monospace"/>
+          <w:color w:val="000000"/>
+          <w:kern w:val="3"/>
+          <w:szCs w:val="32"/>
+          <w:rtl/>
+        </w:rPr>
+      </w:pPr>
+      <w:r>
+        <w:rPr>
+          <w:rFonts w:eastAsia="Monospace"/>
+          <w:color w:val="000000"/>
+          <w:kern w:val="3"/>
+          <w:szCs w:val="32"/>
+          <w:rtl/>
+        </w:rPr>
+        <w:t>מטרות המטלה</w:t>
+      </w:r>
+    </w:p>
+    <w:p>
+      <w:pPr>
+        <w:numPr>
+          <w:ilvl w:val="0"/>
+          <w:numId w:val="7"/>
+        </w:numPr>
+        <w:suppressAutoHyphens/>
+        <w:autoSpaceDN w:val="0"/>
+        <w:spacing w:after="140" w:line="288" w:lineRule="auto"/>
+        <w:textAlignment w:val="baseline"/>
+        <w:rPr>
+          <w:rFonts w:eastAsia="Monospace"/>
+          <w:kern w:val="3"/>
+          <w:sz w:val="21"/>
+          <w:rtl/>
+        </w:rPr>
+      </w:pPr>
+      <w:r>
+        <w:rPr>
+          <w:rFonts w:eastAsia="Monospace"/>
           <w:b/>
           <w:bCs/>
-        </w:rPr>
-        <w:t>Mover</w:t>
-      </w:r>
-      <w:r>
-        <w:rPr>
-          <w:rFonts w:ascii="David" w:hAnsi="David" w:cs="David"/>
-          <w:rtl/>
-        </w:rPr>
-        <w:t xml:space="preserve"> </w:t>
-      </w:r>
-      <w:r>
-        <w:rPr>
-          <w:rFonts w:ascii="David" w:hAnsi="David" w:cs="David" w:hint="cs"/>
-          <w:rtl/>
-        </w:rPr>
-        <w:t>ה</w:t>
-      </w:r>
-      <w:r>
-        <w:rPr>
-          <w:rFonts w:ascii="David" w:hAnsi="David" w:cs="David"/>
-          <w:rtl/>
-        </w:rPr>
-        <w:t xml:space="preserve">מזיז </w:t>
-      </w:r>
-      <w:r>
-        <w:rPr>
-          <w:rFonts w:ascii="David" w:hAnsi="David" w:cs="David"/>
-          <w:rtl/>
-        </w:rPr>
-        <w:t xml:space="preserve">עצם-משחק </w:t>
-      </w:r>
-      <w:r>
-        <w:rPr>
-          <w:rFonts w:ascii="David" w:hAnsi="David" w:cs="David"/>
-          <w:rtl/>
-        </w:rPr>
-        <w:t>בכיוון קבוע</w:t>
-      </w:r>
-      <w:r>
-        <w:rPr>
-          <w:rFonts w:ascii="David" w:hAnsi="David" w:cs="David"/>
-          <w:rtl/>
-        </w:rPr>
-        <w:t xml:space="preserve"> ובמהירות קבועה</w:t>
-      </w:r>
-      <w:r>
-        <w:rPr>
-          <w:rFonts w:ascii="David" w:hAnsi="David" w:cs="David"/>
-          <w:rtl/>
-        </w:rPr>
-        <w:t xml:space="preserve">.  בנו רכיב חדש בשם </w:t>
-      </w:r>
-      <w:r>
-        <w:rPr>
-          <w:rFonts w:ascii="David" w:hAnsi="David" w:cs="David"/>
+          <w:kern w:val="3"/>
+          <w:sz w:val="21"/>
+          <w:rtl/>
+        </w:rPr>
+        <w:t>התנסות במחקר שוק מקצועי:</w:t>
+      </w:r>
+      <w:r>
+        <w:rPr>
+          <w:rFonts w:eastAsia="Monospace"/>
+          <w:kern w:val="3"/>
+          <w:sz w:val="21"/>
+          <w:rtl/>
+        </w:rPr>
+        <w:t xml:space="preserve"> פיתוח מיומנות ניתוח שוק משחקים, כולל זיהוי קהל יעד, מתחרים ומגמות.</w:t>
+      </w:r>
+    </w:p>
+    <w:p>
+      <w:pPr>
+        <w:numPr>
+          <w:ilvl w:val="0"/>
+          <w:numId w:val="7"/>
+        </w:numPr>
+        <w:suppressAutoHyphens/>
+        <w:autoSpaceDN w:val="0"/>
+        <w:spacing w:after="140" w:line="288" w:lineRule="auto"/>
+        <w:textAlignment w:val="baseline"/>
+        <w:rPr>
+          <w:rFonts w:eastAsia="Monospace"/>
+          <w:kern w:val="3"/>
+          <w:sz w:val="21"/>
+          <w:rtl/>
+        </w:rPr>
+      </w:pPr>
+      <w:r>
+        <w:rPr>
+          <w:rFonts w:eastAsia="Monospace"/>
           <w:b/>
           <w:bCs/>
-        </w:rPr>
-        <w:t>Oscillator</w:t>
-      </w:r>
-      <w:r>
-        <w:rPr>
-          <w:rFonts w:ascii="David" w:hAnsi="David" w:cs="David"/>
-          <w:rtl/>
-        </w:rPr>
-        <w:t xml:space="preserve">, </w:t>
-      </w:r>
-      <w:r>
-        <w:rPr>
-          <w:rFonts w:ascii="David" w:hAnsi="David" w:cs="David" w:hint="cs"/>
-          <w:rtl/>
-        </w:rPr>
-        <w:t>ה</w:t>
-      </w:r>
-      <w:r>
-        <w:rPr>
-          <w:rFonts w:ascii="David" w:hAnsi="David" w:cs="David"/>
-          <w:rtl/>
-        </w:rPr>
-        <w:t xml:space="preserve">מזיז </w:t>
-      </w:r>
-      <w:r>
-        <w:rPr>
-          <w:rFonts w:ascii="David" w:hAnsi="David" w:cs="David"/>
-          <w:rtl/>
-        </w:rPr>
-        <w:t xml:space="preserve">עצם-משחק </w:t>
-      </w:r>
-      <w:r>
-        <w:rPr>
-          <w:rFonts w:ascii="David" w:hAnsi="David" w:cs="David"/>
-          <w:rtl/>
-        </w:rPr>
-        <w:t>בתנועת מטוטלת</w:t>
-      </w:r>
-      <w:r>
-        <w:rPr>
-          <w:rFonts w:ascii="David" w:hAnsi="David" w:cs="David"/>
-          <w:rtl/>
-        </w:rPr>
-        <w:t>, למשל:</w:t>
-      </w:r>
-      <w:r>
-        <w:rPr>
-          <w:rFonts w:ascii="David" w:hAnsi="David" w:cs="David"/>
-          <w:rtl/>
-        </w:rPr>
-        <w:t xml:space="preserve"> </w:t>
-      </w:r>
-      <w:r>
-        <w:rPr>
-          <w:rFonts w:ascii="David" w:hAnsi="David" w:cs="David"/>
-          <w:rtl/>
-        </w:rPr>
-        <w:t xml:space="preserve">ימינה עד גבול </w:t>
-      </w:r>
-      <w:r>
-        <w:rPr>
-          <w:rFonts w:ascii="David" w:hAnsi="David" w:cs="David" w:hint="cs"/>
-          <w:rtl/>
-        </w:rPr>
-        <w:t>מסוים</w:t>
-      </w:r>
-      <w:r>
-        <w:rPr>
-          <w:rFonts w:ascii="David" w:hAnsi="David" w:cs="David"/>
-          <w:rtl/>
-        </w:rPr>
-        <w:t xml:space="preserve">, </w:t>
-      </w:r>
-      <w:r>
-        <w:rPr>
-          <w:rFonts w:ascii="David" w:hAnsi="David" w:cs="David"/>
-          <w:rtl/>
-        </w:rPr>
-        <w:t xml:space="preserve">ואז שמאלה עד גבול </w:t>
-      </w:r>
-      <w:r>
-        <w:rPr>
-          <w:rFonts w:ascii="David" w:hAnsi="David" w:cs="David" w:hint="cs"/>
-          <w:rtl/>
-        </w:rPr>
-        <w:t>מסוים</w:t>
-      </w:r>
-      <w:r>
-        <w:rPr>
-          <w:rFonts w:ascii="David" w:hAnsi="David" w:cs="David"/>
-          <w:rtl/>
-        </w:rPr>
-        <w:t>, וחוזר חלילה.</w:t>
+          <w:kern w:val="3"/>
+          <w:sz w:val="21"/>
+          <w:rtl/>
+        </w:rPr>
+        <w:t>הערכת כדאיות רעיונות משחק:</w:t>
+      </w:r>
+      <w:r>
+        <w:rPr>
+          <w:rFonts w:eastAsia="Monospace"/>
+          <w:kern w:val="3"/>
+          <w:sz w:val="21"/>
+          <w:rtl/>
+        </w:rPr>
+        <w:t xml:space="preserve"> בחינת ההיתכנות והכדאיות של כל אחד מרעיונות המשחק של הצוות בהתבסס על נתוני שוק וטרנדים עכשוויים.</w:t>
       </w:r>
     </w:p>
     <w:p>
       <w:pPr>
-        <w:pStyle w:val="BodyText"/>
         <w:numPr>
           <w:ilvl w:val="0"/>
-          <w:numId w:val="2"/>
+          <w:numId w:val="7"/>
         </w:numPr>
-        <w:rPr>
-          <w:rFonts w:ascii="David" w:hAnsi="David" w:cs="David"/>
-        </w:rPr>
-      </w:pPr>
-      <w:r>
-        <w:rPr>
-          <w:rFonts w:ascii="David" w:hAnsi="David" w:cs="David"/>
-          <w:rtl/>
-        </w:rPr>
-        <w:t xml:space="preserve">מרכז התנודה צריך להיות המקום הנוכחי של העצם </w:t>
-      </w:r>
-      <w:r>
-        <w:rPr>
-          <w:rFonts w:ascii="David" w:hAnsi="David" w:cs="David" w:hint="cs"/>
-          <w:rtl/>
-        </w:rPr>
-        <w:t>בסצנה</w:t>
-      </w:r>
-      <w:r>
-        <w:rPr>
-          <w:rFonts w:ascii="David" w:hAnsi="David" w:cs="David"/>
-          <w:rtl/>
-        </w:rPr>
-        <w:t xml:space="preserve"> (למשל אם אני שם אותו במיקום 3,2, אז העצם יזוז ימינה ושמאלה סביב נקודה זו).</w:t>
+        <w:suppressAutoHyphens/>
+        <w:autoSpaceDN w:val="0"/>
+        <w:spacing w:after="140" w:line="288" w:lineRule="auto"/>
+        <w:textAlignment w:val="baseline"/>
+        <w:rPr>
+          <w:rFonts w:eastAsia="Monospace"/>
+          <w:kern w:val="3"/>
+          <w:sz w:val="21"/>
+          <w:rtl/>
+        </w:rPr>
+      </w:pPr>
+      <w:r>
+        <w:rPr>
+          <w:rFonts w:eastAsia="Monospace"/>
+          <w:b/>
+          <w:bCs/>
+          <w:kern w:val="3"/>
+          <w:sz w:val="21"/>
+          <w:rtl/>
+        </w:rPr>
+        <w:t>הכנה לתהליך פיתוח אמיתי:</w:t>
+      </w:r>
+      <w:r>
+        <w:rPr>
+          <w:rFonts w:eastAsia="Monospace"/>
+          <w:kern w:val="3"/>
+          <w:sz w:val="21"/>
+          <w:rtl/>
+        </w:rPr>
+        <w:t xml:space="preserve"> הדגשת האופן שבו מחקר שוק מקדים יכול לכוון החלטות פיתוח, שיווק ומימון בפרויקט משחק אמיתי.</w:t>
       </w:r>
     </w:p>
     <w:p>
       <w:pPr>
-        <w:pStyle w:val="BodyText"/>
+        <w:keepNext/>
+        <w:suppressAutoHyphens/>
+        <w:autoSpaceDN w:val="0"/>
+        <w:spacing w:before="240" w:after="120"/>
+        <w:textAlignment w:val="baseline"/>
+        <w:outlineLvl w:val="1"/>
+        <w:rPr>
+          <w:rFonts w:eastAsia="Monospace"/>
+          <w:color w:val="000000"/>
+          <w:kern w:val="3"/>
+          <w:szCs w:val="32"/>
+          <w:rtl/>
+        </w:rPr>
+      </w:pPr>
+      <w:r>
+        <w:rPr>
+          <w:rFonts w:eastAsia="Monospace"/>
+          <w:color w:val="000000"/>
+          <w:kern w:val="3"/>
+          <w:szCs w:val="32"/>
+          <w:rtl/>
+        </w:rPr>
+        <w:t>תיאור המטלה</w:t>
+      </w:r>
+    </w:p>
+    <w:p>
+      <w:pPr>
+        <w:suppressAutoHyphens/>
+        <w:autoSpaceDN w:val="0"/>
+        <w:spacing w:after="140" w:line="288" w:lineRule="auto"/>
+        <w:textAlignment w:val="baseline"/>
+        <w:rPr>
+          <w:rFonts w:eastAsia="Monospace"/>
+          <w:kern w:val="3"/>
+          <w:sz w:val="21"/>
+          <w:rtl/>
+        </w:rPr>
+      </w:pPr>
+      <w:r>
+        <w:rPr>
+          <w:rFonts w:eastAsia="Monospace"/>
+          <w:kern w:val="3"/>
+          <w:sz w:val="21"/>
+          <w:rtl/>
+        </w:rPr>
+        <w:t xml:space="preserve">לכל צוות יש בשלב זה </w:t>
+      </w:r>
+      <w:r>
+        <w:rPr>
+          <w:rFonts w:eastAsia="Monospace"/>
+          <w:kern w:val="3"/>
+          <w:sz w:val="21"/>
+        </w:rPr>
+        <w:t>N+1</w:t>
+      </w:r>
+      <w:r>
+        <w:rPr>
+          <w:rFonts w:eastAsia="Monospace"/>
+          <w:kern w:val="3"/>
+          <w:sz w:val="21"/>
+          <w:rtl/>
+        </w:rPr>
+        <w:t xml:space="preserve"> רעיונות למשחקים (כאשר </w:t>
+      </w:r>
+      <w:r>
+        <w:rPr>
+          <w:rFonts w:eastAsia="Monospace"/>
+          <w:kern w:val="3"/>
+          <w:sz w:val="21"/>
+        </w:rPr>
+        <w:t>N</w:t>
+      </w:r>
+      <w:r>
+        <w:rPr>
+          <w:rFonts w:eastAsia="Monospace"/>
+          <w:kern w:val="3"/>
+          <w:sz w:val="21"/>
+          <w:rtl/>
+        </w:rPr>
+        <w:t xml:space="preserve"> הוא מספר חברי הצוות). כעת עליכם לבצע סקר שוק מקיף לכל אחד מהרעיונות הללו. פירוש הדבר הוא בחינה וניתוח של כל רעיון בהקשר השוק: מי השחקנים הפוטנציאליים, מי המתחרים, ומה מצב התעשייה הרלוונטית לרעיון.</w:t>
+      </w:r>
+    </w:p>
+    <w:p>
+      <w:pPr>
+        <w:suppressAutoHyphens/>
+        <w:autoSpaceDN w:val="0"/>
+        <w:spacing w:after="140" w:line="288" w:lineRule="auto"/>
+        <w:textAlignment w:val="baseline"/>
+        <w:rPr>
+          <w:rFonts w:eastAsia="Monospace"/>
+          <w:kern w:val="3"/>
+          <w:sz w:val="21"/>
+          <w:rtl/>
+        </w:rPr>
+      </w:pPr>
+      <w:r>
+        <w:rPr>
+          <w:rFonts w:eastAsia="Monospace"/>
+          <w:kern w:val="3"/>
+          <w:sz w:val="21"/>
+          <w:rtl/>
+        </w:rPr>
+        <w:t>על כל צוות:</w:t>
+      </w:r>
+    </w:p>
+    <w:p>
+      <w:pPr>
         <w:numPr>
           <w:ilvl w:val="0"/>
-          <w:numId w:val="2"/>
+          <w:numId w:val="8"/>
         </w:numPr>
-        <w:rPr>
-          <w:rFonts w:ascii="David" w:hAnsi="David" w:cs="David"/>
-        </w:rPr>
-      </w:pPr>
-      <w:r>
-        <w:rPr>
-          <w:rFonts w:ascii="David" w:hAnsi="David" w:cs="David"/>
-          <w:rtl/>
-        </w:rPr>
-        <w:t>מהירות העצם צריכה להשתנות בהדרגה, כמו במציאות (העצם נע ימינה, מאט בהדרגה, נעצר, נע שמאלה, מאיץ בהדרגה, מאט בהדרגה, נעצר וכו').</w:t>
-      </w:r>
-      <w:r>
-        <w:rPr>
-          <w:rFonts w:ascii="David" w:hAnsi="David" w:cs="David" w:hint="cs"/>
-          <w:rtl/>
-        </w:rPr>
-        <w:t xml:space="preserve"> רמז:</w:t>
-      </w:r>
-      <w:r>
-        <w:rPr>
-          <w:rFonts w:ascii="David" w:hAnsi="David" w:cs="David" w:hint="cs"/>
-        </w:rPr>
-        <w:t xml:space="preserve"> </w:t>
-      </w:r>
-      <w:r>
-        <w:rPr>
-          <w:rFonts w:ascii="David" w:hAnsi="David" w:cs="David" w:hint="cs"/>
-          <w:rtl/>
-        </w:rPr>
-        <w:t>השתמשו בפונקציה טריגונומטרית.</w:t>
+        <w:suppressAutoHyphens/>
+        <w:autoSpaceDN w:val="0"/>
+        <w:spacing w:after="140" w:line="288" w:lineRule="auto"/>
+        <w:textAlignment w:val="baseline"/>
+        <w:rPr>
+          <w:rFonts w:eastAsia="Monospace"/>
+          <w:kern w:val="3"/>
+          <w:sz w:val="21"/>
+          <w:rtl/>
+        </w:rPr>
+      </w:pPr>
+      <w:r>
+        <w:rPr>
+          <w:rFonts w:eastAsia="Monospace"/>
+          <w:b/>
+          <w:bCs/>
+          <w:kern w:val="3"/>
+          <w:sz w:val="21"/>
+          <w:rtl/>
+        </w:rPr>
+        <w:t>לחקור באופן עצמאי</w:t>
+      </w:r>
+      <w:r>
+        <w:rPr>
+          <w:rFonts w:eastAsia="Monospace"/>
+          <w:kern w:val="3"/>
+          <w:sz w:val="21"/>
+          <w:rtl/>
+        </w:rPr>
+        <w:t xml:space="preserve"> את השוק עבור כל רעיון משחק ברשימתכם.</w:t>
       </w:r>
     </w:p>
     <w:p>
       <w:pPr>
-        <w:pStyle w:val="BodyText"/>
         <w:numPr>
           <w:ilvl w:val="0"/>
-          <w:numId w:val="2"/>
+          <w:numId w:val="8"/>
         </w:numPr>
-        <w:rPr>
-          <w:rFonts w:ascii="David" w:hAnsi="David" w:cs="David"/>
-        </w:rPr>
-      </w:pPr>
-      <w:r>
-        <w:rPr>
-          <w:rFonts w:ascii="David" w:hAnsi="David" w:cs="David"/>
-          <w:rtl/>
-        </w:rPr>
-        <w:t xml:space="preserve">הגדירו את הרכיב באופן כמה שיותר כללי – עם כמה שיותר משתנים המאפשרים לשלוט בכיוון התנודה </w:t>
-      </w:r>
-      <w:r>
-        <w:rPr>
-          <w:rFonts w:ascii="David" w:hAnsi="David" w:cs="David"/>
-          <w:rtl/>
-        </w:rPr>
-        <w:t xml:space="preserve">וגודלה </w:t>
-      </w:r>
-      <w:r>
-        <w:rPr>
-          <w:rFonts w:ascii="David" w:hAnsi="David" w:cs="David"/>
-          <w:rtl/>
-        </w:rPr>
-        <w:t>מתוך יוניטי.</w:t>
+        <w:suppressAutoHyphens/>
+        <w:autoSpaceDN w:val="0"/>
+        <w:spacing w:after="140" w:line="288" w:lineRule="auto"/>
+        <w:textAlignment w:val="baseline"/>
+        <w:rPr>
+          <w:rFonts w:eastAsia="Monospace"/>
+          <w:kern w:val="3"/>
+          <w:sz w:val="21"/>
+          <w:rtl/>
+        </w:rPr>
+      </w:pPr>
+      <w:r>
+        <w:rPr>
+          <w:rFonts w:eastAsia="Monospace"/>
+          <w:kern w:val="3"/>
+          <w:sz w:val="21"/>
+          <w:rtl/>
+        </w:rPr>
+        <w:t>לשלב נתונים וניתוחים עדכניים ממקורות מידע אמינים.</w:t>
       </w:r>
     </w:p>
     <w:p>
       <w:pPr>
-        <w:pStyle w:val="BodyText"/>
         <w:numPr>
           <w:ilvl w:val="0"/>
-          <w:numId w:val="2"/>
+          <w:numId w:val="8"/>
         </w:numPr>
-        <w:rPr>
-          <w:rFonts w:ascii="David" w:hAnsi="David" w:cs="David"/>
-        </w:rPr>
-      </w:pPr>
-      <w:r>
-        <w:rPr>
-          <w:rFonts w:ascii="David" w:hAnsi="David" w:cs="David"/>
-          <w:rtl/>
-        </w:rPr>
-        <w:lastRenderedPageBreak/>
-        <w:t>הדגימו את הרכיב שלכם על כמה עצמים</w:t>
-      </w:r>
-      <w:r>
-        <w:rPr>
-          <w:rFonts w:ascii="David" w:hAnsi="David" w:cs="David" w:hint="cs"/>
-          <w:rtl/>
-        </w:rPr>
-        <w:t>, עם ערכים שונים לפרמטרים</w:t>
-      </w:r>
-      <w:r>
-        <w:rPr>
-          <w:rFonts w:ascii="David" w:hAnsi="David" w:cs="David"/>
-          <w:rtl/>
-        </w:rPr>
-        <w:t>.</w:t>
+        <w:suppressAutoHyphens/>
+        <w:autoSpaceDN w:val="0"/>
+        <w:spacing w:after="140" w:line="288" w:lineRule="auto"/>
+        <w:textAlignment w:val="baseline"/>
+        <w:rPr>
+          <w:rFonts w:eastAsia="Monospace"/>
+          <w:kern w:val="3"/>
+          <w:sz w:val="21"/>
+          <w:rtl/>
+        </w:rPr>
+      </w:pPr>
+      <w:r>
+        <w:rPr>
+          <w:rFonts w:eastAsia="Monospace"/>
+          <w:kern w:val="3"/>
+          <w:sz w:val="21"/>
+          <w:rtl/>
+        </w:rPr>
+        <w:t xml:space="preserve">לרכז את הממצאים </w:t>
+      </w:r>
+      <w:r>
+        <w:rPr>
+          <w:rFonts w:eastAsia="Monospace"/>
+          <w:b/>
+          <w:bCs/>
+          <w:kern w:val="3"/>
+          <w:sz w:val="21"/>
+          <w:rtl/>
+        </w:rPr>
+        <w:t>בדוח כתוב היטב</w:t>
+      </w:r>
+      <w:r>
+        <w:rPr>
+          <w:rFonts w:eastAsia="Monospace"/>
+          <w:kern w:val="3"/>
+          <w:sz w:val="21"/>
+          <w:rtl/>
+        </w:rPr>
+        <w:t xml:space="preserve">. הדוח יהיה בפורמט </w:t>
+      </w:r>
+      <w:r>
+        <w:rPr>
+          <w:rFonts w:eastAsia="Monospace"/>
+          <w:kern w:val="3"/>
+          <w:sz w:val="21"/>
+        </w:rPr>
+        <w:t>Markdown</w:t>
+      </w:r>
+      <w:r>
+        <w:rPr>
+          <w:rFonts w:eastAsia="Monospace"/>
+          <w:kern w:val="3"/>
+          <w:sz w:val="21"/>
+          <w:rtl/>
+        </w:rPr>
+        <w:t xml:space="preserve"> וייקרא </w:t>
+      </w:r>
+      <w:r>
+        <w:rPr>
+          <w:rFonts w:eastAsia="Monospace"/>
+          <w:b/>
+          <w:bCs/>
+          <w:kern w:val="3"/>
+          <w:sz w:val="21"/>
+        </w:rPr>
+        <w:t>Market_Research.md</w:t>
+      </w:r>
+      <w:r>
+        <w:rPr>
+          <w:rFonts w:eastAsia="Monospace"/>
+          <w:kern w:val="3"/>
+          <w:sz w:val="21"/>
+          <w:rtl/>
+        </w:rPr>
+        <w:t>, ויש למקם אותו במאגר של אותו רעיון משחק. לכל רעיון צריך להיות מאגר נפרד עם דוח משלו.</w:t>
       </w:r>
     </w:p>
     <w:p>
       <w:pPr>
-        <w:pStyle w:val="BodyText"/>
-        <w:rPr>
-          <w:rFonts w:ascii="David" w:hAnsi="David" w:cs="David"/>
-          <w:rtl/>
-        </w:rPr>
-      </w:pPr>
-      <w:r>
-        <w:rPr>
-          <w:rFonts w:ascii="David" w:hAnsi="David" w:cs="David"/>
-          <w:rtl/>
-        </w:rPr>
-        <w:t xml:space="preserve">2. </w:t>
-      </w:r>
-      <w:r>
-        <w:rPr>
-          <w:rFonts w:ascii="David" w:hAnsi="David" w:cs="David"/>
-          <w:rtl/>
-        </w:rPr>
-        <w:t xml:space="preserve">בנו רכיב בשם </w:t>
-      </w:r>
-      <w:r>
-        <w:rPr>
-          <w:rFonts w:ascii="David" w:hAnsi="David" w:cs="David"/>
+        <w:suppressAutoHyphens/>
+        <w:autoSpaceDN w:val="0"/>
+        <w:spacing w:after="140" w:line="288" w:lineRule="auto"/>
+        <w:textAlignment w:val="baseline"/>
+        <w:rPr>
+          <w:rFonts w:eastAsia="Monospace"/>
+          <w:kern w:val="3"/>
+          <w:sz w:val="21"/>
+          <w:rtl/>
+        </w:rPr>
+      </w:pPr>
+      <w:r>
+        <w:rPr>
+          <w:rFonts w:eastAsia="Monospace"/>
+          <w:kern w:val="3"/>
+          <w:sz w:val="21"/>
+          <w:rtl/>
+        </w:rPr>
+        <w:t>ההתייחסות בכל דו"ח היא לרעיון המשחק הספציפי. הקפידו להתאים את הניתוח לסוג המשחק והרלוונטיות שלו לשוק, ייתכן שיהיו הבדלים משמעותיים בין שווקי יעד שונים עבור רעיונות שונים.</w:t>
+      </w:r>
+    </w:p>
+    <w:p>
+      <w:pPr>
+        <w:keepNext/>
+        <w:suppressAutoHyphens/>
+        <w:autoSpaceDN w:val="0"/>
+        <w:spacing w:before="240" w:after="120"/>
+        <w:textAlignment w:val="baseline"/>
+        <w:outlineLvl w:val="1"/>
+        <w:rPr>
+          <w:rFonts w:eastAsia="Monospace"/>
+          <w:color w:val="000000"/>
+          <w:kern w:val="3"/>
+          <w:szCs w:val="32"/>
+          <w:rtl/>
+        </w:rPr>
+      </w:pPr>
+      <w:r>
+        <w:rPr>
+          <w:rFonts w:eastAsia="Monospace"/>
+          <w:color w:val="000000"/>
+          <w:kern w:val="3"/>
+          <w:szCs w:val="32"/>
+          <w:rtl/>
+        </w:rPr>
+        <w:t>דרישות תוכן לדוח שוק (</w:t>
+      </w:r>
+      <w:r>
+        <w:rPr>
+          <w:rFonts w:eastAsia="Monospace"/>
+          <w:color w:val="000000"/>
+          <w:kern w:val="3"/>
+          <w:szCs w:val="32"/>
+        </w:rPr>
+        <w:t>Market_Research.md</w:t>
+      </w:r>
+      <w:r>
+        <w:rPr>
+          <w:rFonts w:eastAsia="Monospace"/>
+          <w:color w:val="000000"/>
+          <w:kern w:val="3"/>
+          <w:szCs w:val="32"/>
+          <w:rtl/>
+        </w:rPr>
+        <w:t>)</w:t>
+      </w:r>
+    </w:p>
+    <w:p>
+      <w:pPr>
+        <w:suppressAutoHyphens/>
+        <w:autoSpaceDN w:val="0"/>
+        <w:spacing w:after="140" w:line="288" w:lineRule="auto"/>
+        <w:textAlignment w:val="baseline"/>
+        <w:rPr>
+          <w:rFonts w:eastAsia="Monospace"/>
+          <w:kern w:val="3"/>
+          <w:sz w:val="21"/>
+          <w:rtl/>
+        </w:rPr>
+      </w:pPr>
+      <w:r>
+        <w:rPr>
+          <w:rFonts w:eastAsia="Monospace"/>
+          <w:kern w:val="3"/>
+          <w:sz w:val="21"/>
+          <w:rtl/>
+        </w:rPr>
+        <w:t>בדוח סקר השוק עבור כל רעיון משחק, יש לענות בקצרה על השאלות הבאות:</w:t>
+      </w:r>
+    </w:p>
+    <w:p>
+      <w:pPr>
+        <w:numPr>
+          <w:ilvl w:val="0"/>
+          <w:numId w:val="9"/>
+        </w:numPr>
+        <w:suppressAutoHyphens/>
+        <w:autoSpaceDN w:val="0"/>
+        <w:spacing w:after="140" w:line="288" w:lineRule="auto"/>
+        <w:textAlignment w:val="baseline"/>
+        <w:rPr>
+          <w:rFonts w:eastAsia="Monospace"/>
+          <w:kern w:val="3"/>
+          <w:sz w:val="21"/>
+          <w:rtl/>
+        </w:rPr>
+      </w:pPr>
+      <w:r>
+        <w:rPr>
+          <w:rFonts w:eastAsia="Monospace"/>
           <w:b/>
           <w:bCs/>
-        </w:rPr>
-        <w:t>Rotator</w:t>
-      </w:r>
-      <w:r>
-        <w:rPr>
-          <w:rFonts w:ascii="David" w:hAnsi="David" w:cs="David"/>
-          <w:rtl/>
-        </w:rPr>
-        <w:t>, ה</w:t>
-      </w:r>
-      <w:r>
-        <w:rPr>
-          <w:rFonts w:ascii="David" w:hAnsi="David" w:cs="David"/>
-          <w:rtl/>
-        </w:rPr>
-        <w:t xml:space="preserve">מסובב </w:t>
-      </w:r>
-      <w:r>
-        <w:rPr>
-          <w:rFonts w:ascii="David" w:hAnsi="David" w:cs="David"/>
-          <w:rtl/>
-        </w:rPr>
-        <w:t xml:space="preserve">עצם-משחק </w:t>
-      </w:r>
-      <w:r>
-        <w:rPr>
-          <w:rFonts w:ascii="David" w:hAnsi="David" w:cs="David"/>
-          <w:rtl/>
-        </w:rPr>
-        <w:t>במהירות</w:t>
-      </w:r>
-      <w:r>
-        <w:rPr>
-          <w:rFonts w:ascii="David" w:hAnsi="David" w:cs="David"/>
-          <w:rtl/>
-        </w:rPr>
-        <w:t xml:space="preserve"> נתונה</w:t>
-      </w:r>
-      <w:r>
-        <w:rPr>
-          <w:rFonts w:ascii="David" w:hAnsi="David" w:cs="David"/>
-          <w:rtl/>
-        </w:rPr>
-        <w:t xml:space="preserve"> סביב עצמו</w:t>
-      </w:r>
-      <w:r>
-        <w:rPr>
-          <w:rFonts w:ascii="David" w:hAnsi="David" w:cs="David" w:hint="cs"/>
-          <w:rtl/>
-        </w:rPr>
-        <w:t xml:space="preserve"> (באיזה ציר-סיבוב צריך להשתמש?)</w:t>
+          <w:kern w:val="3"/>
+          <w:sz w:val="21"/>
+          <w:rtl/>
+        </w:rPr>
+        <w:t>סקירת שוק וטרנדים:</w:t>
+      </w:r>
+      <w:r>
+        <w:rPr>
+          <w:rFonts w:eastAsia="Monospace"/>
+          <w:kern w:val="3"/>
+          <w:sz w:val="21"/>
+          <w:rtl/>
+        </w:rPr>
+        <w:t xml:space="preserve"> תיאור כללי של השוק הרלוונטי לרעיון. למשל, אם הרעיון הוא משחק מובייל מסוג פאזל – מה מצב שוק משחקי הפאזל במובייל כיום? ציינו נתוני שוק עיקריים (היקף שוק, צמיחה שנתית, הכנסות גלובליות ובישראל אם רלוונטי) ומגמות עכשוויות בז׳אנר או בפלטפורמה. האם הז׳אנר בצמיחה או בירידה? אילו טרנדים (כגון טכנולוגיות חדשות, מודלי משחק פופולריים) משפיעים עליו?</w:t>
       </w:r>
     </w:p>
     <w:p>
       <w:pPr>
-        <w:pStyle w:val="BodyText"/>
-        <w:rPr>
-          <w:rFonts w:ascii="David" w:hAnsi="David" w:cs="David"/>
-          <w:rtl/>
-        </w:rPr>
-      </w:pPr>
-      <w:r>
-        <w:rPr>
-          <w:rFonts w:ascii="David" w:hAnsi="David" w:cs="David"/>
-          <w:rtl/>
-        </w:rPr>
-        <w:t xml:space="preserve">3. בנו </w:t>
-      </w:r>
-      <w:r>
-        <w:rPr>
-          <w:rFonts w:ascii="David" w:hAnsi="David" w:cs="David" w:hint="cs"/>
-          <w:rtl/>
-        </w:rPr>
-        <w:t>עצם-משחק</w:t>
-      </w:r>
-      <w:r>
-        <w:rPr>
-          <w:rFonts w:ascii="David" w:hAnsi="David" w:cs="David"/>
-          <w:rtl/>
-        </w:rPr>
-        <w:t xml:space="preserve"> בצורת כדור, </w:t>
-      </w:r>
-      <w:r>
-        <w:rPr>
-          <w:rFonts w:ascii="David" w:hAnsi="David" w:cs="David" w:hint="cs"/>
-          <w:rtl/>
-        </w:rPr>
-        <w:t>ה</w:t>
-      </w:r>
-      <w:r>
-        <w:rPr>
-          <w:rFonts w:ascii="David" w:hAnsi="David" w:cs="David"/>
-          <w:rtl/>
-        </w:rPr>
-        <w:t xml:space="preserve">גדל </w:t>
-      </w:r>
-      <w:r>
-        <w:rPr>
-          <w:rFonts w:ascii="David" w:hAnsi="David" w:cs="David"/>
-          <w:rtl/>
-        </w:rPr>
-        <w:t xml:space="preserve">בהדרגה </w:t>
-      </w:r>
-      <w:r>
-        <w:rPr>
-          <w:rFonts w:ascii="David" w:hAnsi="David" w:cs="David"/>
-          <w:rtl/>
-        </w:rPr>
-        <w:t>וקטן בהדרגה</w:t>
-      </w:r>
-      <w:r>
-        <w:rPr>
-          <w:rFonts w:ascii="David" w:hAnsi="David" w:cs="David"/>
-          <w:rtl/>
-        </w:rPr>
-        <w:t xml:space="preserve">, </w:t>
-      </w:r>
-      <w:r>
-        <w:rPr>
-          <w:rFonts w:ascii="David" w:hAnsi="David" w:cs="David"/>
-          <w:rtl/>
-        </w:rPr>
-        <w:t xml:space="preserve">כמו </w:t>
-      </w:r>
-      <w:r>
-        <w:rPr>
-          <w:rFonts w:ascii="David" w:hAnsi="David" w:cs="David"/>
-          <w:rtl/>
-        </w:rPr>
-        <w:t>לב פועם</w:t>
-      </w:r>
-      <w:r>
-        <w:rPr>
-          <w:rFonts w:ascii="David" w:hAnsi="David" w:cs="David"/>
-          <w:rtl/>
-        </w:rPr>
-        <w:t>.</w:t>
-      </w:r>
-      <w:r>
-        <w:rPr>
-          <w:rFonts w:ascii="David" w:hAnsi="David" w:cs="David" w:hint="cs"/>
-          <w:rtl/>
-        </w:rPr>
-        <w:t xml:space="preserve"> </w:t>
+        <w:numPr>
+          <w:ilvl w:val="0"/>
+          <w:numId w:val="9"/>
+        </w:numPr>
+        <w:suppressAutoHyphens/>
+        <w:autoSpaceDN w:val="0"/>
+        <w:spacing w:after="140" w:line="288" w:lineRule="auto"/>
+        <w:textAlignment w:val="baseline"/>
+        <w:rPr>
+          <w:rFonts w:eastAsia="Monospace"/>
+          <w:kern w:val="3"/>
+          <w:sz w:val="21"/>
+          <w:rtl/>
+        </w:rPr>
+      </w:pPr>
+      <w:r>
+        <w:rPr>
+          <w:rFonts w:eastAsia="Monospace"/>
+          <w:b/>
+          <w:bCs/>
+          <w:kern w:val="3"/>
+          <w:sz w:val="21"/>
+          <w:rtl/>
+        </w:rPr>
+        <w:t>קהלי יעד:</w:t>
+      </w:r>
+      <w:r>
+        <w:rPr>
+          <w:rFonts w:eastAsia="Monospace"/>
+          <w:kern w:val="3"/>
+          <w:sz w:val="21"/>
+          <w:rtl/>
+        </w:rPr>
+        <w:t xml:space="preserve"> אפיון קהל היעד הפוטנציאלי של המשחק. הגדירו מי השחקנים שיתעניינו במשחק זה – גילאים, מגדר (אם רלוונטי), תחומי עניין, סוגי גיימרים (מקצוענים או חובבנים). התייחסו למוטיבציות העיקריות של שחקנים אלה לשחק במשחק מהסוג שאתם מציעים (למשל תחרותיות, </w:t>
+      </w:r>
+      <w:r>
+        <w:rPr>
+          <w:rFonts w:eastAsia="Monospace"/>
+          <w:kern w:val="3"/>
+          <w:sz w:val="21"/>
+          <w:rtl/>
+        </w:rPr>
+        <w:lastRenderedPageBreak/>
+        <w:t>סיפור ועלילה, משחק חברתי, פתרון חידות וכו'). אם הרעיון מכוון לשוק הישראלי, האם יש מאפיינים ייחודיים לקהל הישראלי שכדאי לציין.</w:t>
       </w:r>
     </w:p>
     <w:p>
       <w:pPr>
-        <w:pStyle w:val="BodyText"/>
-        <w:rPr>
-          <w:rFonts w:ascii="David" w:hAnsi="David" w:cs="David"/>
-          <w:rtl/>
-        </w:rPr>
-      </w:pPr>
-      <w:r>
-        <w:rPr>
-          <w:rFonts w:ascii="David" w:hAnsi="David" w:cs="David" w:hint="cs"/>
-          <w:rtl/>
-        </w:rPr>
-        <w:t>4</w:t>
-      </w:r>
-      <w:r>
-        <w:rPr>
-          <w:rFonts w:ascii="David" w:hAnsi="David" w:cs="David"/>
-          <w:rtl/>
-        </w:rPr>
-        <w:t xml:space="preserve">. </w:t>
-      </w:r>
-      <w:r>
-        <w:rPr>
-          <w:rFonts w:ascii="David" w:hAnsi="David" w:cs="David" w:hint="cs"/>
-          <w:rtl/>
-        </w:rPr>
-        <w:t xml:space="preserve">בנו רכיב המאפשר לשחקן להסתיר את העצם שלו (העצם שהרכיב שייך אליו) בלחיצת כפתור, ולהציג אותו מחדש בלחיצת כפתור. </w:t>
-      </w:r>
-      <w:r>
-        <w:rPr>
-          <w:rFonts w:ascii="David" w:hAnsi="David" w:cs="David" w:hint="cs"/>
-        </w:rPr>
-        <w:t xml:space="preserve"> </w:t>
-      </w:r>
-      <w:r>
-        <w:rPr>
-          <w:rFonts w:ascii="David" w:hAnsi="David" w:cs="David" w:hint="cs"/>
-          <w:rtl/>
-        </w:rPr>
-        <w:t xml:space="preserve">רמז: </w:t>
-      </w:r>
-      <w:r>
-        <w:rPr>
-          <w:rFonts w:ascii="David" w:hAnsi="David" w:cs="David" w:hint="cs"/>
-          <w:rtl/>
-        </w:rPr>
-        <w:t>השתמשו ב</w:t>
-      </w:r>
-      <w:r>
-        <w:rPr>
-          <w:rFonts w:ascii="David" w:hAnsi="David" w:cs="David" w:hint="cs"/>
-          <w:rtl/>
-        </w:rPr>
-        <w:t xml:space="preserve">רכיב </w:t>
-      </w:r>
-      <w:r>
-        <w:rPr>
-          <w:rFonts w:ascii="David" w:hAnsi="David" w:cs="David" w:hint="cs"/>
-          <w:rtl/>
-        </w:rPr>
-        <w:t>ה</w:t>
-      </w:r>
-      <w:r>
-        <w:rPr>
-          <w:rFonts w:ascii="David" w:hAnsi="David" w:cs="David" w:hint="cs"/>
-          <w:rtl/>
-        </w:rPr>
-        <w:t>אחראי על הצגה של העצם.</w:t>
-      </w:r>
-      <w:r>
-        <w:rPr>
-          <w:rFonts w:ascii="David" w:hAnsi="David" w:cs="David" w:hint="cs"/>
-          <w:rtl/>
-        </w:rPr>
-        <w:t xml:space="preserve"> </w:t>
+        <w:numPr>
+          <w:ilvl w:val="0"/>
+          <w:numId w:val="9"/>
+        </w:numPr>
+        <w:suppressAutoHyphens/>
+        <w:autoSpaceDN w:val="0"/>
+        <w:spacing w:after="140" w:line="288" w:lineRule="auto"/>
+        <w:textAlignment w:val="baseline"/>
+        <w:rPr>
+          <w:rFonts w:eastAsia="Monospace"/>
+          <w:kern w:val="3"/>
+          <w:sz w:val="21"/>
+          <w:rtl/>
+        </w:rPr>
+      </w:pPr>
+      <w:r>
+        <w:rPr>
+          <w:rFonts w:eastAsia="Monospace"/>
+          <w:b/>
+          <w:bCs/>
+          <w:kern w:val="3"/>
+          <w:sz w:val="21"/>
+          <w:rtl/>
+        </w:rPr>
+        <w:t>ניתוח מתחרים:</w:t>
+      </w:r>
+      <w:r>
+        <w:rPr>
+          <w:rFonts w:eastAsia="Monospace"/>
+          <w:kern w:val="3"/>
+          <w:sz w:val="21"/>
+          <w:rtl/>
+        </w:rPr>
+        <w:t xml:space="preserve"> סקירה של משחקים קיימים הדומים לרעיון שלכם או מתחרים על אותו קהל יעד. לזהות 3-5 כותרים בולטים (בארץ או בעולם) הדומים במשחקיות, בז׳אנר או בקונספט לרעיון, ולנתח בקצרה כל אחד: מי המפתחים/חברה, מתי יצא, מידת ההצלחה (כמו מספר הורדות, כמות שחקנים, הכנסות משוערות, דירוגים וביקורות), ומה אפשר ללמוד ממנו. חשוב להדגיש את </w:t>
+      </w:r>
+      <w:r>
+        <w:rPr>
+          <w:rFonts w:eastAsia="Monospace"/>
+          <w:b/>
+          <w:bCs/>
+          <w:kern w:val="3"/>
+          <w:sz w:val="21"/>
+          <w:rtl/>
+        </w:rPr>
+        <w:t>המאפיינים המבדילים</w:t>
+      </w:r>
+      <w:r>
+        <w:rPr>
+          <w:rFonts w:eastAsia="Monospace"/>
+          <w:kern w:val="3"/>
+          <w:sz w:val="21"/>
+          <w:rtl/>
+        </w:rPr>
+        <w:t xml:space="preserve"> של כל מתחרה וגם מה חסר בהם – הזדמנויות שהמשחק שלכם יכול לנצל.</w:t>
       </w:r>
     </w:p>
     <w:p>
       <w:pPr>
-        <w:pStyle w:val="BodyText"/>
-        <w:rPr>
-          <w:rFonts w:ascii="David" w:hAnsi="David" w:cs="David"/>
-          <w:rtl/>
-        </w:rPr>
-      </w:pPr>
+        <w:numPr>
+          <w:ilvl w:val="0"/>
+          <w:numId w:val="9"/>
+        </w:numPr>
+        <w:suppressAutoHyphens/>
+        <w:autoSpaceDN w:val="0"/>
+        <w:spacing w:after="140" w:line="288" w:lineRule="auto"/>
+        <w:textAlignment w:val="baseline"/>
+        <w:rPr>
+          <w:rFonts w:eastAsia="Monospace"/>
+          <w:kern w:val="3"/>
+          <w:sz w:val="21"/>
+        </w:rPr>
+      </w:pPr>
+      <w:r>
+        <w:rPr>
+          <w:rFonts w:eastAsia="Monospace"/>
+          <w:b/>
+          <w:bCs/>
+          <w:kern w:val="3"/>
+          <w:sz w:val="21"/>
+          <w:rtl/>
+        </w:rPr>
+        <w:t>הצעת ערך ייחודית (</w:t>
+      </w:r>
+      <w:r>
+        <w:rPr>
+          <w:rFonts w:eastAsia="Monospace"/>
+          <w:b/>
+          <w:bCs/>
+          <w:kern w:val="3"/>
+          <w:sz w:val="21"/>
+        </w:rPr>
+        <w:t>USP – Unique Selling Proposition</w:t>
+      </w:r>
+      <w:r>
+        <w:rPr>
+          <w:rFonts w:eastAsia="Monospace"/>
+          <w:b/>
+          <w:bCs/>
+          <w:kern w:val="3"/>
+          <w:sz w:val="21"/>
+          <w:rtl/>
+        </w:rPr>
+        <w:t>):</w:t>
+      </w:r>
+      <w:r>
+        <w:rPr>
+          <w:rFonts w:eastAsia="Monospace"/>
+          <w:kern w:val="3"/>
+          <w:sz w:val="21"/>
+          <w:rtl/>
+        </w:rPr>
+        <w:t xml:space="preserve"> לאחר שסקרתם את המתחרים, פרטו במה הרעיון שלכם מתבלט לעומתם. מה מייחד את המשחק שאתם מציעים? זה יכול להיות אלמנט משחקיות חדשני, סגנון אמנותי ייחודי, סיפור יוצא דופן, או כל דבר אחר שנותן לכם יתרון תחרותי. ודאו שה-</w:t>
+      </w:r>
+      <w:r>
+        <w:rPr>
+          <w:rFonts w:eastAsia="Monospace"/>
+          <w:kern w:val="3"/>
+          <w:sz w:val="21"/>
+        </w:rPr>
+        <w:t>USP</w:t>
+      </w:r>
+      <w:r>
+        <w:rPr>
+          <w:rFonts w:eastAsia="Monospace"/>
+          <w:kern w:val="3"/>
+          <w:sz w:val="21"/>
+          <w:rtl/>
+        </w:rPr>
+        <w:t xml:space="preserve"> קשור לצרכים או לרצונות של קהל היעד שהגדרתם.</w:t>
+      </w:r>
     </w:p>
     <w:p>
       <w:pPr>
-        <w:pStyle w:val="BodyText"/>
-        <w:rPr>
-          <w:rFonts w:ascii="David" w:hAnsi="David" w:cs="David"/>
-          <w:color w:val="00B050"/>
-          <w:rtl/>
-        </w:rPr>
-      </w:pPr>
-      <w:r>
-        <w:rPr>
-          <w:rFonts w:ascii="David" w:hAnsi="David" w:cs="David" w:hint="cs"/>
+        <w:numPr>
+          <w:ilvl w:val="0"/>
+          <w:numId w:val="9"/>
+        </w:numPr>
+        <w:suppressAutoHyphens/>
+        <w:autoSpaceDN w:val="0"/>
+        <w:spacing w:after="140" w:line="288" w:lineRule="auto"/>
+        <w:textAlignment w:val="baseline"/>
+        <w:rPr>
+          <w:rFonts w:eastAsia="Monospace"/>
+          <w:kern w:val="3"/>
+          <w:sz w:val="21"/>
+        </w:rPr>
+      </w:pPr>
+      <w:r>
+        <w:rPr>
+          <w:rFonts w:eastAsia="Monospace"/>
           <w:b/>
           <w:bCs/>
-          <w:color w:val="00B050"/>
-          <w:rtl/>
-        </w:rPr>
-        <w:t>הגשה</w:t>
-      </w:r>
-      <w:r>
-        <w:rPr>
-          <w:rFonts w:ascii="David" w:hAnsi="David" w:cs="David" w:hint="cs"/>
-          <w:color w:val="00B050"/>
-          <w:rtl/>
-        </w:rPr>
-        <w:t xml:space="preserve">: כדי להדגים את כל הרכיבים </w:t>
-      </w:r>
-      <w:r>
-        <w:rPr>
-          <w:rFonts w:ascii="David" w:hAnsi="David" w:cs="David" w:hint="cs"/>
-          <w:color w:val="00B050"/>
-          <w:rtl/>
-        </w:rPr>
-        <w:t>בסעיף זה</w:t>
-      </w:r>
-      <w:r>
-        <w:rPr>
-          <w:rFonts w:ascii="David" w:hAnsi="David" w:cs="David" w:hint="cs"/>
-          <w:color w:val="00B050"/>
-          <w:rtl/>
-        </w:rPr>
-        <w:t xml:space="preserve">, אפשר ליצור </w:t>
-      </w:r>
-      <w:r>
-        <w:rPr>
-          <w:rFonts w:ascii="David" w:hAnsi="David" w:cs="David" w:hint="cs"/>
-          <w:color w:val="00B050"/>
-          <w:rtl/>
-        </w:rPr>
-        <w:t xml:space="preserve">פרויקט </w:t>
-      </w:r>
-      <w:r>
-        <w:rPr>
-          <w:rFonts w:ascii="David" w:hAnsi="David" w:cs="David" w:hint="cs"/>
-          <w:color w:val="00B050"/>
-          <w:rtl/>
-        </w:rPr>
-        <w:t xml:space="preserve">אחד עם </w:t>
-      </w:r>
-      <w:r>
-        <w:rPr>
-          <w:rFonts w:ascii="David" w:hAnsi="David" w:cs="David" w:hint="cs"/>
-          <w:color w:val="00B050"/>
-          <w:rtl/>
-        </w:rPr>
-        <w:t>סצנה</w:t>
-      </w:r>
-      <w:r>
-        <w:rPr>
-          <w:rFonts w:ascii="David" w:hAnsi="David" w:cs="David" w:hint="cs"/>
-          <w:color w:val="00B050"/>
-          <w:rtl/>
-        </w:rPr>
-        <w:t xml:space="preserve"> אחת, ולשים בה עצמים שונים המדגימים את הרכיבים השונים.</w:t>
-      </w:r>
-      <w:r>
-        <w:rPr>
-          <w:rFonts w:ascii="David" w:hAnsi="David" w:cs="David" w:hint="cs"/>
-          <w:color w:val="00B050"/>
-          <w:rtl/>
+          <w:kern w:val="3"/>
+          <w:sz w:val="21"/>
+          <w:rtl/>
+        </w:rPr>
+        <w:t>אירועים</w:t>
+      </w:r>
+      <w:r>
+        <w:rPr>
+          <w:rFonts w:eastAsia="Monospace"/>
+          <w:kern w:val="3"/>
+          <w:sz w:val="21"/>
+          <w:rtl/>
+        </w:rPr>
+        <w:t>: תנו דוגמה ללוח אירועים חיים (</w:t>
+      </w:r>
+      <w:r>
+        <w:rPr>
+          <w:rFonts w:eastAsia="Monospace"/>
+          <w:kern w:val="3"/>
+          <w:sz w:val="21"/>
+        </w:rPr>
+        <w:t>LiveOps</w:t>
+      </w:r>
+      <w:r>
+        <w:rPr>
+          <w:rFonts w:eastAsia="Monospace"/>
+          <w:kern w:val="3"/>
+          <w:sz w:val="21"/>
+          <w:rtl/>
+        </w:rPr>
+        <w:t>) עבור המשחק שלכם (לדוגמה:</w:t>
+      </w:r>
+      <w:r>
+        <w:rPr>
+          <w:rFonts w:eastAsia="Monospace"/>
+          <w:kern w:val="3"/>
+          <w:sz w:val="21"/>
         </w:rPr>
         <w:t xml:space="preserve"> </w:t>
+      </w:r>
+      <w:r>
+        <w:rPr>
+          <w:rFonts w:eastAsia="Monospace"/>
+          <w:kern w:val="3"/>
+          <w:sz w:val="21"/>
+          <w:rtl/>
+        </w:rPr>
+        <w:t xml:space="preserve"> משימה יומית או שבועית המזכה בחפץ מיוחד וחד-פעמי). הסבירו איך הדבר יכול לסייע למשוך שחקנים למשחק.</w:t>
       </w:r>
     </w:p>
     <w:p>
       <w:pPr>
-        <w:pStyle w:val="BodyText"/>
         <w:numPr>
           <w:ilvl w:val="0"/>
-          <w:numId w:val="2"/>
+          <w:numId w:val="9"/>
         </w:numPr>
-        <w:rPr>
-          <w:rFonts w:cs="David"/>
-          <w:color w:val="00B050"/>
-          <w:rtl/>
-        </w:rPr>
-      </w:pPr>
-      <w:r>
-        <w:rPr>
-          <w:rFonts w:ascii="David" w:hAnsi="David" w:cs="David" w:hint="cs"/>
-          <w:color w:val="00B050"/>
-          <w:rtl/>
-        </w:rPr>
-        <w:t xml:space="preserve">העלו את </w:t>
-      </w:r>
-      <w:r>
-        <w:rPr>
-          <w:rFonts w:ascii="David" w:hAnsi="David" w:cs="David" w:hint="cs"/>
-          <w:color w:val="00B050"/>
-          <w:rtl/>
-        </w:rPr>
-        <w:t>הפרויקט</w:t>
-      </w:r>
-      <w:r>
-        <w:rPr>
-          <w:rFonts w:ascii="David" w:hAnsi="David" w:cs="David" w:hint="cs"/>
-          <w:color w:val="00B050"/>
-          <w:rtl/>
-        </w:rPr>
-        <w:t xml:space="preserve"> שיצרתם </w:t>
-      </w:r>
-      <w:r>
-        <w:rPr>
-          <w:rFonts w:ascii="David" w:hAnsi="David" w:cs="David" w:hint="cs"/>
-          <w:color w:val="00B050"/>
-          <w:rtl/>
-        </w:rPr>
-        <w:t xml:space="preserve">לגיטהאב, וכן </w:t>
-      </w:r>
-      <w:r>
-        <w:rPr>
-          <w:rFonts w:ascii="David" w:hAnsi="David" w:cs="David" w:hint="cs"/>
-          <w:color w:val="00B050"/>
-          <w:rtl/>
-        </w:rPr>
-        <w:t xml:space="preserve">לאתר </w:t>
-      </w:r>
-      <w:r>
-        <w:rPr>
-          <w:rFonts w:ascii="David" w:hAnsi="David" w:cs="David"/>
-          <w:color w:val="00B050"/>
-        </w:rPr>
-        <w:t>itch.io</w:t>
-      </w:r>
-      <w:r>
-        <w:rPr>
-          <w:rFonts w:ascii="David" w:hAnsi="David" w:cs="David" w:hint="cs"/>
-          <w:color w:val="00B050"/>
-          <w:rtl/>
-        </w:rPr>
-        <w:t>.</w:t>
+        <w:suppressAutoHyphens/>
+        <w:autoSpaceDN w:val="0"/>
+        <w:spacing w:after="140" w:line="288" w:lineRule="auto"/>
+        <w:textAlignment w:val="baseline"/>
+        <w:rPr>
+          <w:rFonts w:eastAsia="Monospace"/>
+          <w:kern w:val="3"/>
+          <w:sz w:val="21"/>
+          <w:rtl/>
+        </w:rPr>
+      </w:pPr>
+      <w:r>
+        <w:rPr>
+          <w:rFonts w:eastAsia="Monospace"/>
+          <w:b/>
+          <w:bCs/>
+          <w:kern w:val="3"/>
+          <w:sz w:val="21"/>
+          <w:rtl/>
+        </w:rPr>
+        <w:t>משחק-על</w:t>
+      </w:r>
+      <w:r>
+        <w:rPr>
+          <w:rFonts w:eastAsia="Monospace"/>
+          <w:kern w:val="3"/>
+          <w:sz w:val="21"/>
+          <w:rtl/>
+        </w:rPr>
+        <w:t>: תנו דוגמה למשחק-על (</w:t>
+      </w:r>
+      <w:r>
+        <w:rPr>
+          <w:rFonts w:eastAsia="Monospace"/>
+          <w:kern w:val="3"/>
+          <w:sz w:val="21"/>
+        </w:rPr>
+        <w:t>meta-game</w:t>
+      </w:r>
+      <w:r>
+        <w:rPr>
+          <w:rFonts w:eastAsia="Monospace"/>
+          <w:kern w:val="3"/>
+          <w:sz w:val="21"/>
+          <w:rtl/>
+        </w:rPr>
+        <w:t>)</w:t>
+      </w:r>
+      <w:r>
+        <w:rPr>
+          <w:rFonts w:eastAsia="Monospace"/>
+          <w:kern w:val="3"/>
+          <w:sz w:val="21"/>
+        </w:rPr>
+        <w:t xml:space="preserve"> </w:t>
+      </w:r>
+      <w:r>
+        <w:rPr>
+          <w:rFonts w:eastAsia="Monospace"/>
+          <w:kern w:val="3"/>
+          <w:sz w:val="21"/>
+          <w:rtl/>
+        </w:rPr>
+        <w:t>על-גבי המשחק שלכם (לדוגמה:</w:t>
+      </w:r>
+      <w:r>
+        <w:rPr>
+          <w:rFonts w:eastAsia="Monospace"/>
+          <w:kern w:val="3"/>
+          <w:sz w:val="21"/>
+        </w:rPr>
+        <w:t xml:space="preserve"> </w:t>
+      </w:r>
+      <w:r>
+        <w:rPr>
+          <w:rFonts w:eastAsia="Monospace"/>
+          <w:kern w:val="3"/>
+          <w:sz w:val="21"/>
+          <w:rtl/>
+        </w:rPr>
+        <w:t>השחקן הראשון שמגיע לרמה 1000 מקבל פרס). הסבירו איך הוא יכול לסייע להשאיר את השחקנים במשחק.</w:t>
       </w:r>
     </w:p>
     <w:p>
       <w:pPr>
-        <w:pStyle w:val="BodyText"/>
-        <w:rPr>
-          <w:rFonts w:ascii="David" w:hAnsi="David" w:cs="David"/>
-          <w:color w:val="00B050"/>
-          <w:rtl/>
-        </w:rPr>
-      </w:pPr>
-      <w:r>
-        <w:rPr>
-          <w:rFonts w:ascii="David" w:hAnsi="David" w:cs="David" w:hint="cs"/>
-          <w:color w:val="00B050"/>
-          <w:rtl/>
-        </w:rPr>
-        <w:t xml:space="preserve">מומלץ לכתוב ליד כל עצם מה בדיוק הוא מדגים. לשם כך אפשר </w:t>
-      </w:r>
-      <w:r>
-        <w:rPr>
-          <w:rFonts w:ascii="David" w:hAnsi="David" w:cs="David" w:hint="cs"/>
-          <w:color w:val="00B050"/>
-          <w:rtl/>
-        </w:rPr>
-        <w:t xml:space="preserve">להוסיף טקסט </w:t>
-      </w:r>
-      <w:r>
-        <w:rPr>
-          <w:rFonts w:ascii="David" w:hAnsi="David" w:cs="David" w:hint="cs"/>
-          <w:color w:val="00B050"/>
-          <w:rtl/>
-        </w:rPr>
-        <w:t>לסצנה</w:t>
-      </w:r>
-      <w:r>
-        <w:rPr>
-          <w:rFonts w:ascii="David" w:hAnsi="David" w:cs="David" w:hint="cs"/>
-          <w:color w:val="00B050"/>
-          <w:rtl/>
-        </w:rPr>
-        <w:t xml:space="preserve"> באופן הבא:</w:t>
+        <w:numPr>
+          <w:ilvl w:val="0"/>
+          <w:numId w:val="9"/>
+        </w:numPr>
+        <w:suppressAutoHyphens/>
+        <w:autoSpaceDN w:val="0"/>
+        <w:spacing w:after="140" w:line="288" w:lineRule="auto"/>
+        <w:textAlignment w:val="baseline"/>
+        <w:rPr>
+          <w:rFonts w:eastAsia="Monospace"/>
+          <w:kern w:val="3"/>
+          <w:sz w:val="21"/>
+        </w:rPr>
+      </w:pPr>
+      <w:r>
+        <w:rPr>
+          <w:rFonts w:eastAsia="Monospace"/>
+          <w:b/>
+          <w:bCs/>
+          <w:kern w:val="3"/>
+          <w:sz w:val="21"/>
+          <w:rtl/>
+        </w:rPr>
+        <w:t>מודל עסקי ומונטיזציה:</w:t>
+      </w:r>
+      <w:r>
+        <w:rPr>
+          <w:rFonts w:eastAsia="Monospace"/>
+          <w:kern w:val="3"/>
+          <w:sz w:val="21"/>
+          <w:rtl/>
+        </w:rPr>
+        <w:t xml:space="preserve"> תארו כיצד המשחק שלכם יכול להפיק הכנסות, בהנחה שתעברו לפיתוח ופריסה בשוק. לדוגמה:</w:t>
       </w:r>
     </w:p>
     <w:p>
       <w:pPr>
-        <w:pStyle w:val="BodyText"/>
+        <w:numPr>
+          <w:ilvl w:val="1"/>
+          <w:numId w:val="9"/>
+        </w:numPr>
+        <w:suppressAutoHyphens/>
+        <w:autoSpaceDN w:val="0"/>
+        <w:spacing w:after="140" w:line="288" w:lineRule="auto"/>
+        <w:textAlignment w:val="baseline"/>
+        <w:rPr>
+          <w:rFonts w:eastAsia="Monospace"/>
+          <w:kern w:val="3"/>
+          <w:sz w:val="21"/>
+        </w:rPr>
+      </w:pPr>
+      <w:r>
+        <w:rPr>
+          <w:rFonts w:eastAsia="Monospace"/>
+          <w:kern w:val="3"/>
+          <w:sz w:val="21"/>
+          <w:rtl/>
+        </w:rPr>
+        <w:t>משחק חינמי עם רכישות בתוך האפליקציה (</w:t>
+      </w:r>
+      <w:r>
+        <w:rPr>
+          <w:rFonts w:eastAsia="Monospace"/>
+          <w:kern w:val="3"/>
+          <w:sz w:val="21"/>
+        </w:rPr>
+        <w:t>Free to Play + microtransactions</w:t>
+      </w:r>
+      <w:r>
+        <w:rPr>
+          <w:rFonts w:eastAsia="Monospace"/>
+          <w:kern w:val="3"/>
+          <w:sz w:val="21"/>
+          <w:rtl/>
+        </w:rPr>
+        <w:t>);</w:t>
+      </w:r>
+    </w:p>
+    <w:p>
+      <w:pPr>
+        <w:numPr>
+          <w:ilvl w:val="1"/>
+          <w:numId w:val="9"/>
+        </w:numPr>
+        <w:suppressAutoHyphens/>
+        <w:autoSpaceDN w:val="0"/>
+        <w:spacing w:after="140" w:line="288" w:lineRule="auto"/>
+        <w:textAlignment w:val="baseline"/>
+        <w:rPr>
+          <w:rFonts w:eastAsia="Monospace"/>
+          <w:kern w:val="3"/>
+          <w:sz w:val="21"/>
+        </w:rPr>
+      </w:pPr>
+      <w:r>
+        <w:rPr>
+          <w:rFonts w:eastAsia="Monospace"/>
+          <w:kern w:val="3"/>
+          <w:sz w:val="21"/>
+          <w:rtl/>
+        </w:rPr>
+        <w:t>"פרימיום" בתשלום חד פעמי;</w:t>
+      </w:r>
+    </w:p>
+    <w:p>
+      <w:pPr>
+        <w:numPr>
+          <w:ilvl w:val="1"/>
+          <w:numId w:val="9"/>
+        </w:numPr>
+        <w:suppressAutoHyphens/>
+        <w:autoSpaceDN w:val="0"/>
+        <w:spacing w:after="140" w:line="288" w:lineRule="auto"/>
+        <w:textAlignment w:val="baseline"/>
+        <w:rPr>
+          <w:rFonts w:eastAsia="Monospace"/>
+          <w:kern w:val="3"/>
+          <w:sz w:val="21"/>
+        </w:rPr>
+      </w:pPr>
+      <w:r>
+        <w:rPr>
+          <w:rFonts w:eastAsia="Monospace"/>
+          <w:kern w:val="3"/>
+          <w:sz w:val="21"/>
+          <w:rtl/>
+        </w:rPr>
+        <w:t xml:space="preserve">מודל מינוי חודשי; </w:t>
+      </w:r>
+    </w:p>
+    <w:p>
+      <w:pPr>
+        <w:numPr>
+          <w:ilvl w:val="1"/>
+          <w:numId w:val="9"/>
+        </w:numPr>
+        <w:suppressAutoHyphens/>
+        <w:autoSpaceDN w:val="0"/>
+        <w:spacing w:after="140" w:line="288" w:lineRule="auto"/>
+        <w:textAlignment w:val="baseline"/>
+        <w:rPr>
+          <w:rFonts w:eastAsia="Monospace"/>
+          <w:kern w:val="3"/>
+          <w:sz w:val="21"/>
+        </w:rPr>
+      </w:pPr>
+      <w:r>
+        <w:rPr>
+          <w:rFonts w:eastAsia="Monospace"/>
+          <w:kern w:val="3"/>
+          <w:sz w:val="21"/>
+          <w:rtl/>
+        </w:rPr>
+        <w:t>מבוסס פרסומות.</w:t>
+      </w:r>
+    </w:p>
+    <w:p>
+      <w:pPr>
+        <w:suppressAutoHyphens/>
+        <w:autoSpaceDN w:val="0"/>
+        <w:spacing w:after="140" w:line="288" w:lineRule="auto"/>
+        <w:ind w:left="720"/>
+        <w:textAlignment w:val="baseline"/>
+        <w:rPr>
+          <w:rFonts w:eastAsia="Monospace"/>
+          <w:kern w:val="3"/>
+          <w:sz w:val="21"/>
+          <w:rtl/>
+        </w:rPr>
+      </w:pPr>
+      <w:r>
+        <w:rPr>
+          <w:rFonts w:eastAsia="Monospace"/>
+          <w:kern w:val="3"/>
+          <w:sz w:val="21"/>
+          <w:rtl/>
+        </w:rPr>
+        <w:t xml:space="preserve">הסבירו </w:t>
+      </w:r>
+      <w:r>
+        <w:rPr>
+          <w:rFonts w:eastAsia="Monospace"/>
+          <w:b/>
+          <w:bCs/>
+          <w:kern w:val="3"/>
+          <w:sz w:val="21"/>
+          <w:rtl/>
+        </w:rPr>
+        <w:t>מדוע</w:t>
+      </w:r>
+      <w:r>
+        <w:rPr>
+          <w:rFonts w:eastAsia="Monospace"/>
+          <w:kern w:val="3"/>
+          <w:sz w:val="21"/>
+          <w:rtl/>
+        </w:rPr>
+        <w:t xml:space="preserve"> המודל הזה מתאים למשחק שלכם ולאותו שוק יעד, אפשר להיעזר במודלים הרווחים בקרב המתחרים שסקרתם. אם ידוע מידע על הכנסות או הצלחה של מודלים דומים בז׳אנר, שלבו זאת.</w:t>
+      </w:r>
+    </w:p>
+    <w:p>
+      <w:pPr>
         <w:numPr>
           <w:ilvl w:val="0"/>
-          <w:numId w:val="2"/>
+          <w:numId w:val="9"/>
         </w:numPr>
-        <w:rPr>
-          <w:rFonts w:ascii="David" w:hAnsi="David" w:cs="David"/>
-          <w:color w:val="00B050"/>
-        </w:rPr>
-      </w:pPr>
-      <w:r>
-        <w:rPr>
-          <w:rFonts w:ascii="David" w:hAnsi="David" w:cs="David" w:hint="cs"/>
-          <w:color w:val="00B050"/>
-          <w:rtl/>
-        </w:rPr>
-        <w:t>הוסיפו עצם-משחק חדש ריק (</w:t>
-      </w:r>
-      <w:r>
-        <w:rPr>
-          <w:rFonts w:ascii="David" w:hAnsi="David" w:cs="David"/>
+        <w:suppressAutoHyphens/>
+        <w:autoSpaceDN w:val="0"/>
+        <w:spacing w:after="140" w:line="288" w:lineRule="auto"/>
+        <w:textAlignment w:val="baseline"/>
+        <w:rPr>
+          <w:rFonts w:eastAsia="Monospace"/>
+          <w:kern w:val="3"/>
+          <w:sz w:val="21"/>
+        </w:rPr>
+      </w:pPr>
+      <w:r>
+        <w:rPr>
+          <w:rFonts w:eastAsia="Monospace"/>
           <w:b/>
           <w:bCs/>
-          <w:color w:val="00B050"/>
-        </w:rPr>
-        <w:t>Create Empty</w:t>
-      </w:r>
-      <w:r>
-        <w:rPr>
-          <w:rFonts w:ascii="David" w:hAnsi="David" w:cs="David" w:hint="cs"/>
-          <w:color w:val="00B050"/>
-          <w:rtl/>
-        </w:rPr>
-        <w:t>)</w:t>
+          <w:kern w:val="3"/>
+          <w:sz w:val="21"/>
+          <w:rtl/>
+        </w:rPr>
+        <w:t>אסטרטגיית שיווק והפצה (בקצרה):</w:t>
+      </w:r>
+      <w:r>
+        <w:rPr>
+          <w:rFonts w:eastAsia="Monospace"/>
+          <w:kern w:val="3"/>
+          <w:sz w:val="21"/>
+          <w:rtl/>
+        </w:rPr>
+        <w:t xml:space="preserve"> אמנם הדגש הוא על סקר שוק ולא תוכנית שיווק מלאה, אך במספר משפטים חשבו כיצד תגיעו לקהל היעד שלכם. ציינו באיזו פלטפורמה תשיקו את המשחק (</w:t>
+      </w:r>
+      <w:r>
+        <w:rPr>
+          <w:rFonts w:eastAsia="Monospace"/>
+          <w:kern w:val="3"/>
+          <w:sz w:val="21"/>
+        </w:rPr>
+        <w:t>PC – Steam/Epic</w:t>
+      </w:r>
+      <w:r>
+        <w:rPr>
+          <w:rFonts w:eastAsia="Monospace"/>
+          <w:kern w:val="3"/>
+          <w:sz w:val="21"/>
+          <w:rtl/>
+        </w:rPr>
+        <w:t xml:space="preserve">, מובייל – </w:t>
+      </w:r>
+      <w:r>
+        <w:rPr>
+          <w:rFonts w:eastAsia="Monospace"/>
+          <w:kern w:val="3"/>
+          <w:sz w:val="21"/>
+        </w:rPr>
+        <w:t>App Store/Google Play</w:t>
+      </w:r>
+      <w:r>
+        <w:rPr>
+          <w:rFonts w:eastAsia="Monospace"/>
+          <w:kern w:val="3"/>
+          <w:sz w:val="21"/>
+          <w:rtl/>
+        </w:rPr>
+        <w:t xml:space="preserve">, </w:t>
+      </w:r>
+      <w:proofErr w:type="spellStart"/>
+      <w:r>
+        <w:rPr>
+          <w:rFonts w:eastAsia="Monospace"/>
+          <w:kern w:val="3"/>
+          <w:sz w:val="21"/>
+          <w:rtl/>
+        </w:rPr>
+        <w:t>קונסולות</w:t>
+      </w:r>
+      <w:proofErr w:type="spellEnd"/>
+      <w:r>
+        <w:rPr>
+          <w:rFonts w:eastAsia="Monospace"/>
+          <w:kern w:val="3"/>
+          <w:sz w:val="21"/>
+          <w:rtl/>
+        </w:rPr>
+        <w:t xml:space="preserve">, </w:t>
+      </w:r>
+      <w:r>
+        <w:rPr>
+          <w:rFonts w:eastAsia="Monospace"/>
+          <w:kern w:val="3"/>
+          <w:sz w:val="21"/>
+        </w:rPr>
+        <w:t>Web</w:t>
+      </w:r>
+      <w:r>
+        <w:rPr>
+          <w:rFonts w:eastAsia="Monospace"/>
+          <w:kern w:val="3"/>
+          <w:sz w:val="21"/>
+          <w:rtl/>
+        </w:rPr>
+        <w:t xml:space="preserve"> וכו’) וכיצד קהל היעד יגלה אותו. למשל, האם תסתמכו על הפצה דיגיטלית בלבד? שיתוף פעולה עם מפיץ? שיווק ברשתות חברתיות, קהילות </w:t>
+      </w:r>
+      <w:proofErr w:type="spellStart"/>
+      <w:r>
+        <w:rPr>
+          <w:rFonts w:eastAsia="Monospace"/>
+          <w:kern w:val="3"/>
+          <w:sz w:val="21"/>
+          <w:rtl/>
+        </w:rPr>
+        <w:t>גיימינג</w:t>
+      </w:r>
+      <w:proofErr w:type="spellEnd"/>
+      <w:r>
+        <w:rPr>
+          <w:rFonts w:eastAsia="Monospace"/>
+          <w:kern w:val="3"/>
+          <w:sz w:val="21"/>
+          <w:rtl/>
+        </w:rPr>
+        <w:t xml:space="preserve">, </w:t>
+      </w:r>
+      <w:proofErr w:type="spellStart"/>
+      <w:r>
+        <w:rPr>
+          <w:rFonts w:eastAsia="Monospace"/>
+          <w:kern w:val="3"/>
+          <w:sz w:val="21"/>
+          <w:rtl/>
+        </w:rPr>
+        <w:t>סטרימרים</w:t>
+      </w:r>
+      <w:proofErr w:type="spellEnd"/>
+      <w:r>
+        <w:rPr>
+          <w:rFonts w:eastAsia="Monospace"/>
+          <w:kern w:val="3"/>
+          <w:sz w:val="21"/>
+          <w:rtl/>
+        </w:rPr>
+        <w:t>/</w:t>
+      </w:r>
+      <w:proofErr w:type="spellStart"/>
+      <w:r>
+        <w:rPr>
+          <w:rFonts w:eastAsia="Monospace"/>
+          <w:kern w:val="3"/>
+          <w:sz w:val="21"/>
+          <w:rtl/>
+        </w:rPr>
+        <w:t>יוטיוברים</w:t>
+      </w:r>
+      <w:proofErr w:type="spellEnd"/>
+      <w:r>
+        <w:rPr>
+          <w:rFonts w:eastAsia="Monospace"/>
+          <w:kern w:val="3"/>
+          <w:sz w:val="21"/>
+          <w:rtl/>
+        </w:rPr>
+        <w:t xml:space="preserve"> משפיעים וכו'. התייחסו לערוצים המתאימים לקהל שאליו אתם מכוונים.</w:t>
       </w:r>
     </w:p>
     <w:p>
       <w:pPr>
-        <w:pStyle w:val="BodyText"/>
         <w:numPr>
           <w:ilvl w:val="0"/>
-          <w:numId w:val="2"/>
+          <w:numId w:val="9"/>
         </w:numPr>
-        <w:rPr>
-          <w:rFonts w:ascii="David" w:hAnsi="David" w:cs="David"/>
-          <w:color w:val="00B050"/>
-        </w:rPr>
-      </w:pPr>
-      <w:r>
-        <w:rPr>
-          <w:rFonts w:ascii="David" w:hAnsi="David" w:cs="David" w:hint="cs"/>
-          <w:color w:val="00B050"/>
-          <w:rtl/>
-        </w:rPr>
-        <w:t>הוסיפו לו רכיב חדש (</w:t>
-      </w:r>
-      <w:r>
-        <w:rPr>
-          <w:rFonts w:ascii="David" w:hAnsi="David" w:cs="David"/>
+        <w:suppressAutoHyphens/>
+        <w:autoSpaceDN w:val="0"/>
+        <w:spacing w:after="140" w:line="288" w:lineRule="auto"/>
+        <w:textAlignment w:val="baseline"/>
+        <w:rPr>
+          <w:rFonts w:eastAsia="Monospace"/>
+          <w:kern w:val="3"/>
+          <w:sz w:val="21"/>
+          <w:rtl/>
+        </w:rPr>
+      </w:pPr>
+      <w:r>
+        <w:rPr>
+          <w:rFonts w:eastAsia="Monospace"/>
           <w:b/>
           <w:bCs/>
-          <w:color w:val="00B050"/>
-        </w:rPr>
-        <w:t>Add Component</w:t>
-      </w:r>
-      <w:r>
-        <w:rPr>
-          <w:rFonts w:ascii="David" w:hAnsi="David" w:cs="David" w:hint="cs"/>
-          <w:color w:val="00B050"/>
-          <w:rtl/>
-        </w:rPr>
-        <w:t xml:space="preserve">) מסוג </w:t>
-      </w:r>
-      <w:r>
-        <w:rPr>
-          <w:rFonts w:ascii="David" w:hAnsi="David" w:cs="David"/>
+          <w:kern w:val="3"/>
+          <w:sz w:val="21"/>
+          <w:rtl/>
+        </w:rPr>
+        <w:t>ניתוח סיכונים והזדמנויות:</w:t>
+      </w:r>
+      <w:r>
+        <w:rPr>
+          <w:rFonts w:eastAsia="Monospace"/>
+          <w:kern w:val="3"/>
+          <w:sz w:val="21"/>
+          <w:rtl/>
+        </w:rPr>
+        <w:t xml:space="preserve"> זיהוי גורמי סיכון עיקריים להצלחה של הרעיון בשוק, לצד הזדמנויות מבטיחות. למשל, סיכונים יכולים להיות שוק רווי במתחרים דומים, טכנולוגיה שעדיין אינה בשלה או קהל יעד קטן מדי. הזדמנויות יכולות להיות נישה שעדיין לא קיבלה מענה, עלייה בפופולריות של הז׳אנר לאחרונה, וכו'. התייחסו כיצד תוכלו למנף הזדמנויות ולהתמודד עם סיכונים אפשריים.</w:t>
+      </w:r>
+    </w:p>
+    <w:p>
+      <w:pPr>
+        <w:numPr>
+          <w:ilvl w:val="0"/>
+          <w:numId w:val="9"/>
+        </w:numPr>
+        <w:suppressAutoHyphens/>
+        <w:autoSpaceDN w:val="0"/>
+        <w:spacing w:after="140" w:line="288" w:lineRule="auto"/>
+        <w:textAlignment w:val="baseline"/>
+        <w:rPr>
+          <w:rFonts w:eastAsia="Monospace"/>
+          <w:kern w:val="3"/>
+          <w:sz w:val="21"/>
+          <w:rtl/>
+        </w:rPr>
+      </w:pPr>
+      <w:r>
+        <w:rPr>
+          <w:rFonts w:eastAsia="Monospace"/>
           <w:b/>
           <w:bCs/>
-          <w:color w:val="00B050"/>
-        </w:rPr>
-        <w:t>Text Mesh Pro – Text</w:t>
-      </w:r>
-      <w:r>
-        <w:rPr>
-          <w:rFonts w:ascii="David" w:hAnsi="David" w:cs="David" w:hint="cs"/>
-          <w:color w:val="00B050"/>
-          <w:rtl/>
-        </w:rPr>
-        <w:t>.</w:t>
-      </w:r>
-      <w:r>
-        <w:rPr>
-          <w:rFonts w:ascii="David" w:hAnsi="David" w:cs="David" w:hint="cs"/>
-          <w:color w:val="00B050"/>
-          <w:rtl/>
-        </w:rPr>
-        <w:t xml:space="preserve"> (*)</w:t>
+          <w:kern w:val="3"/>
+          <w:sz w:val="21"/>
+          <w:rtl/>
+        </w:rPr>
+        <w:t>סיכום והמלצות:</w:t>
+      </w:r>
+      <w:r>
+        <w:rPr>
+          <w:rFonts w:eastAsia="Monospace"/>
+          <w:kern w:val="3"/>
+          <w:sz w:val="21"/>
+          <w:rtl/>
+        </w:rPr>
+        <w:t xml:space="preserve"> סיימו כל דוח במסקנה לגבי הרעיון הנתון: עד כמה לדעתכם, לאחר המחקר, הרעיון </w:t>
+      </w:r>
+      <w:r>
+        <w:rPr>
+          <w:rFonts w:eastAsia="Monospace"/>
+          <w:b/>
+          <w:bCs/>
+          <w:kern w:val="3"/>
+          <w:sz w:val="21"/>
+          <w:rtl/>
+        </w:rPr>
+        <w:t>כדאי לפיתוח</w:t>
+      </w:r>
+      <w:r>
+        <w:rPr>
+          <w:rFonts w:eastAsia="Monospace"/>
+          <w:kern w:val="3"/>
+          <w:sz w:val="21"/>
+          <w:rtl/>
+        </w:rPr>
+        <w:t xml:space="preserve">? האם יש לכם מספיק </w:t>
+      </w:r>
+      <w:r>
+        <w:rPr>
+          <w:rFonts w:eastAsia="Monospace"/>
+          <w:b/>
+          <w:bCs/>
+          <w:kern w:val="3"/>
+          <w:sz w:val="21"/>
+          <w:rtl/>
+        </w:rPr>
+        <w:t>ביסוס</w:t>
+      </w:r>
+      <w:r>
+        <w:rPr>
+          <w:rFonts w:eastAsia="Monospace"/>
+          <w:kern w:val="3"/>
+          <w:sz w:val="21"/>
+          <w:rtl/>
+        </w:rPr>
+        <w:t xml:space="preserve"> להאמין שקיים שוק משמעותי למשחק הזה? ניתן לכלול כאן השוואה קצרה בין הרעיונות בצוות (מי נראה הכי מבטיח על הנייר). ציינו גם </w:t>
+      </w:r>
+      <w:r>
+        <w:rPr>
+          <w:rFonts w:eastAsia="Monospace"/>
+          <w:kern w:val="3"/>
+          <w:sz w:val="21"/>
+          <w:rtl/>
+        </w:rPr>
+        <w:lastRenderedPageBreak/>
+        <w:t>אילו פערי מידע עוד קיימים והמלצות להמשך הדרך (למשל, אם נדרש לבנות דגם של המשחק כדי לבדוק הנחות מסוימות).</w:t>
       </w:r>
     </w:p>
     <w:p>
       <w:pPr>
-        <w:pStyle w:val="BodyText"/>
+        <w:suppressAutoHyphens/>
+        <w:autoSpaceDN w:val="0"/>
+        <w:spacing w:after="140" w:line="288" w:lineRule="auto"/>
+        <w:textAlignment w:val="baseline"/>
+        <w:rPr>
+          <w:rFonts w:eastAsia="Monospace"/>
+          <w:kern w:val="3"/>
+          <w:sz w:val="21"/>
+          <w:rtl/>
+        </w:rPr>
+      </w:pPr>
+      <w:r>
+        <w:rPr>
+          <w:rFonts w:eastAsia="Monospace"/>
+          <w:i/>
+          <w:iCs/>
+          <w:kern w:val="3"/>
+          <w:sz w:val="21"/>
+          <w:rtl/>
+        </w:rPr>
+        <w:t>הערה:</w:t>
+      </w:r>
+      <w:r>
+        <w:rPr>
+          <w:rFonts w:eastAsia="Monospace"/>
+          <w:kern w:val="3"/>
+          <w:sz w:val="21"/>
+          <w:rtl/>
+        </w:rPr>
+        <w:t xml:space="preserve"> ניתן לארגן את הדוח לפי הסעיפים הנ״ל ככותרות משנה. אם יש נושא נוסף שחשוב לרעיון ספציפי שלכם ואין לו סעיף ברשימה, הרגישו חופשיים להוסיפו. לדוגמה, אם הרעיון מערב טכנולוגיה או תחום חדש לחלוטין, ייתכן שתרצו לדון גם בהיבטים של אותה טכנולוגיה בשוק.</w:t>
+      </w:r>
+      <w:r>
+        <w:rPr>
+          <w:rFonts w:eastAsia="Monospace"/>
+          <w:kern w:val="3"/>
+          <w:sz w:val="21"/>
+          <w:rtl/>
+        </w:rPr>
+        <w:br/>
+      </w:r>
+    </w:p>
+    <w:p>
+      <w:pPr>
+        <w:keepNext/>
+        <w:suppressAutoHyphens/>
+        <w:autoSpaceDN w:val="0"/>
+        <w:spacing w:before="240" w:after="120"/>
+        <w:textAlignment w:val="baseline"/>
+        <w:outlineLvl w:val="1"/>
+        <w:rPr>
+          <w:rFonts w:eastAsia="Monospace"/>
+          <w:color w:val="000000"/>
+          <w:kern w:val="3"/>
+          <w:szCs w:val="32"/>
+          <w:rtl/>
+        </w:rPr>
+      </w:pPr>
+      <w:r>
+        <w:rPr>
+          <w:rFonts w:eastAsia="Monospace"/>
+          <w:color w:val="000000"/>
+          <w:kern w:val="3"/>
+          <w:szCs w:val="32"/>
+          <w:rtl/>
+        </w:rPr>
+        <w:t>הנחיות לכתיבה וביצוע המחקר</w:t>
+      </w:r>
+    </w:p>
+    <w:p>
+      <w:pPr>
         <w:numPr>
           <w:ilvl w:val="0"/>
-          <w:numId w:val="2"/>
+          <w:numId w:val="10"/>
         </w:numPr>
-        <w:rPr>
-          <w:rFonts w:ascii="David" w:hAnsi="David" w:cs="David"/>
-          <w:color w:val="00B050"/>
-          <w:rtl/>
-        </w:rPr>
-      </w:pPr>
-      <w:r>
-        <w:rPr>
-          <w:rFonts w:ascii="David" w:hAnsi="David" w:cs="David" w:hint="cs"/>
-          <w:color w:val="00B050"/>
-          <w:rtl/>
-        </w:rPr>
-        <w:t>שנו את מאפייני הרכיב כדי לקבוע את הגודל, הצבע</w:t>
-      </w:r>
-      <w:r>
-        <w:rPr>
-          <w:rFonts w:ascii="David" w:hAnsi="David" w:cs="David" w:hint="cs"/>
-          <w:color w:val="00B050"/>
-          <w:rtl/>
-        </w:rPr>
-        <w:t xml:space="preserve">, הכיוון </w:t>
-      </w:r>
-      <w:r>
-        <w:rPr>
-          <w:rFonts w:ascii="David" w:hAnsi="David" w:cs="David" w:hint="cs"/>
-          <w:color w:val="00B050"/>
-          <w:rtl/>
-        </w:rPr>
-        <w:t>והשפה</w:t>
-      </w:r>
-      <w:r>
-        <w:rPr>
-          <w:rFonts w:ascii="David" w:hAnsi="David" w:cs="David" w:hint="cs"/>
-          <w:color w:val="00B050"/>
-          <w:rtl/>
-        </w:rPr>
-        <w:t xml:space="preserve">. </w:t>
-      </w:r>
-      <w:r>
-        <w:rPr>
-          <w:rFonts w:ascii="David" w:hAnsi="David" w:cs="David" w:hint="cs"/>
-          <w:color w:val="00B050"/>
-          <w:rtl/>
-        </w:rPr>
-        <w:t>אפשר לכתוב בעברית</w:t>
-      </w:r>
-      <w:r>
-        <w:rPr>
-          <w:rFonts w:ascii="David" w:hAnsi="David" w:cs="David" w:hint="cs"/>
-          <w:color w:val="00B050"/>
-          <w:rtl/>
-        </w:rPr>
-        <w:t xml:space="preserve"> או אנגלית.</w:t>
+        <w:suppressAutoHyphens/>
+        <w:autoSpaceDN w:val="0"/>
+        <w:spacing w:after="140" w:line="288" w:lineRule="auto"/>
+        <w:textAlignment w:val="baseline"/>
+        <w:rPr>
+          <w:rFonts w:eastAsia="Monospace"/>
+          <w:kern w:val="3"/>
+          <w:sz w:val="21"/>
+          <w:rtl/>
+        </w:rPr>
+      </w:pPr>
+      <w:r>
+        <w:rPr>
+          <w:rFonts w:eastAsia="Monospace"/>
+          <w:b/>
+          <w:bCs/>
+          <w:kern w:val="3"/>
+          <w:sz w:val="21"/>
+          <w:rtl/>
+        </w:rPr>
+        <w:t>מקורות מידע אמינים:</w:t>
+      </w:r>
+      <w:r>
+        <w:rPr>
+          <w:rFonts w:eastAsia="Monospace"/>
+          <w:kern w:val="3"/>
+          <w:sz w:val="21"/>
+          <w:rtl/>
+        </w:rPr>
+        <w:t xml:space="preserve"> אספו נתונים ממקורות מהימנים, דוחות שוק (כגון </w:t>
+      </w:r>
+      <w:r>
+        <w:rPr>
+          <w:rFonts w:eastAsia="Monospace"/>
+          <w:kern w:val="3"/>
+          <w:sz w:val="21"/>
+        </w:rPr>
+        <w:t>Newzoo, Statista</w:t>
+      </w:r>
+      <w:r>
+        <w:rPr>
+          <w:rFonts w:eastAsia="Monospace"/>
+          <w:kern w:val="3"/>
+          <w:sz w:val="21"/>
+          <w:rtl/>
+        </w:rPr>
+        <w:t xml:space="preserve">), מאמרים וחדשות מתחום </w:t>
+      </w:r>
+      <w:proofErr w:type="spellStart"/>
+      <w:r>
+        <w:rPr>
+          <w:rFonts w:eastAsia="Monospace"/>
+          <w:kern w:val="3"/>
+          <w:sz w:val="21"/>
+          <w:rtl/>
+        </w:rPr>
+        <w:t>הגיימינג</w:t>
+      </w:r>
+      <w:proofErr w:type="spellEnd"/>
+      <w:r>
+        <w:rPr>
+          <w:rFonts w:eastAsia="Monospace"/>
+          <w:kern w:val="3"/>
+          <w:sz w:val="21"/>
+          <w:rtl/>
+        </w:rPr>
+        <w:t>, נתוני חנויות (</w:t>
+      </w:r>
+      <w:r>
+        <w:rPr>
+          <w:rFonts w:eastAsia="Monospace"/>
+          <w:kern w:val="3"/>
+          <w:sz w:val="21"/>
+        </w:rPr>
+        <w:t>Steam Spy</w:t>
+      </w:r>
+      <w:r>
+        <w:rPr>
+          <w:rFonts w:eastAsia="Monospace"/>
+          <w:kern w:val="3"/>
+          <w:sz w:val="21"/>
+          <w:rtl/>
+        </w:rPr>
+        <w:t>), וקהל יעד (סקרים, פורומים, רשתות חברתיות של גיימרים). אם נעזרתם בנתונים כמותיים או בעובדות ספציפיות, ציינו זאת והביאו מקור או קישור להמחשה.</w:t>
       </w:r>
     </w:p>
     <w:p>
       <w:pPr>
-        <w:pStyle w:val="BodyText"/>
-        <w:rPr>
-          <w:rFonts w:ascii="David" w:hAnsi="David" w:cs="David"/>
+        <w:numPr>
+          <w:ilvl w:val="0"/>
+          <w:numId w:val="10"/>
+        </w:numPr>
+        <w:suppressAutoHyphens/>
+        <w:autoSpaceDN w:val="0"/>
+        <w:spacing w:after="140" w:line="288" w:lineRule="auto"/>
+        <w:textAlignment w:val="baseline"/>
+        <w:rPr>
+          <w:rFonts w:eastAsia="Monospace"/>
+          <w:kern w:val="3"/>
+          <w:sz w:val="21"/>
+          <w:rtl/>
+        </w:rPr>
+      </w:pPr>
+      <w:r>
+        <w:rPr>
+          <w:rFonts w:eastAsia="Monospace"/>
+          <w:b/>
+          <w:bCs/>
+          <w:kern w:val="3"/>
+          <w:sz w:val="21"/>
+          <w:rtl/>
+        </w:rPr>
+        <w:t>עומק לעומת תמציתיות:</w:t>
+      </w:r>
+      <w:r>
+        <w:rPr>
+          <w:rFonts w:eastAsia="Monospace"/>
+          <w:kern w:val="3"/>
+          <w:sz w:val="21"/>
+          <w:rtl/>
+        </w:rPr>
+        <w:t xml:space="preserve"> הדוח צריך להיות מקצועי וממוקד. השתדלו לפרט את מה שחשוב, להציג נתונים משמעותיים וניתוח שלהם, מבלי להאריך יתר על המידה בדברים שאינם רלוונטיים. ניתן להשתמש ברשימות תבליטים, טבלאות והשוואות כדי להפוך את הדוח לקריא ותמציתי.</w:t>
+      </w:r>
+    </w:p>
+    <w:p>
+      <w:pPr>
+        <w:numPr>
+          <w:ilvl w:val="0"/>
+          <w:numId w:val="10"/>
+        </w:numPr>
+        <w:suppressAutoHyphens/>
+        <w:autoSpaceDN w:val="0"/>
+        <w:spacing w:after="140" w:line="288" w:lineRule="auto"/>
+        <w:textAlignment w:val="baseline"/>
+        <w:rPr>
+          <w:rFonts w:eastAsia="Monospace"/>
+          <w:kern w:val="3"/>
+          <w:sz w:val="21"/>
+          <w:rtl/>
+        </w:rPr>
+      </w:pPr>
+      <w:r>
+        <w:rPr>
+          <w:rFonts w:eastAsia="Monospace"/>
+          <w:b/>
+          <w:bCs/>
+          <w:kern w:val="3"/>
+          <w:sz w:val="21"/>
+          <w:rtl/>
+        </w:rPr>
+        <w:t>שפה וסגנון:</w:t>
+      </w:r>
+      <w:r>
+        <w:rPr>
+          <w:rFonts w:eastAsia="Monospace"/>
+          <w:kern w:val="3"/>
+          <w:sz w:val="21"/>
+          <w:rtl/>
+        </w:rPr>
+        <w:t xml:space="preserve"> מותר לכתוב את הדוח בעברית או באנגלית, לפי העדפת הצוות, אך הקפידו שהשפה תהיה רשמית, עניינית וברורה. עשו הגהה לאיתור שגיאות כתיב וטעויות ניסוח. זכרו שזהו מסמך מקצועי שמדמה דו"ח עסקי בתעשיית המשחקים.</w:t>
+      </w:r>
+    </w:p>
+    <w:p>
+      <w:pPr>
+        <w:numPr>
+          <w:ilvl w:val="0"/>
+          <w:numId w:val="10"/>
+        </w:numPr>
+        <w:suppressAutoHyphens/>
+        <w:autoSpaceDN w:val="0"/>
+        <w:spacing w:after="140" w:line="288" w:lineRule="auto"/>
+        <w:textAlignment w:val="baseline"/>
+        <w:rPr>
+          <w:rFonts w:eastAsia="Monospace"/>
+          <w:kern w:val="3"/>
+          <w:sz w:val="21"/>
+          <w:rtl/>
+        </w:rPr>
+      </w:pPr>
+      <w:r>
+        <w:rPr>
+          <w:rFonts w:eastAsia="Monospace"/>
+          <w:b/>
+          <w:bCs/>
+          <w:kern w:val="3"/>
+          <w:sz w:val="21"/>
+          <w:rtl/>
+        </w:rPr>
+        <w:t>עבודה בצוות:</w:t>
+      </w:r>
+      <w:r>
+        <w:rPr>
+          <w:rFonts w:eastAsia="Monospace"/>
+          <w:kern w:val="3"/>
+          <w:sz w:val="21"/>
+          <w:rtl/>
+        </w:rPr>
+        <w:t xml:space="preserve"> מומלץ שכל חבר צוות ייקח חלק באיסוף המידע ובכתיבה. אתם יכולים לחלק נושאים (למשל, כל חבר צוות אחראי לחקור היבט אחר, אחד את המתחרים, אחר את קהל היעד, וכו'), אך ודאו שלבסוף הכל משתלב לדוח אחד מגובש לכל רעיון. שתפו פעולה כדי לפרוס רשת מידע רחבה יותר וכדי ללמוד זה מזה במהלך התהליך.</w:t>
+      </w:r>
+    </w:p>
+    <w:p>
+      <w:pPr>
+        <w:keepNext/>
+        <w:suppressAutoHyphens/>
+        <w:autoSpaceDN w:val="0"/>
+        <w:spacing w:before="240" w:after="120"/>
+        <w:textAlignment w:val="baseline"/>
+        <w:outlineLvl w:val="1"/>
+        <w:rPr>
+          <w:rFonts w:eastAsia="Monospace"/>
+          <w:color w:val="000000"/>
+          <w:kern w:val="3"/>
+          <w:szCs w:val="32"/>
+          <w:rtl/>
+        </w:rPr>
+      </w:pPr>
+      <w:proofErr w:type="spellStart"/>
+      <w:r>
+        <w:rPr>
+          <w:rFonts w:eastAsia="Monospace"/>
+          <w:color w:val="000000"/>
+          <w:kern w:val="3"/>
+          <w:szCs w:val="32"/>
+          <w:rtl/>
+        </w:rPr>
+        <w:t>קריטריוני</w:t>
+      </w:r>
+      <w:proofErr w:type="spellEnd"/>
+      <w:r>
+        <w:rPr>
+          <w:rFonts w:eastAsia="Monospace"/>
+          <w:color w:val="000000"/>
+          <w:kern w:val="3"/>
+          <w:szCs w:val="32"/>
+          <w:rtl/>
+        </w:rPr>
+        <w:t xml:space="preserve"> הערכה עיקריים</w:t>
+      </w:r>
+    </w:p>
+    <w:p>
+      <w:pPr>
+        <w:numPr>
+          <w:ilvl w:val="1"/>
+          <w:numId w:val="11"/>
+        </w:numPr>
+        <w:suppressAutoHyphens/>
+        <w:autoSpaceDN w:val="0"/>
+        <w:spacing w:after="140" w:line="288" w:lineRule="auto"/>
+        <w:textAlignment w:val="baseline"/>
+        <w:rPr>
+          <w:rFonts w:eastAsia="Monospace"/>
+          <w:kern w:val="3"/>
+          <w:sz w:val="21"/>
+          <w:rtl/>
+        </w:rPr>
+      </w:pPr>
+      <w:r>
+        <w:rPr>
+          <w:rFonts w:eastAsia="Monospace"/>
           <w:i/>
           <w:iCs/>
-          <w:rtl/>
-        </w:rPr>
-      </w:pPr>
-      <w:r>
-        <w:rPr>
-          <w:rFonts w:ascii="David" w:hAnsi="David" w:cs="David" w:hint="cs"/>
+          <w:kern w:val="3"/>
+          <w:sz w:val="21"/>
+          <w:rtl/>
+        </w:rPr>
+        <w:t>עומק ואיכות המחקר:</w:t>
+      </w:r>
+      <w:r>
+        <w:rPr>
+          <w:rFonts w:eastAsia="Monospace"/>
+          <w:kern w:val="3"/>
+          <w:sz w:val="21"/>
+          <w:rtl/>
+        </w:rPr>
+        <w:t xml:space="preserve"> האם הדוח מציג הבנה מעמיקה של השוק הרלוונטי? האם בוצע ניתוח משמעותי של נתונים ומתחרים ולא רק תיאור כללי?</w:t>
+      </w:r>
+    </w:p>
+    <w:p>
+      <w:pPr>
+        <w:numPr>
+          <w:ilvl w:val="1"/>
+          <w:numId w:val="11"/>
+        </w:numPr>
+        <w:suppressAutoHyphens/>
+        <w:autoSpaceDN w:val="0"/>
+        <w:spacing w:after="140" w:line="288" w:lineRule="auto"/>
+        <w:textAlignment w:val="baseline"/>
+        <w:rPr>
+          <w:rFonts w:eastAsia="Monospace"/>
+          <w:kern w:val="3"/>
+          <w:sz w:val="21"/>
+          <w:rtl/>
+        </w:rPr>
+      </w:pPr>
+      <w:r>
+        <w:rPr>
+          <w:rFonts w:eastAsia="Monospace"/>
           <w:i/>
           <w:iCs/>
-          <w:rtl/>
-        </w:rPr>
-        <w:t xml:space="preserve">(*) </w:t>
-      </w:r>
-      <w:r>
-        <w:rPr>
-          <w:rFonts w:ascii="David" w:hAnsi="David" w:cs="David" w:hint="cs"/>
+          <w:kern w:val="3"/>
+          <w:sz w:val="21"/>
+          <w:rtl/>
+        </w:rPr>
+        <w:t>רלוונטיות ודיוק:</w:t>
+      </w:r>
+      <w:r>
+        <w:rPr>
+          <w:rFonts w:eastAsia="Monospace"/>
+          <w:kern w:val="3"/>
+          <w:sz w:val="21"/>
+          <w:rtl/>
+        </w:rPr>
+        <w:t xml:space="preserve"> האם המידע המוצג בדוח רלוונטי לרעיון המשחק ולשאלות המחקר? האם הנתונים עדכניים ומדויקים, והמקורות מהימנים?</w:t>
+      </w:r>
+    </w:p>
+    <w:p>
+      <w:pPr>
+        <w:numPr>
+          <w:ilvl w:val="1"/>
+          <w:numId w:val="11"/>
+        </w:numPr>
+        <w:suppressAutoHyphens/>
+        <w:autoSpaceDN w:val="0"/>
+        <w:spacing w:after="140" w:line="288" w:lineRule="auto"/>
+        <w:textAlignment w:val="baseline"/>
+        <w:rPr>
+          <w:rFonts w:eastAsia="Monospace"/>
+          <w:kern w:val="3"/>
+          <w:sz w:val="21"/>
+          <w:rtl/>
+        </w:rPr>
+      </w:pPr>
+      <w:r>
+        <w:rPr>
+          <w:rFonts w:eastAsia="Monospace"/>
           <w:i/>
           <w:iCs/>
-          <w:rtl/>
-        </w:rPr>
-        <w:t xml:space="preserve">אם אתם לא מוצאים את </w:t>
-      </w:r>
-      <w:r>
-        <w:rPr>
-          <w:rFonts w:ascii="David" w:hAnsi="David" w:cs="David" w:hint="cs"/>
+          <w:kern w:val="3"/>
+          <w:sz w:val="21"/>
+          <w:rtl/>
+        </w:rPr>
+        <w:t>בהירות ומקצועיות המסמך:</w:t>
+      </w:r>
+      <w:r>
+        <w:rPr>
+          <w:rFonts w:eastAsia="Monospace"/>
+          <w:kern w:val="3"/>
+          <w:sz w:val="21"/>
+          <w:rtl/>
+        </w:rPr>
+        <w:t xml:space="preserve"> האם הדוח כתוב בצורה מסודרת, ברורה ומקצועית? האם הוא ממוקד בנושאים הנכונים (ללא "רעשי רקע" עודפים)? האם הקורא (למשל משקיע פוטנציאלי או מנהל סטודיו) היה מקבל תמונה ברורה על מצב השוק עבור הרעיון מהמסמך הזה?</w:t>
+      </w:r>
+    </w:p>
+    <w:p>
+      <w:pPr>
+        <w:pStyle w:val="BodyText"/>
+        <w:rPr>
+          <w:rtl/>
+        </w:rPr>
+      </w:pPr>
+      <w:r>
+        <w:rPr>
+          <w:rFonts w:ascii="Liberation Serif" w:hAnsi="Liberation Serif"/>
           <w:i/>
           <w:iCs/>
-        </w:rPr>
-        <w:t>T</w:t>
-      </w:r>
-      <w:r>
-        <w:rPr>
-          <w:rFonts w:ascii="David" w:hAnsi="David" w:cs="David"/>
-          <w:i/>
-          <w:iCs/>
-        </w:rPr>
-        <w:t>ext Mesh Pro</w:t>
-      </w:r>
-      <w:r>
-        <w:rPr>
-          <w:rFonts w:ascii="David" w:hAnsi="David" w:cs="David" w:hint="cs"/>
-          <w:i/>
-          <w:iCs/>
-          <w:rtl/>
-        </w:rPr>
-        <w:t xml:space="preserve">, ייתכן שאתם צריכים להתקין אותו באופן חד-פעמי. לשם כך היכנסו ל </w:t>
-      </w:r>
-      <w:r>
-        <w:rPr>
-          <w:rFonts w:ascii="David" w:hAnsi="David" w:cs="David" w:hint="cs"/>
-          <w:i/>
-          <w:iCs/>
-        </w:rPr>
-        <w:t>W</w:t>
-      </w:r>
-      <w:r>
-        <w:rPr>
-          <w:rFonts w:ascii="David" w:hAnsi="David" w:cs="David"/>
-          <w:i/>
-          <w:iCs/>
-        </w:rPr>
-        <w:t xml:space="preserve">indow </w:t>
-      </w:r>
-      <w:r>
-        <w:rPr>
-          <w:rFonts w:ascii="David" w:hAnsi="David" w:cs="David" w:hint="cs"/>
-          <w:i/>
-          <w:iCs/>
-          <w:rtl/>
-        </w:rPr>
-        <w:t xml:space="preserve"> ואז ל </w:t>
-      </w:r>
-      <w:r>
-        <w:rPr>
-          <w:rFonts w:ascii="David" w:hAnsi="David" w:cs="David"/>
-          <w:i/>
-          <w:iCs/>
-        </w:rPr>
-        <w:t>Package Manager</w:t>
-      </w:r>
-      <w:r>
-        <w:rPr>
-          <w:rFonts w:ascii="David" w:hAnsi="David" w:cs="David" w:hint="cs"/>
-          <w:i/>
-          <w:iCs/>
-          <w:rtl/>
-        </w:rPr>
-        <w:t xml:space="preserve">, חפשו את החבילה </w:t>
-      </w:r>
-      <w:r>
-        <w:rPr>
-          <w:rFonts w:ascii="David" w:hAnsi="David" w:cs="David"/>
-          <w:i/>
-          <w:iCs/>
-        </w:rPr>
-        <w:t xml:space="preserve">Text Mesh Pro </w:t>
-      </w:r>
-      <w:r>
-        <w:rPr>
-          <w:rFonts w:ascii="David" w:hAnsi="David" w:cs="David" w:hint="cs"/>
-          <w:i/>
-          <w:iCs/>
-          <w:rtl/>
-        </w:rPr>
-        <w:t xml:space="preserve">  והתקינו אותה.</w:t>
-      </w:r>
-    </w:p>
-    <w:p>
-      <w:pPr>
-        <w:pStyle w:val="BodyText"/>
-        <w:rPr>
-          <w:rFonts w:ascii="David" w:hAnsi="David" w:cs="David"/>
-          <w:i/>
-          <w:iCs/>
-          <w:rtl/>
-        </w:rPr>
-      </w:pPr>
-    </w:p>
-    <w:p>
-      <w:pPr>
-        <w:pStyle w:val="Heading2"/>
-        <w:rPr>
-          <w:rtl/>
-        </w:rPr>
-      </w:pPr>
-      <w:r>
-        <w:rPr>
-          <w:rFonts w:hint="cs"/>
-          <w:rtl/>
-        </w:rPr>
-        <w:t>ב. מצלמות</w:t>
-      </w:r>
-      <w:r>
-        <w:rPr>
-          <w:rFonts w:hint="cs"/>
-          <w:rtl/>
-        </w:rPr>
-        <w:t xml:space="preserve"> ונקודות-מבט</w:t>
-      </w:r>
-    </w:p>
-    <w:p>
-      <w:pPr>
-        <w:rPr>
-          <w:rFonts w:cs="David"/>
-          <w:rtl/>
-        </w:rPr>
-      </w:pPr>
-      <w:r>
-        <w:rPr>
-          <w:rFonts w:hint="cs"/>
-          <w:rtl/>
-        </w:rPr>
-        <w:t>1</w:t>
-      </w:r>
-      <w:r>
-        <w:rPr>
-          <w:rFonts w:cs="David" w:hint="cs"/>
-          <w:rtl/>
-        </w:rPr>
-        <w:t xml:space="preserve">. </w:t>
-      </w:r>
-      <w:proofErr w:type="spellStart"/>
-      <w:r>
-        <w:rPr>
-          <w:rFonts w:cs="David" w:hint="cs"/>
-          <w:rtl/>
-        </w:rPr>
-        <w:t>קיראו</w:t>
-      </w:r>
-      <w:proofErr w:type="spellEnd"/>
-      <w:r>
-        <w:rPr>
-          <w:rFonts w:cs="David" w:hint="cs"/>
-          <w:rtl/>
-        </w:rPr>
-        <w:t xml:space="preserve"> כאן:</w:t>
-      </w:r>
-      <w:r>
-        <w:rPr>
-          <w:rFonts w:cs="David" w:hint="cs"/>
-        </w:rPr>
-        <w:t xml:space="preserve"> </w:t>
-      </w:r>
-      <w:hyperlink r:id="rId10" w:history="1">
-        <w:r>
-          <w:rPr>
-            <w:rStyle w:val="Hyperlink"/>
-            <w:rFonts w:cs="David"/>
-          </w:rPr>
-          <w:t>https://docs.unity3d.com/Manual/class-Camera.html</w:t>
-        </w:r>
-      </w:hyperlink>
-      <w:r>
-        <w:rPr>
-          <w:rFonts w:cs="David" w:hint="cs"/>
-          <w:rtl/>
-        </w:rPr>
-        <w:t xml:space="preserve"> על מצלמות ביוניטי.</w:t>
-      </w:r>
-    </w:p>
-    <w:p>
-      <w:pPr>
-        <w:rPr>
-          <w:rFonts w:cs="David"/>
-          <w:rtl/>
-        </w:rPr>
-      </w:pPr>
-    </w:p>
-    <w:p>
-      <w:pPr>
-        <w:rPr>
-          <w:rFonts w:cs="David"/>
-          <w:rtl/>
-        </w:rPr>
-      </w:pPr>
-      <w:r>
-        <w:rPr>
-          <w:rFonts w:cs="David" w:hint="cs"/>
-          <w:rtl/>
-        </w:rPr>
-        <w:t>2</w:t>
-      </w:r>
-      <w:r>
-        <w:rPr>
-          <w:rFonts w:cs="David" w:hint="cs"/>
-          <w:rtl/>
-        </w:rPr>
-        <w:t xml:space="preserve">. בנו "משחק" שבו השחקן יכול לזוז בעולם דו-ממדי בעזרת מקשי </w:t>
-      </w:r>
-      <w:r>
-        <w:rPr>
-          <w:rFonts w:cs="David" w:hint="cs"/>
-          <w:rtl/>
-        </w:rPr>
-        <w:t>החיצים</w:t>
-      </w:r>
-      <w:r>
-        <w:rPr>
-          <w:rFonts w:cs="David" w:hint="cs"/>
-          <w:rtl/>
-        </w:rPr>
-        <w:t xml:space="preserve">, ובמקביל הוא רואה את המיקום שלו על מפה קטנה </w:t>
-      </w:r>
-      <w:r>
-        <w:rPr>
-          <w:rFonts w:cs="David" w:hint="cs"/>
-          <w:rtl/>
-        </w:rPr>
-        <w:t>(</w:t>
-      </w:r>
-      <w:r>
-        <w:rPr>
-          <w:rFonts w:cs="David"/>
-        </w:rPr>
-        <w:t>mini-map</w:t>
-      </w:r>
-      <w:r>
-        <w:rPr>
-          <w:rFonts w:cs="David" w:hint="cs"/>
-          <w:rtl/>
-        </w:rPr>
-        <w:t xml:space="preserve">) </w:t>
-      </w:r>
-      <w:r>
-        <w:rPr>
-          <w:rFonts w:cs="David" w:hint="cs"/>
-          <w:rtl/>
-        </w:rPr>
-        <w:t>בצד ימין למעלה.</w:t>
-      </w:r>
-    </w:p>
-    <w:p>
-      <w:pPr>
-        <w:rPr>
-          <w:rFonts w:cs="David"/>
-          <w:rtl/>
-        </w:rPr>
-      </w:pPr>
-    </w:p>
-    <w:p>
-      <w:pPr>
-        <w:pStyle w:val="BodyText"/>
-        <w:rPr>
-          <w:rFonts w:cs="David"/>
-          <w:rtl/>
-        </w:rPr>
-      </w:pPr>
-      <w:r>
-        <w:rPr>
-          <w:rFonts w:cs="David" w:hint="cs"/>
-          <w:rtl/>
-        </w:rPr>
-        <w:t xml:space="preserve">3. </w:t>
-      </w:r>
-      <w:proofErr w:type="spellStart"/>
-      <w:r>
-        <w:rPr>
-          <w:rFonts w:cs="David" w:hint="cs"/>
-          <w:rtl/>
-        </w:rPr>
-        <w:t>בטאב</w:t>
-      </w:r>
-      <w:proofErr w:type="spellEnd"/>
-      <w:r>
-        <w:rPr>
-          <w:rFonts w:cs="David" w:hint="cs"/>
-          <w:rtl/>
-        </w:rPr>
-        <w:t xml:space="preserve"> ה"</w:t>
-      </w:r>
-      <w:r>
-        <w:rPr>
-          <w:rFonts w:cs="David"/>
-        </w:rPr>
-        <w:t>Simulator</w:t>
-      </w:r>
-      <w:r>
-        <w:rPr>
-          <w:rFonts w:cs="David" w:hint="cs"/>
-          <w:rtl/>
-        </w:rPr>
-        <w:t xml:space="preserve">" של עורך יוניטי, אפשר ללחוץ על הכפתור </w:t>
-      </w:r>
-      <w:r>
-        <w:rPr>
-          <w:rFonts w:cs="David"/>
-        </w:rPr>
-        <w:t>Rotate</w:t>
-      </w:r>
-      <w:r>
-        <w:rPr>
-          <w:rFonts w:cs="David" w:hint="cs"/>
-          <w:rtl/>
-        </w:rPr>
-        <w:t xml:space="preserve"> כדי לסובב את הסימולטור, וכך לדמות מצב שהשחקן מסובב את הטלפון שלו ממצב אופקי לאנכי ולהיפך. שימו לב, שכאשר אתם מסובבים את הסימולטור למצב אנכי, כל העצמים בסצנה נראים גדולים יותר. </w:t>
-      </w:r>
-    </w:p>
-    <w:p>
-      <w:pPr>
-        <w:pStyle w:val="BodyText"/>
-        <w:numPr>
-          <w:ilvl w:val="0"/>
-          <w:numId w:val="6"/>
-        </w:numPr>
-        <w:rPr>
-          <w:rFonts w:cs="David"/>
-        </w:rPr>
-      </w:pPr>
-      <w:r>
-        <w:rPr>
-          <w:rFonts w:cs="David" w:hint="cs"/>
-          <w:rtl/>
-        </w:rPr>
-        <w:t xml:space="preserve">א. </w:t>
-      </w:r>
-      <w:r>
-        <w:rPr>
-          <w:rFonts w:cs="David" w:hint="cs"/>
-          <w:rtl/>
-        </w:rPr>
-        <w:t>הסבירו מדוע (רמז:</w:t>
-      </w:r>
-      <w:r>
-        <w:rPr>
-          <w:rFonts w:cs="David"/>
-        </w:rPr>
-        <w:t xml:space="preserve"> </w:t>
-      </w:r>
-      <w:r>
-        <w:rPr>
-          <w:rFonts w:cs="David" w:hint="cs"/>
-          <w:rtl/>
-        </w:rPr>
-        <w:t xml:space="preserve">זה קשור לתכונה </w:t>
-      </w:r>
-      <w:r>
-        <w:rPr>
-          <w:rFonts w:cs="David"/>
-        </w:rPr>
-        <w:t>Size</w:t>
-      </w:r>
-      <w:r>
-        <w:rPr>
-          <w:rFonts w:cs="David" w:hint="cs"/>
-          <w:rtl/>
-        </w:rPr>
-        <w:t xml:space="preserve"> של המצלמה). </w:t>
-      </w:r>
-    </w:p>
-    <w:p>
-      <w:pPr>
-        <w:pStyle w:val="BodyText"/>
-        <w:numPr>
-          <w:ilvl w:val="0"/>
-          <w:numId w:val="6"/>
-        </w:numPr>
-        <w:rPr>
-          <w:rFonts w:cs="David"/>
-          <w:rtl/>
-        </w:rPr>
-      </w:pPr>
-      <w:r>
-        <w:rPr>
-          <w:rFonts w:cs="David" w:hint="cs"/>
-          <w:rtl/>
-        </w:rPr>
-        <w:t>ב. כתבו רכיב שיפתור את הבעיה</w:t>
-      </w:r>
-      <w:r>
-        <w:rPr>
-          <w:rFonts w:cs="David" w:hint="cs"/>
-          <w:rtl/>
-        </w:rPr>
-        <w:t>, ויוודא שכל העצמים ייראו באותו גודל כשמסובבים את הטלפון</w:t>
-      </w:r>
-      <w:r>
-        <w:rPr>
-          <w:rFonts w:cs="David" w:hint="cs"/>
-          <w:rtl/>
-        </w:rPr>
-        <w:t xml:space="preserve"> (רמז:</w:t>
-      </w:r>
-      <w:r>
-        <w:rPr>
-          <w:rFonts w:cs="David"/>
-        </w:rPr>
-        <w:t xml:space="preserve"> </w:t>
-      </w:r>
-      <w:r>
-        <w:rPr>
-          <w:rFonts w:cs="David" w:hint="cs"/>
-          <w:rtl/>
-        </w:rPr>
-        <w:t>כתבו סקריפט שמשנה את ה</w:t>
-      </w:r>
-      <w:r>
-        <w:rPr>
-          <w:rFonts w:cs="David" w:hint="cs"/>
-          <w:rtl/>
-        </w:rPr>
-        <w:t>שדה</w:t>
-      </w:r>
-      <w:r>
-        <w:rPr>
-          <w:rFonts w:cs="David" w:hint="cs"/>
-          <w:rtl/>
-        </w:rPr>
-        <w:t xml:space="preserve"> </w:t>
-      </w:r>
-      <w:proofErr w:type="spellStart"/>
-      <w:r>
-        <w:rPr>
-          <w:rFonts w:cs="David"/>
-        </w:rPr>
-        <w:t>orthographicSize</w:t>
-      </w:r>
-      <w:proofErr w:type="spellEnd"/>
-      <w:r>
-        <w:rPr>
-          <w:rFonts w:cs="David"/>
-        </w:rPr>
-        <w:t xml:space="preserve"> </w:t>
-      </w:r>
-      <w:r>
-        <w:rPr>
-          <w:rFonts w:cs="David" w:hint="cs"/>
-          <w:rtl/>
-        </w:rPr>
-        <w:t xml:space="preserve"> של המצלמה</w:t>
-      </w:r>
-      <w:r>
-        <w:rPr>
-          <w:rFonts w:cs="David" w:hint="cs"/>
-          <w:rtl/>
-        </w:rPr>
-        <w:t>. אין לשנות את שאר העצמים</w:t>
-      </w:r>
-      <w:r>
-        <w:rPr>
-          <w:rFonts w:cs="David" w:hint="cs"/>
-          <w:rtl/>
-        </w:rPr>
-        <w:t xml:space="preserve"> במשחק</w:t>
-      </w:r>
-      <w:r>
-        <w:rPr>
-          <w:rFonts w:cs="David" w:hint="cs"/>
-          <w:rtl/>
-        </w:rPr>
-        <w:t>).</w:t>
-      </w:r>
-    </w:p>
-    <w:p>
-      <w:pPr>
-        <w:pStyle w:val="BodyText"/>
-        <w:rPr>
-          <w:rFonts w:ascii="David" w:hAnsi="David" w:cs="David"/>
-          <w:color w:val="00B050"/>
-        </w:rPr>
-      </w:pPr>
-      <w:r>
-        <w:rPr>
-          <w:rFonts w:ascii="David" w:hAnsi="David" w:cs="David" w:hint="cs"/>
-          <w:b/>
-          <w:bCs/>
-          <w:color w:val="00B050"/>
-          <w:rtl/>
-        </w:rPr>
-        <w:t>הגשה</w:t>
-      </w:r>
-      <w:r>
-        <w:rPr>
-          <w:rFonts w:ascii="David" w:hAnsi="David" w:cs="David" w:hint="cs"/>
-          <w:color w:val="00B050"/>
-          <w:rtl/>
-        </w:rPr>
-        <w:t xml:space="preserve">: </w:t>
-      </w:r>
-    </w:p>
-    <w:p>
-      <w:pPr>
-        <w:pStyle w:val="BodyText"/>
-        <w:numPr>
-          <w:ilvl w:val="0"/>
-          <w:numId w:val="2"/>
-        </w:numPr>
-        <w:rPr>
-          <w:rFonts w:cs="David"/>
-          <w:color w:val="00B050"/>
-          <w:rtl/>
-        </w:rPr>
-      </w:pPr>
-      <w:r>
-        <w:rPr>
-          <w:rFonts w:cs="David" w:hint="cs"/>
-          <w:color w:val="00B050"/>
-          <w:rtl/>
-        </w:rPr>
-        <w:t>בכל השאלות אין צורך לבנות משחק מלא, אלא רק "משחק" מינימלי המדגים את פעולת המצלמה.</w:t>
-      </w:r>
-    </w:p>
-    <w:p>
-      <w:pPr>
-        <w:pStyle w:val="BodyText"/>
-        <w:numPr>
-          <w:ilvl w:val="0"/>
-          <w:numId w:val="2"/>
-        </w:numPr>
-        <w:rPr>
-          <w:rFonts w:cs="David"/>
-          <w:color w:val="00B050"/>
-        </w:rPr>
-      </w:pPr>
-      <w:r>
-        <w:rPr>
-          <w:rFonts w:ascii="David" w:hAnsi="David" w:cs="David" w:hint="cs"/>
-          <w:color w:val="00B050"/>
-          <w:rtl/>
-        </w:rPr>
-        <w:t xml:space="preserve">בשאלה זו </w:t>
-      </w:r>
-      <w:r>
-        <w:rPr>
-          <w:rFonts w:ascii="David" w:hAnsi="David" w:cs="David" w:hint="cs"/>
-          <w:color w:val="00B050"/>
-          <w:rtl/>
-        </w:rPr>
-        <w:t xml:space="preserve">יהיה לכם נוח יותר לכתוב </w:t>
-      </w:r>
-      <w:r>
-        <w:rPr>
-          <w:rFonts w:ascii="David" w:hAnsi="David" w:cs="David" w:hint="cs"/>
-          <w:color w:val="00B050"/>
-          <w:rtl/>
-        </w:rPr>
-        <w:t xml:space="preserve">פרויקט </w:t>
-      </w:r>
-      <w:r>
-        <w:rPr>
-          <w:rFonts w:ascii="David" w:hAnsi="David" w:cs="David" w:hint="cs"/>
-          <w:color w:val="00B050"/>
-          <w:rtl/>
-        </w:rPr>
-        <w:t xml:space="preserve">נפרד עבור כל </w:t>
-      </w:r>
-      <w:r>
-        <w:rPr>
-          <w:rFonts w:ascii="David" w:hAnsi="David" w:cs="David" w:hint="cs"/>
-          <w:color w:val="00B050"/>
-          <w:rtl/>
-        </w:rPr>
-        <w:t>סעיף. אבל אפשר גם לכתוב משחק אחד המשלב את שני הסעיפים.</w:t>
-      </w:r>
-    </w:p>
-    <w:p>
-      <w:pPr>
-        <w:pStyle w:val="BodyText"/>
-        <w:numPr>
-          <w:ilvl w:val="0"/>
-          <w:numId w:val="2"/>
-        </w:numPr>
-        <w:rPr>
-          <w:rFonts w:ascii="David" w:hAnsi="David" w:cs="David"/>
-          <w:rtl/>
-        </w:rPr>
-      </w:pPr>
-      <w:r>
-        <w:rPr>
-          <w:rFonts w:ascii="David" w:hAnsi="David" w:cs="David" w:hint="cs"/>
-          <w:color w:val="00B050"/>
-          <w:rtl/>
-        </w:rPr>
-        <w:t xml:space="preserve">העלו </w:t>
-      </w:r>
-      <w:r>
-        <w:rPr>
-          <w:rFonts w:ascii="David" w:hAnsi="David" w:cs="David" w:hint="cs"/>
-          <w:color w:val="00B050"/>
-          <w:rtl/>
-        </w:rPr>
-        <w:t>לגיטהאב ו</w:t>
-      </w:r>
-      <w:r>
-        <w:rPr>
-          <w:rFonts w:ascii="David" w:hAnsi="David" w:cs="David" w:hint="cs"/>
-          <w:color w:val="00B050"/>
-          <w:rtl/>
-        </w:rPr>
-        <w:t xml:space="preserve">לאתר </w:t>
-      </w:r>
-      <w:r>
-        <w:rPr>
-          <w:rFonts w:ascii="David" w:hAnsi="David" w:cs="David"/>
-          <w:color w:val="00B050"/>
-        </w:rPr>
-        <w:t>itch.io</w:t>
-      </w:r>
-      <w:r>
-        <w:rPr>
-          <w:rFonts w:ascii="David" w:hAnsi="David" w:cs="David" w:hint="cs"/>
-          <w:color w:val="00B050"/>
-          <w:rtl/>
-        </w:rPr>
-        <w:t xml:space="preserve"> </w:t>
-      </w:r>
-      <w:r>
-        <w:rPr>
-          <w:rFonts w:ascii="David" w:hAnsi="David" w:cs="David" w:hint="cs"/>
-          <w:color w:val="00B050"/>
-          <w:rtl/>
-        </w:rPr>
-        <w:t xml:space="preserve">את </w:t>
-      </w:r>
-      <w:r>
-        <w:rPr>
-          <w:rFonts w:ascii="David" w:hAnsi="David" w:cs="David" w:hint="cs"/>
-          <w:color w:val="00B050"/>
-          <w:rtl/>
-        </w:rPr>
-        <w:t>הפרויקט</w:t>
-      </w:r>
-      <w:r>
-        <w:rPr>
-          <w:rFonts w:ascii="David" w:hAnsi="David" w:cs="David" w:hint="cs"/>
-          <w:color w:val="00B050"/>
-          <w:rtl/>
-        </w:rPr>
-        <w:t>/</w:t>
-      </w:r>
-      <w:r>
-        <w:rPr>
-          <w:rFonts w:ascii="David" w:hAnsi="David" w:cs="David" w:hint="cs"/>
-          <w:color w:val="00B050"/>
-          <w:rtl/>
-        </w:rPr>
-        <w:t xml:space="preserve">ים </w:t>
-      </w:r>
-      <w:r>
-        <w:rPr>
-          <w:rFonts w:ascii="David" w:hAnsi="David" w:cs="David" w:hint="cs"/>
-          <w:color w:val="00B050"/>
-          <w:rtl/>
-        </w:rPr>
-        <w:t>שכתבתם</w:t>
-      </w:r>
-      <w:r>
-        <w:rPr>
-          <w:rFonts w:ascii="David" w:hAnsi="David" w:cs="David" w:hint="cs"/>
-          <w:color w:val="00B050"/>
-          <w:rtl/>
-        </w:rPr>
-        <w:t>.</w:t>
+          <w:kern w:val="3"/>
+          <w:rtl/>
+        </w:rPr>
+        <w:t>הצגת מסקנות ותובנות:</w:t>
+      </w:r>
+      <w:r>
+        <w:rPr>
+          <w:rFonts w:ascii="Liberation Serif" w:hAnsi="Liberation Serif"/>
+          <w:kern w:val="3"/>
+          <w:rtl/>
+        </w:rPr>
+        <w:t xml:space="preserve"> האם הדוח לא רק מציג מידע גולמי אלא גם מספק תובנות, למשל, מה המשמעות של הנתונים, מה ממליץ הצוות לעשות (להמשיך עם הרעיון, לשנות כיוון, למקד לקהל אחר וכו'.....) בהתבסס על המחקר?</w:t>
+      </w:r>
+      <w:r>
+        <w:rPr>
+          <w:rFonts w:ascii="Liberation Serif" w:hAnsi="Liberation Serif"/>
+          <w:kern w:val="3"/>
+          <w:rtl/>
+        </w:rPr>
+        <w:br/>
+      </w:r>
+      <w:r>
+        <w:rPr>
+          <w:rFonts w:ascii="Liberation Serif" w:hAnsi="Liberation Serif"/>
+          <w:kern w:val="3"/>
+          <w:rtl/>
+        </w:rPr>
+        <w:br/>
       </w:r>
     </w:p>
     <w:sectPr>
@@ -3261,6 +3797,751 @@
     </w:lvl>
   </w:abstractNum>
   <w:abstractNum w:abstractNumId="5" w15:restartNumberingAfterBreak="0">
+    <w:nsid w:val="536A3E0B"/>
+    <w:multiLevelType w:val="multilevel"/>
+    <w:tmpl w:val="D1FEA1FE"/>
+    <w:lvl w:ilvl="0">
+      <w:start w:val="1"/>
+      <w:numFmt w:val="bullet"/>
+      <w:lvlText w:val=""/>
+      <w:lvlJc w:val="left"/>
+      <w:pPr>
+        <w:tabs>
+          <w:tab w:val="num" w:pos="720"/>
+        </w:tabs>
+        <w:ind w:left="720" w:hanging="360"/>
+      </w:pPr>
+      <w:rPr>
+        <w:rFonts w:ascii="Symbol" w:hAnsi="Symbol" w:hint="default"/>
+        <w:sz w:val="20"/>
+      </w:rPr>
+    </w:lvl>
+    <w:lvl w:ilvl="1" w:tentative="1">
+      <w:start w:val="1"/>
+      <w:numFmt w:val="bullet"/>
+      <w:lvlText w:val="o"/>
+      <w:lvlJc w:val="left"/>
+      <w:pPr>
+        <w:tabs>
+          <w:tab w:val="num" w:pos="1440"/>
+        </w:tabs>
+        <w:ind w:left="1440" w:hanging="360"/>
+      </w:pPr>
+      <w:rPr>
+        <w:rFonts w:ascii="Courier New" w:hAnsi="Courier New" w:hint="default"/>
+        <w:sz w:val="20"/>
+      </w:rPr>
+    </w:lvl>
+    <w:lvl w:ilvl="2" w:tentative="1">
+      <w:start w:val="1"/>
+      <w:numFmt w:val="bullet"/>
+      <w:lvlText w:val=""/>
+      <w:lvlJc w:val="left"/>
+      <w:pPr>
+        <w:tabs>
+          <w:tab w:val="num" w:pos="2160"/>
+        </w:tabs>
+        <w:ind w:left="2160" w:hanging="360"/>
+      </w:pPr>
+      <w:rPr>
+        <w:rFonts w:ascii="Wingdings" w:hAnsi="Wingdings" w:hint="default"/>
+        <w:sz w:val="20"/>
+      </w:rPr>
+    </w:lvl>
+    <w:lvl w:ilvl="3" w:tentative="1">
+      <w:start w:val="1"/>
+      <w:numFmt w:val="bullet"/>
+      <w:lvlText w:val=""/>
+      <w:lvlJc w:val="left"/>
+      <w:pPr>
+        <w:tabs>
+          <w:tab w:val="num" w:pos="2880"/>
+        </w:tabs>
+        <w:ind w:left="2880" w:hanging="360"/>
+      </w:pPr>
+      <w:rPr>
+        <w:rFonts w:ascii="Wingdings" w:hAnsi="Wingdings" w:hint="default"/>
+        <w:sz w:val="20"/>
+      </w:rPr>
+    </w:lvl>
+    <w:lvl w:ilvl="4" w:tentative="1">
+      <w:start w:val="1"/>
+      <w:numFmt w:val="bullet"/>
+      <w:lvlText w:val=""/>
+      <w:lvlJc w:val="left"/>
+      <w:pPr>
+        <w:tabs>
+          <w:tab w:val="num" w:pos="3600"/>
+        </w:tabs>
+        <w:ind w:left="3600" w:hanging="360"/>
+      </w:pPr>
+      <w:rPr>
+        <w:rFonts w:ascii="Wingdings" w:hAnsi="Wingdings" w:hint="default"/>
+        <w:sz w:val="20"/>
+      </w:rPr>
+    </w:lvl>
+    <w:lvl w:ilvl="5" w:tentative="1">
+      <w:start w:val="1"/>
+      <w:numFmt w:val="bullet"/>
+      <w:lvlText w:val=""/>
+      <w:lvlJc w:val="left"/>
+      <w:pPr>
+        <w:tabs>
+          <w:tab w:val="num" w:pos="4320"/>
+        </w:tabs>
+        <w:ind w:left="4320" w:hanging="360"/>
+      </w:pPr>
+      <w:rPr>
+        <w:rFonts w:ascii="Wingdings" w:hAnsi="Wingdings" w:hint="default"/>
+        <w:sz w:val="20"/>
+      </w:rPr>
+    </w:lvl>
+    <w:lvl w:ilvl="6" w:tentative="1">
+      <w:start w:val="1"/>
+      <w:numFmt w:val="bullet"/>
+      <w:lvlText w:val=""/>
+      <w:lvlJc w:val="left"/>
+      <w:pPr>
+        <w:tabs>
+          <w:tab w:val="num" w:pos="5040"/>
+        </w:tabs>
+        <w:ind w:left="5040" w:hanging="360"/>
+      </w:pPr>
+      <w:rPr>
+        <w:rFonts w:ascii="Wingdings" w:hAnsi="Wingdings" w:hint="default"/>
+        <w:sz w:val="20"/>
+      </w:rPr>
+    </w:lvl>
+    <w:lvl w:ilvl="7" w:tentative="1">
+      <w:start w:val="1"/>
+      <w:numFmt w:val="bullet"/>
+      <w:lvlText w:val=""/>
+      <w:lvlJc w:val="left"/>
+      <w:pPr>
+        <w:tabs>
+          <w:tab w:val="num" w:pos="5760"/>
+        </w:tabs>
+        <w:ind w:left="5760" w:hanging="360"/>
+      </w:pPr>
+      <w:rPr>
+        <w:rFonts w:ascii="Wingdings" w:hAnsi="Wingdings" w:hint="default"/>
+        <w:sz w:val="20"/>
+      </w:rPr>
+    </w:lvl>
+    <w:lvl w:ilvl="8" w:tentative="1">
+      <w:start w:val="1"/>
+      <w:numFmt w:val="bullet"/>
+      <w:lvlText w:val=""/>
+      <w:lvlJc w:val="left"/>
+      <w:pPr>
+        <w:tabs>
+          <w:tab w:val="num" w:pos="6480"/>
+        </w:tabs>
+        <w:ind w:left="6480" w:hanging="360"/>
+      </w:pPr>
+      <w:rPr>
+        <w:rFonts w:ascii="Wingdings" w:hAnsi="Wingdings" w:hint="default"/>
+        <w:sz w:val="20"/>
+      </w:rPr>
+    </w:lvl>
+  </w:abstractNum>
+  <w:abstractNum w:abstractNumId="6" w15:restartNumberingAfterBreak="0">
+    <w:nsid w:val="56B5269D"/>
+    <w:multiLevelType w:val="multilevel"/>
+    <w:tmpl w:val="D8C49360"/>
+    <w:lvl w:ilvl="0">
+      <w:start w:val="1"/>
+      <w:numFmt w:val="decimal"/>
+      <w:lvlText w:val="%1."/>
+      <w:lvlJc w:val="left"/>
+      <w:pPr>
+        <w:tabs>
+          <w:tab w:val="num" w:pos="720"/>
+        </w:tabs>
+        <w:ind w:left="720" w:hanging="360"/>
+      </w:pPr>
+      <w:rPr>
+        <w:rFonts w:hint="default"/>
+        <w:sz w:val="20"/>
+      </w:rPr>
+    </w:lvl>
+    <w:lvl w:ilvl="1">
+      <w:start w:val="1"/>
+      <w:numFmt w:val="bullet"/>
+      <w:lvlText w:val="o"/>
+      <w:lvlJc w:val="left"/>
+      <w:pPr>
+        <w:tabs>
+          <w:tab w:val="num" w:pos="1440"/>
+        </w:tabs>
+        <w:ind w:left="1440" w:hanging="360"/>
+      </w:pPr>
+      <w:rPr>
+        <w:rFonts w:ascii="Courier New" w:hAnsi="Courier New" w:hint="default"/>
+        <w:sz w:val="20"/>
+      </w:rPr>
+    </w:lvl>
+    <w:lvl w:ilvl="2" w:tentative="1">
+      <w:start w:val="1"/>
+      <w:numFmt w:val="bullet"/>
+      <w:lvlText w:val=""/>
+      <w:lvlJc w:val="left"/>
+      <w:pPr>
+        <w:tabs>
+          <w:tab w:val="num" w:pos="2160"/>
+        </w:tabs>
+        <w:ind w:left="2160" w:hanging="360"/>
+      </w:pPr>
+      <w:rPr>
+        <w:rFonts w:ascii="Wingdings" w:hAnsi="Wingdings" w:hint="default"/>
+        <w:sz w:val="20"/>
+      </w:rPr>
+    </w:lvl>
+    <w:lvl w:ilvl="3" w:tentative="1">
+      <w:start w:val="1"/>
+      <w:numFmt w:val="bullet"/>
+      <w:lvlText w:val=""/>
+      <w:lvlJc w:val="left"/>
+      <w:pPr>
+        <w:tabs>
+          <w:tab w:val="num" w:pos="2880"/>
+        </w:tabs>
+        <w:ind w:left="2880" w:hanging="360"/>
+      </w:pPr>
+      <w:rPr>
+        <w:rFonts w:ascii="Wingdings" w:hAnsi="Wingdings" w:hint="default"/>
+        <w:sz w:val="20"/>
+      </w:rPr>
+    </w:lvl>
+    <w:lvl w:ilvl="4" w:tentative="1">
+      <w:start w:val="1"/>
+      <w:numFmt w:val="bullet"/>
+      <w:lvlText w:val=""/>
+      <w:lvlJc w:val="left"/>
+      <w:pPr>
+        <w:tabs>
+          <w:tab w:val="num" w:pos="3600"/>
+        </w:tabs>
+        <w:ind w:left="3600" w:hanging="360"/>
+      </w:pPr>
+      <w:rPr>
+        <w:rFonts w:ascii="Wingdings" w:hAnsi="Wingdings" w:hint="default"/>
+        <w:sz w:val="20"/>
+      </w:rPr>
+    </w:lvl>
+    <w:lvl w:ilvl="5" w:tentative="1">
+      <w:start w:val="1"/>
+      <w:numFmt w:val="bullet"/>
+      <w:lvlText w:val=""/>
+      <w:lvlJc w:val="left"/>
+      <w:pPr>
+        <w:tabs>
+          <w:tab w:val="num" w:pos="4320"/>
+        </w:tabs>
+        <w:ind w:left="4320" w:hanging="360"/>
+      </w:pPr>
+      <w:rPr>
+        <w:rFonts w:ascii="Wingdings" w:hAnsi="Wingdings" w:hint="default"/>
+        <w:sz w:val="20"/>
+      </w:rPr>
+    </w:lvl>
+    <w:lvl w:ilvl="6" w:tentative="1">
+      <w:start w:val="1"/>
+      <w:numFmt w:val="bullet"/>
+      <w:lvlText w:val=""/>
+      <w:lvlJc w:val="left"/>
+      <w:pPr>
+        <w:tabs>
+          <w:tab w:val="num" w:pos="5040"/>
+        </w:tabs>
+        <w:ind w:left="5040" w:hanging="360"/>
+      </w:pPr>
+      <w:rPr>
+        <w:rFonts w:ascii="Wingdings" w:hAnsi="Wingdings" w:hint="default"/>
+        <w:sz w:val="20"/>
+      </w:rPr>
+    </w:lvl>
+    <w:lvl w:ilvl="7" w:tentative="1">
+      <w:start w:val="1"/>
+      <w:numFmt w:val="bullet"/>
+      <w:lvlText w:val=""/>
+      <w:lvlJc w:val="left"/>
+      <w:pPr>
+        <w:tabs>
+          <w:tab w:val="num" w:pos="5760"/>
+        </w:tabs>
+        <w:ind w:left="5760" w:hanging="360"/>
+      </w:pPr>
+      <w:rPr>
+        <w:rFonts w:ascii="Wingdings" w:hAnsi="Wingdings" w:hint="default"/>
+        <w:sz w:val="20"/>
+      </w:rPr>
+    </w:lvl>
+    <w:lvl w:ilvl="8" w:tentative="1">
+      <w:start w:val="1"/>
+      <w:numFmt w:val="bullet"/>
+      <w:lvlText w:val=""/>
+      <w:lvlJc w:val="left"/>
+      <w:pPr>
+        <w:tabs>
+          <w:tab w:val="num" w:pos="6480"/>
+        </w:tabs>
+        <w:ind w:left="6480" w:hanging="360"/>
+      </w:pPr>
+      <w:rPr>
+        <w:rFonts w:ascii="Wingdings" w:hAnsi="Wingdings" w:hint="default"/>
+        <w:sz w:val="20"/>
+      </w:rPr>
+    </w:lvl>
+  </w:abstractNum>
+  <w:abstractNum w:abstractNumId="7" w15:restartNumberingAfterBreak="0">
+    <w:nsid w:val="68706D55"/>
+    <w:multiLevelType w:val="multilevel"/>
+    <w:tmpl w:val="443AF072"/>
+    <w:lvl w:ilvl="0">
+      <w:start w:val="1"/>
+      <w:numFmt w:val="bullet"/>
+      <w:lvlText w:val=""/>
+      <w:lvlJc w:val="left"/>
+      <w:pPr>
+        <w:tabs>
+          <w:tab w:val="num" w:pos="720"/>
+        </w:tabs>
+        <w:ind w:left="720" w:hanging="360"/>
+      </w:pPr>
+      <w:rPr>
+        <w:rFonts w:ascii="Symbol" w:hAnsi="Symbol" w:hint="default"/>
+        <w:sz w:val="20"/>
+      </w:rPr>
+    </w:lvl>
+    <w:lvl w:ilvl="1">
+      <w:start w:val="1"/>
+      <w:numFmt w:val="bullet"/>
+      <w:lvlText w:val="o"/>
+      <w:lvlJc w:val="left"/>
+      <w:pPr>
+        <w:tabs>
+          <w:tab w:val="num" w:pos="1440"/>
+        </w:tabs>
+        <w:ind w:left="1440" w:hanging="360"/>
+      </w:pPr>
+      <w:rPr>
+        <w:rFonts w:ascii="Courier New" w:hAnsi="Courier New" w:hint="default"/>
+        <w:sz w:val="20"/>
+      </w:rPr>
+    </w:lvl>
+    <w:lvl w:ilvl="2" w:tentative="1">
+      <w:start w:val="1"/>
+      <w:numFmt w:val="bullet"/>
+      <w:lvlText w:val=""/>
+      <w:lvlJc w:val="left"/>
+      <w:pPr>
+        <w:tabs>
+          <w:tab w:val="num" w:pos="2160"/>
+        </w:tabs>
+        <w:ind w:left="2160" w:hanging="360"/>
+      </w:pPr>
+      <w:rPr>
+        <w:rFonts w:ascii="Wingdings" w:hAnsi="Wingdings" w:hint="default"/>
+        <w:sz w:val="20"/>
+      </w:rPr>
+    </w:lvl>
+    <w:lvl w:ilvl="3" w:tentative="1">
+      <w:start w:val="1"/>
+      <w:numFmt w:val="bullet"/>
+      <w:lvlText w:val=""/>
+      <w:lvlJc w:val="left"/>
+      <w:pPr>
+        <w:tabs>
+          <w:tab w:val="num" w:pos="2880"/>
+        </w:tabs>
+        <w:ind w:left="2880" w:hanging="360"/>
+      </w:pPr>
+      <w:rPr>
+        <w:rFonts w:ascii="Wingdings" w:hAnsi="Wingdings" w:hint="default"/>
+        <w:sz w:val="20"/>
+      </w:rPr>
+    </w:lvl>
+    <w:lvl w:ilvl="4" w:tentative="1">
+      <w:start w:val="1"/>
+      <w:numFmt w:val="bullet"/>
+      <w:lvlText w:val=""/>
+      <w:lvlJc w:val="left"/>
+      <w:pPr>
+        <w:tabs>
+          <w:tab w:val="num" w:pos="3600"/>
+        </w:tabs>
+        <w:ind w:left="3600" w:hanging="360"/>
+      </w:pPr>
+      <w:rPr>
+        <w:rFonts w:ascii="Wingdings" w:hAnsi="Wingdings" w:hint="default"/>
+        <w:sz w:val="20"/>
+      </w:rPr>
+    </w:lvl>
+    <w:lvl w:ilvl="5" w:tentative="1">
+      <w:start w:val="1"/>
+      <w:numFmt w:val="bullet"/>
+      <w:lvlText w:val=""/>
+      <w:lvlJc w:val="left"/>
+      <w:pPr>
+        <w:tabs>
+          <w:tab w:val="num" w:pos="4320"/>
+        </w:tabs>
+        <w:ind w:left="4320" w:hanging="360"/>
+      </w:pPr>
+      <w:rPr>
+        <w:rFonts w:ascii="Wingdings" w:hAnsi="Wingdings" w:hint="default"/>
+        <w:sz w:val="20"/>
+      </w:rPr>
+    </w:lvl>
+    <w:lvl w:ilvl="6" w:tentative="1">
+      <w:start w:val="1"/>
+      <w:numFmt w:val="bullet"/>
+      <w:lvlText w:val=""/>
+      <w:lvlJc w:val="left"/>
+      <w:pPr>
+        <w:tabs>
+          <w:tab w:val="num" w:pos="5040"/>
+        </w:tabs>
+        <w:ind w:left="5040" w:hanging="360"/>
+      </w:pPr>
+      <w:rPr>
+        <w:rFonts w:ascii="Wingdings" w:hAnsi="Wingdings" w:hint="default"/>
+        <w:sz w:val="20"/>
+      </w:rPr>
+    </w:lvl>
+    <w:lvl w:ilvl="7" w:tentative="1">
+      <w:start w:val="1"/>
+      <w:numFmt w:val="bullet"/>
+      <w:lvlText w:val=""/>
+      <w:lvlJc w:val="left"/>
+      <w:pPr>
+        <w:tabs>
+          <w:tab w:val="num" w:pos="5760"/>
+        </w:tabs>
+        <w:ind w:left="5760" w:hanging="360"/>
+      </w:pPr>
+      <w:rPr>
+        <w:rFonts w:ascii="Wingdings" w:hAnsi="Wingdings" w:hint="default"/>
+        <w:sz w:val="20"/>
+      </w:rPr>
+    </w:lvl>
+    <w:lvl w:ilvl="8" w:tentative="1">
+      <w:start w:val="1"/>
+      <w:numFmt w:val="bullet"/>
+      <w:lvlText w:val=""/>
+      <w:lvlJc w:val="left"/>
+      <w:pPr>
+        <w:tabs>
+          <w:tab w:val="num" w:pos="6480"/>
+        </w:tabs>
+        <w:ind w:left="6480" w:hanging="360"/>
+      </w:pPr>
+      <w:rPr>
+        <w:rFonts w:ascii="Wingdings" w:hAnsi="Wingdings" w:hint="default"/>
+        <w:sz w:val="20"/>
+      </w:rPr>
+    </w:lvl>
+  </w:abstractNum>
+  <w:abstractNum w:abstractNumId="8" w15:restartNumberingAfterBreak="0">
+    <w:nsid w:val="72B02582"/>
+    <w:multiLevelType w:val="multilevel"/>
+    <w:tmpl w:val="6DA0094A"/>
+    <w:lvl w:ilvl="0">
+      <w:start w:val="1"/>
+      <w:numFmt w:val="bullet"/>
+      <w:lvlText w:val=""/>
+      <w:lvlJc w:val="left"/>
+      <w:pPr>
+        <w:tabs>
+          <w:tab w:val="num" w:pos="720"/>
+        </w:tabs>
+        <w:ind w:left="720" w:hanging="360"/>
+      </w:pPr>
+      <w:rPr>
+        <w:rFonts w:ascii="Symbol" w:hAnsi="Symbol" w:hint="default"/>
+        <w:sz w:val="20"/>
+      </w:rPr>
+    </w:lvl>
+    <w:lvl w:ilvl="1" w:tentative="1">
+      <w:start w:val="1"/>
+      <w:numFmt w:val="bullet"/>
+      <w:lvlText w:val="o"/>
+      <w:lvlJc w:val="left"/>
+      <w:pPr>
+        <w:tabs>
+          <w:tab w:val="num" w:pos="1440"/>
+        </w:tabs>
+        <w:ind w:left="1440" w:hanging="360"/>
+      </w:pPr>
+      <w:rPr>
+        <w:rFonts w:ascii="Courier New" w:hAnsi="Courier New" w:hint="default"/>
+        <w:sz w:val="20"/>
+      </w:rPr>
+    </w:lvl>
+    <w:lvl w:ilvl="2" w:tentative="1">
+      <w:start w:val="1"/>
+      <w:numFmt w:val="bullet"/>
+      <w:lvlText w:val=""/>
+      <w:lvlJc w:val="left"/>
+      <w:pPr>
+        <w:tabs>
+          <w:tab w:val="num" w:pos="2160"/>
+        </w:tabs>
+        <w:ind w:left="2160" w:hanging="360"/>
+      </w:pPr>
+      <w:rPr>
+        <w:rFonts w:ascii="Wingdings" w:hAnsi="Wingdings" w:hint="default"/>
+        <w:sz w:val="20"/>
+      </w:rPr>
+    </w:lvl>
+    <w:lvl w:ilvl="3" w:tentative="1">
+      <w:start w:val="1"/>
+      <w:numFmt w:val="bullet"/>
+      <w:lvlText w:val=""/>
+      <w:lvlJc w:val="left"/>
+      <w:pPr>
+        <w:tabs>
+          <w:tab w:val="num" w:pos="2880"/>
+        </w:tabs>
+        <w:ind w:left="2880" w:hanging="360"/>
+      </w:pPr>
+      <w:rPr>
+        <w:rFonts w:ascii="Wingdings" w:hAnsi="Wingdings" w:hint="default"/>
+        <w:sz w:val="20"/>
+      </w:rPr>
+    </w:lvl>
+    <w:lvl w:ilvl="4" w:tentative="1">
+      <w:start w:val="1"/>
+      <w:numFmt w:val="bullet"/>
+      <w:lvlText w:val=""/>
+      <w:lvlJc w:val="left"/>
+      <w:pPr>
+        <w:tabs>
+          <w:tab w:val="num" w:pos="3600"/>
+        </w:tabs>
+        <w:ind w:left="3600" w:hanging="360"/>
+      </w:pPr>
+      <w:rPr>
+        <w:rFonts w:ascii="Wingdings" w:hAnsi="Wingdings" w:hint="default"/>
+        <w:sz w:val="20"/>
+      </w:rPr>
+    </w:lvl>
+    <w:lvl w:ilvl="5" w:tentative="1">
+      <w:start w:val="1"/>
+      <w:numFmt w:val="bullet"/>
+      <w:lvlText w:val=""/>
+      <w:lvlJc w:val="left"/>
+      <w:pPr>
+        <w:tabs>
+          <w:tab w:val="num" w:pos="4320"/>
+        </w:tabs>
+        <w:ind w:left="4320" w:hanging="360"/>
+      </w:pPr>
+      <w:rPr>
+        <w:rFonts w:ascii="Wingdings" w:hAnsi="Wingdings" w:hint="default"/>
+        <w:sz w:val="20"/>
+      </w:rPr>
+    </w:lvl>
+    <w:lvl w:ilvl="6" w:tentative="1">
+      <w:start w:val="1"/>
+      <w:numFmt w:val="bullet"/>
+      <w:lvlText w:val=""/>
+      <w:lvlJc w:val="left"/>
+      <w:pPr>
+        <w:tabs>
+          <w:tab w:val="num" w:pos="5040"/>
+        </w:tabs>
+        <w:ind w:left="5040" w:hanging="360"/>
+      </w:pPr>
+      <w:rPr>
+        <w:rFonts w:ascii="Wingdings" w:hAnsi="Wingdings" w:hint="default"/>
+        <w:sz w:val="20"/>
+      </w:rPr>
+    </w:lvl>
+    <w:lvl w:ilvl="7" w:tentative="1">
+      <w:start w:val="1"/>
+      <w:numFmt w:val="bullet"/>
+      <w:lvlText w:val=""/>
+      <w:lvlJc w:val="left"/>
+      <w:pPr>
+        <w:tabs>
+          <w:tab w:val="num" w:pos="5760"/>
+        </w:tabs>
+        <w:ind w:left="5760" w:hanging="360"/>
+      </w:pPr>
+      <w:rPr>
+        <w:rFonts w:ascii="Wingdings" w:hAnsi="Wingdings" w:hint="default"/>
+        <w:sz w:val="20"/>
+      </w:rPr>
+    </w:lvl>
+    <w:lvl w:ilvl="8" w:tentative="1">
+      <w:start w:val="1"/>
+      <w:numFmt w:val="bullet"/>
+      <w:lvlText w:val=""/>
+      <w:lvlJc w:val="left"/>
+      <w:pPr>
+        <w:tabs>
+          <w:tab w:val="num" w:pos="6480"/>
+        </w:tabs>
+        <w:ind w:left="6480" w:hanging="360"/>
+      </w:pPr>
+      <w:rPr>
+        <w:rFonts w:ascii="Wingdings" w:hAnsi="Wingdings" w:hint="default"/>
+        <w:sz w:val="20"/>
+      </w:rPr>
+    </w:lvl>
+  </w:abstractNum>
+  <w:abstractNum w:abstractNumId="9" w15:restartNumberingAfterBreak="0">
+    <w:nsid w:val="7A4A320F"/>
+    <w:multiLevelType w:val="multilevel"/>
+    <w:tmpl w:val="34669994"/>
+    <w:lvl w:ilvl="0">
+      <w:start w:val="1"/>
+      <w:numFmt w:val="bullet"/>
+      <w:lvlText w:val=""/>
+      <w:lvlJc w:val="left"/>
+      <w:pPr>
+        <w:tabs>
+          <w:tab w:val="num" w:pos="720"/>
+        </w:tabs>
+        <w:ind w:left="720" w:hanging="360"/>
+      </w:pPr>
+      <w:rPr>
+        <w:rFonts w:ascii="Symbol" w:hAnsi="Symbol" w:hint="default"/>
+        <w:sz w:val="20"/>
+      </w:rPr>
+    </w:lvl>
+    <w:lvl w:ilvl="1" w:tentative="1">
+      <w:start w:val="1"/>
+      <w:numFmt w:val="bullet"/>
+      <w:lvlText w:val="o"/>
+      <w:lvlJc w:val="left"/>
+      <w:pPr>
+        <w:tabs>
+          <w:tab w:val="num" w:pos="1440"/>
+        </w:tabs>
+        <w:ind w:left="1440" w:hanging="360"/>
+      </w:pPr>
+      <w:rPr>
+        <w:rFonts w:ascii="Courier New" w:hAnsi="Courier New" w:hint="default"/>
+        <w:sz w:val="20"/>
+      </w:rPr>
+    </w:lvl>
+    <w:lvl w:ilvl="2" w:tentative="1">
+      <w:start w:val="1"/>
+      <w:numFmt w:val="bullet"/>
+      <w:lvlText w:val=""/>
+      <w:lvlJc w:val="left"/>
+      <w:pPr>
+        <w:tabs>
+          <w:tab w:val="num" w:pos="2160"/>
+        </w:tabs>
+        <w:ind w:left="2160" w:hanging="360"/>
+      </w:pPr>
+      <w:rPr>
+        <w:rFonts w:ascii="Wingdings" w:hAnsi="Wingdings" w:hint="default"/>
+        <w:sz w:val="20"/>
+      </w:rPr>
+    </w:lvl>
+    <w:lvl w:ilvl="3" w:tentative="1">
+      <w:start w:val="1"/>
+      <w:numFmt w:val="bullet"/>
+      <w:lvlText w:val=""/>
+      <w:lvlJc w:val="left"/>
+      <w:pPr>
+        <w:tabs>
+          <w:tab w:val="num" w:pos="2880"/>
+        </w:tabs>
+        <w:ind w:left="2880" w:hanging="360"/>
+      </w:pPr>
+      <w:rPr>
+        <w:rFonts w:ascii="Wingdings" w:hAnsi="Wingdings" w:hint="default"/>
+        <w:sz w:val="20"/>
+      </w:rPr>
+    </w:lvl>
+    <w:lvl w:ilvl="4" w:tentative="1">
+      <w:start w:val="1"/>
+      <w:numFmt w:val="bullet"/>
+      <w:lvlText w:val=""/>
+      <w:lvlJc w:val="left"/>
+      <w:pPr>
+        <w:tabs>
+          <w:tab w:val="num" w:pos="3600"/>
+        </w:tabs>
+        <w:ind w:left="3600" w:hanging="360"/>
+      </w:pPr>
+      <w:rPr>
+        <w:rFonts w:ascii="Wingdings" w:hAnsi="Wingdings" w:hint="default"/>
+        <w:sz w:val="20"/>
+      </w:rPr>
+    </w:lvl>
+    <w:lvl w:ilvl="5" w:tentative="1">
+      <w:start w:val="1"/>
+      <w:numFmt w:val="bullet"/>
+      <w:lvlText w:val=""/>
+      <w:lvlJc w:val="left"/>
+      <w:pPr>
+        <w:tabs>
+          <w:tab w:val="num" w:pos="4320"/>
+        </w:tabs>
+        <w:ind w:left="4320" w:hanging="360"/>
+      </w:pPr>
+      <w:rPr>
+        <w:rFonts w:ascii="Wingdings" w:hAnsi="Wingdings" w:hint="default"/>
+        <w:sz w:val="20"/>
+      </w:rPr>
+    </w:lvl>
+    <w:lvl w:ilvl="6" w:tentative="1">
+      <w:start w:val="1"/>
+      <w:numFmt w:val="bullet"/>
+      <w:lvlText w:val=""/>
+      <w:lvlJc w:val="left"/>
+      <w:pPr>
+        <w:tabs>
+          <w:tab w:val="num" w:pos="5040"/>
+        </w:tabs>
+        <w:ind w:left="5040" w:hanging="360"/>
+      </w:pPr>
+      <w:rPr>
+        <w:rFonts w:ascii="Wingdings" w:hAnsi="Wingdings" w:hint="default"/>
+        <w:sz w:val="20"/>
+      </w:rPr>
+    </w:lvl>
+    <w:lvl w:ilvl="7" w:tentative="1">
+      <w:start w:val="1"/>
+      <w:numFmt w:val="bullet"/>
+      <w:lvlText w:val=""/>
+      <w:lvlJc w:val="left"/>
+      <w:pPr>
+        <w:tabs>
+          <w:tab w:val="num" w:pos="5760"/>
+        </w:tabs>
+        <w:ind w:left="5760" w:hanging="360"/>
+      </w:pPr>
+      <w:rPr>
+        <w:rFonts w:ascii="Wingdings" w:hAnsi="Wingdings" w:hint="default"/>
+        <w:sz w:val="20"/>
+      </w:rPr>
+    </w:lvl>
+    <w:lvl w:ilvl="8" w:tentative="1">
+      <w:start w:val="1"/>
+      <w:numFmt w:val="bullet"/>
+      <w:lvlText w:val=""/>
+      <w:lvlJc w:val="left"/>
+      <w:pPr>
+        <w:tabs>
+          <w:tab w:val="num" w:pos="6480"/>
+        </w:tabs>
+        <w:ind w:left="6480" w:hanging="360"/>
+      </w:pPr>
+      <w:rPr>
+        <w:rFonts w:ascii="Wingdings" w:hAnsi="Wingdings" w:hint="default"/>
+        <w:sz w:val="20"/>
+      </w:rPr>
+    </w:lvl>
+  </w:abstractNum>
+  <w:abstractNum w:abstractNumId="10" w15:restartNumberingAfterBreak="0">
     <w:nsid w:val="7AB13A69"/>
     <w:multiLevelType w:val="hybridMultilevel"/>
     <w:tmpl w:val="8A24FB2C"/>
@@ -3380,7 +4661,7 @@
     <w:abstractNumId w:val="4"/>
   </w:num>
   <w:num w:numId="3" w16cid:durableId="676421424">
-    <w:abstractNumId w:val="5"/>
+    <w:abstractNumId w:val="10"/>
   </w:num>
   <w:num w:numId="4" w16cid:durableId="2040856699">
     <w:abstractNumId w:val="2"/>
@@ -3390,6 +4671,21 @@
   </w:num>
   <w:num w:numId="6" w16cid:durableId="783812684">
     <w:abstractNumId w:val="0"/>
+  </w:num>
+  <w:num w:numId="7" w16cid:durableId="573781645">
+    <w:abstractNumId w:val="9"/>
+  </w:num>
+  <w:num w:numId="8" w16cid:durableId="1890417814">
+    <w:abstractNumId w:val="8"/>
+  </w:num>
+  <w:num w:numId="9" w16cid:durableId="1231699536">
+    <w:abstractNumId w:val="6"/>
+  </w:num>
+  <w:num w:numId="10" w16cid:durableId="54009720">
+    <w:abstractNumId w:val="5"/>
+  </w:num>
+  <w:num w:numId="11" w16cid:durableId="1961373482">
+    <w:abstractNumId w:val="7"/>
   </w:num>
 </w:numbering>
 </file>
@@ -3846,7 +5142,6 @@
   <w:style w:type="character" w:default="1" w:styleId="DefaultParagraphFont">
     <w:name w:val="Default Paragraph Font"/>
     <w:uiPriority w:val="1"/>
-    <w:semiHidden/>
     <w:unhideWhenUsed/>
   </w:style>
   <w:style w:type="table" w:default="1" w:styleId="TableNormal">
